--- a/media/plantillas/DC-3-Plantilla.docx
+++ b/media/plantillas/DC-3-Plantilla.docx
@@ -1,6 +1,6 @@
 
 <file path=word/document.xml><?xml version="1.0" encoding="utf-8"?>
-<w:document xmlns:wpc="http://schemas.microsoft.com/office/word/2010/wordprocessingCanvas" xmlns:mc="http://schemas.openxmlformats.org/markup-compatibility/2006" xmlns:o="urn:schemas-microsoft-com:office:office" xmlns:r="http://schemas.openxmlformats.org/officeDocument/2006/relationships" xmlns:m="http://schemas.openxmlformats.org/officeDocument/2006/math" xmlns:v="urn:schemas-microsoft-com:vml" xmlns:wp14="http://schemas.microsoft.com/office/word/2010/wordprocessingDrawing" xmlns:wp="http://schemas.openxmlformats.org/drawingml/2006/wordprocessingDrawing" xmlns:w10="urn:schemas-microsoft-com:office:word" xmlns:w="http://schemas.openxmlformats.org/wordprocessingml/2006/main" xmlns:w14="http://schemas.microsoft.com/office/word/2010/wordml" xmlns:w15="http://schemas.microsoft.com/office/word/2012/wordml" xmlns:wpg="http://schemas.microsoft.com/office/word/2010/wordprocessingGroup" xmlns:wpi="http://schemas.microsoft.com/office/word/2010/wordprocessingInk" xmlns:wne="http://schemas.microsoft.com/office/word/2006/wordml" xmlns:wps="http://schemas.microsoft.com/office/word/2010/wordprocessingShape" mc:Ignorable="w14 w15 wp14">
+<w:document xmlns:wpc="http://schemas.microsoft.com/office/word/2010/wordprocessingCanvas" xmlns:cx="http://schemas.microsoft.com/office/drawing/2014/chartex" xmlns:cx1="http://schemas.microsoft.com/office/drawing/2015/9/8/chartex" xmlns:cx2="http://schemas.microsoft.com/office/drawing/2015/10/21/chartex" xmlns:cx3="http://schemas.microsoft.com/office/drawing/2016/5/9/chartex" xmlns:cx4="http://schemas.microsoft.com/office/drawing/2016/5/10/chartex" xmlns:cx5="http://schemas.microsoft.com/office/drawing/2016/5/11/chartex" xmlns:cx6="http://schemas.microsoft.com/office/drawing/2016/5/12/chartex" xmlns:cx7="http://schemas.microsoft.com/office/drawing/2016/5/13/chartex" xmlns:cx8="http://schemas.microsoft.com/office/drawing/2016/5/14/chartex" xmlns:mc="http://schemas.openxmlformats.org/markup-compatibility/2006" xmlns:aink="http://schemas.microsoft.com/office/drawing/2016/ink" xmlns:am3d="http://schemas.microsoft.com/office/drawing/2017/model3d" xmlns:o="urn:schemas-microsoft-com:office:office" xmlns:oel="http://schemas.microsoft.com/office/2019/extlst" xmlns:r="http://schemas.openxmlformats.org/officeDocument/2006/relationships" xmlns:m="http://schemas.openxmlformats.org/officeDocument/2006/math" xmlns:v="urn:schemas-microsoft-com:vml" xmlns:wp14="http://schemas.microsoft.com/office/word/2010/wordprocessingDrawing" xmlns:wp="http://schemas.openxmlformats.org/drawingml/2006/wordprocessingDrawing" xmlns:w10="urn:schemas-microsoft-com:office:word" xmlns:w="http://schemas.openxmlformats.org/wordprocessingml/2006/main" xmlns:w14="http://schemas.microsoft.com/office/word/2010/wordml" xmlns:w15="http://schemas.microsoft.com/office/word/2012/wordml" xmlns:w16cei="http://schemas.microsoft.com/office/word/2026/wordml/cei" xmlns:w16cex="http://schemas.microsoft.com/office/word/2018/wordml/cex" xmlns:w16cid="http://schemas.microsoft.com/office/word/2016/wordml/cid" xmlns:w16="http://schemas.microsoft.com/office/word/2018/wordml" xmlns:w16du="http://schemas.microsoft.com/office/word/2023/wordml/word16du" xmlns:w16sdtdh="http://schemas.microsoft.com/office/word/2020/wordml/sdtdatahash" xmlns:w16sdtfl="http://schemas.microsoft.com/office/word/2024/wordml/sdtformatlock" xmlns:w16se="http://schemas.microsoft.com/office/word/2015/wordml/symex" xmlns:wpg="http://schemas.microsoft.com/office/word/2010/wordprocessingGroup" xmlns:wpi="http://schemas.microsoft.com/office/word/2010/wordprocessingInk" xmlns:wne="http://schemas.microsoft.com/office/word/2006/wordml" xmlns:wps="http://schemas.microsoft.com/office/word/2010/wordprocessingShape" mc:Ignorable="w14 w15 w16se w16cid w16 w16cex w16sdtdh w16sdtfl w16du wp14">
   <w:body>
     <w:p>
       <w:pPr>
@@ -307,23 +307,102 @@
               <w:rPr>
                 <w:rFonts w:ascii="Arial" w:eastAsia="Consolas" w:hAnsi="Arial" w:cs="Arial"/>
                 <w:b/>
+                <w:sz w:val="18"/>
+                <w:szCs w:val="18"/>
+              </w:rPr>
+            </w:pPr>
+            <w:r>
+              <w:rPr>
+                <w:rFonts w:ascii="Arial" w:eastAsia="Consolas" w:hAnsi="Arial" w:cs="Arial"/>
+                <w:b/>
+                <w:sz w:val="18"/>
+                <w:szCs w:val="18"/>
+                <w:lang w:val="es-MX"/>
+              </w:rPr>
+              <w:t xml:space="preserve"> </w:t>
+            </w:r>
+            <w:proofErr w:type="gramStart"/>
+            <w:r>
+              <w:rPr>
+                <w:rFonts w:ascii="Arial" w:eastAsia="Consolas" w:hAnsi="Arial" w:cs="Arial"/>
+                <w:b/>
+                <w:sz w:val="18"/>
+                <w:szCs w:val="18"/>
+              </w:rPr>
+              <w:t xml:space="preserve">{{ </w:t>
+            </w:r>
+            <w:proofErr w:type="spellStart"/>
+            <w:r>
+              <w:rPr>
+                <w:rFonts w:ascii="Arial" w:eastAsia="Consolas" w:hAnsi="Arial" w:cs="Arial"/>
+                <w:b/>
+                <w:sz w:val="18"/>
+                <w:szCs w:val="18"/>
+              </w:rPr>
+              <w:t>subarea</w:t>
+            </w:r>
+            <w:proofErr w:type="gramEnd"/>
+            <w:r>
+              <w:rPr>
+                <w:rFonts w:ascii="Arial" w:eastAsia="Consolas" w:hAnsi="Arial" w:cs="Arial"/>
+                <w:b/>
+                <w:sz w:val="18"/>
+                <w:szCs w:val="18"/>
+              </w:rPr>
+              <w:t>_</w:t>
+            </w:r>
+            <w:proofErr w:type="gramStart"/>
+            <w:r>
+              <w:rPr>
+                <w:rFonts w:ascii="Arial" w:eastAsia="Consolas" w:hAnsi="Arial" w:cs="Arial"/>
+                <w:b/>
+                <w:sz w:val="18"/>
+                <w:szCs w:val="18"/>
+              </w:rPr>
+              <w:t>laboral</w:t>
+            </w:r>
+            <w:proofErr w:type="spellEnd"/>
+            <w:r>
+              <w:rPr>
+                <w:rFonts w:ascii="Arial" w:eastAsia="Consolas" w:hAnsi="Arial" w:cs="Arial"/>
+                <w:b/>
+                <w:sz w:val="18"/>
+                <w:szCs w:val="18"/>
+              </w:rPr>
+              <w:t xml:space="preserve"> }</w:t>
+            </w:r>
+            <w:proofErr w:type="gramEnd"/>
+            <w:r>
+              <w:rPr>
+                <w:rFonts w:ascii="Arial" w:eastAsia="Consolas" w:hAnsi="Arial" w:cs="Arial"/>
+                <w:b/>
+                <w:sz w:val="18"/>
+                <w:szCs w:val="18"/>
+              </w:rPr>
+              <w:t>}</w:t>
+            </w:r>
+          </w:p>
+          <w:p>
+            <w:pPr>
+              <w:rPr>
+                <w:rFonts w:ascii="Arial" w:eastAsia="Consolas" w:hAnsi="Arial" w:cs="Arial"/>
+                <w:b/>
                 <w:sz w:val="20"/>
                 <w:szCs w:val="20"/>
-              </w:rPr>
-            </w:pPr>
-            <w:r>
-              <w:t xml:space="preserve">{{ </w:t>
-            </w:r>
-            <w:proofErr w:type="spellStart"/>
-            <w:r>
-              <w:t>ocupacion</w:t>
-            </w:r>
-            <w:proofErr w:type="spellEnd"/>
-            <w:r>
-              <w:t xml:space="preserve"> }}</w:t>
-            </w:r>
-            <w:bookmarkStart w:id="2" w:name="_GoBack"/>
-            <w:bookmarkEnd w:id="2"/>
+                <w:u w:val="single"/>
+                <w:lang w:val="es-MX"/>
+              </w:rPr>
+            </w:pPr>
+          </w:p>
+          <w:p>
+            <w:pPr>
+              <w:rPr>
+                <w:rFonts w:ascii="Arial" w:eastAsia="Consolas" w:hAnsi="Arial" w:cs="Arial"/>
+                <w:b/>
+                <w:sz w:val="20"/>
+                <w:szCs w:val="20"/>
+              </w:rPr>
+            </w:pPr>
           </w:p>
         </w:tc>
       </w:tr>
@@ -3114,25 +3193,14 @@
                 <w:szCs w:val="18"/>
               </w:rPr>
             </w:pPr>
-            <w:proofErr w:type="gramStart"/>
-            <w:r>
-              <w:rPr>
-                <w:rFonts w:ascii="Arial Narrow" w:eastAsia="Arial Narrow" w:hAnsi="Arial Narrow" w:cs="Arial Narrow"/>
-                <w:b/>
-                <w:sz w:val="18"/>
-                <w:szCs w:val="18"/>
-              </w:rPr>
-              <w:t>aquel</w:t>
-            </w:r>
-            <w:proofErr w:type="gramEnd"/>
-            <w:r>
-              <w:rPr>
-                <w:rFonts w:ascii="Arial Narrow" w:eastAsia="Arial Narrow" w:hAnsi="Arial Narrow" w:cs="Arial Narrow"/>
-                <w:b/>
-                <w:sz w:val="18"/>
-                <w:szCs w:val="18"/>
-              </w:rPr>
-              <w:t xml:space="preserve"> que no se conduce con verdad.</w:t>
+            <w:r>
+              <w:rPr>
+                <w:rFonts w:ascii="Arial Narrow" w:eastAsia="Arial Narrow" w:hAnsi="Arial Narrow" w:cs="Arial Narrow"/>
+                <w:b/>
+                <w:sz w:val="18"/>
+                <w:szCs w:val="18"/>
+              </w:rPr>
+              <w:t>aquel que no se conduce con verdad.</w:t>
             </w:r>
           </w:p>
         </w:tc>
@@ -4054,25 +4122,7 @@
           <w:sz w:val="16"/>
           <w:szCs w:val="16"/>
         </w:rPr>
-        <w:t xml:space="preserve">   Las áreas y </w:t>
-      </w:r>
-      <w:proofErr w:type="spellStart"/>
-      <w:r>
-        <w:rPr>
-          <w:rFonts w:ascii="Arial Narrow" w:eastAsia="Arial Narrow" w:hAnsi="Arial Narrow" w:cs="Arial Narrow"/>
-          <w:sz w:val="16"/>
-          <w:szCs w:val="16"/>
-        </w:rPr>
-        <w:t>subáreas</w:t>
-      </w:r>
-      <w:proofErr w:type="spellEnd"/>
-      <w:r>
-        <w:rPr>
-          <w:rFonts w:ascii="Arial Narrow" w:eastAsia="Arial Narrow" w:hAnsi="Arial Narrow" w:cs="Arial Narrow"/>
-          <w:sz w:val="16"/>
-          <w:szCs w:val="16"/>
-        </w:rPr>
-        <w:t xml:space="preserve"> ocupacionales del Catálogo Nacional de Ocupaciones se encuentran disponibles en el reverso de este formato y en la página </w:t>
+        <w:t xml:space="preserve">   Las áreas y subáreas ocupacionales del Catálogo Nacional de Ocupaciones se encuentran disponibles en el reverso de este formato y en la página </w:t>
       </w:r>
       <w:hyperlink r:id="rId6">
         <w:r>
@@ -4264,8 +4314,8 @@
 </file>
 
 <file path=word/numbering.xml><?xml version="1.0" encoding="utf-8"?>
-<w:numbering xmlns:wpc="http://schemas.microsoft.com/office/word/2010/wordprocessingCanvas" xmlns:mc="http://schemas.openxmlformats.org/markup-compatibility/2006" xmlns:o="urn:schemas-microsoft-com:office:office" xmlns:r="http://schemas.openxmlformats.org/officeDocument/2006/relationships" xmlns:m="http://schemas.openxmlformats.org/officeDocument/2006/math" xmlns:v="urn:schemas-microsoft-com:vml" xmlns:wp14="http://schemas.microsoft.com/office/word/2010/wordprocessingDrawing" xmlns:wp="http://schemas.openxmlformats.org/drawingml/2006/wordprocessingDrawing" xmlns:w10="urn:schemas-microsoft-com:office:word" xmlns:w="http://schemas.openxmlformats.org/wordprocessingml/2006/main" xmlns:w14="http://schemas.microsoft.com/office/word/2010/wordml" xmlns:w15="http://schemas.microsoft.com/office/word/2012/wordml" xmlns:wpg="http://schemas.microsoft.com/office/word/2010/wordprocessingGroup" xmlns:wpi="http://schemas.microsoft.com/office/word/2010/wordprocessingInk" xmlns:wne="http://schemas.microsoft.com/office/word/2006/wordml" xmlns:wps="http://schemas.microsoft.com/office/word/2010/wordprocessingShape" mc:Ignorable="w14 w15 wp14">
-  <w:abstractNum w:abstractNumId="0">
+<w:numbering xmlns:wpc="http://schemas.microsoft.com/office/word/2010/wordprocessingCanvas" xmlns:cx="http://schemas.microsoft.com/office/drawing/2014/chartex" xmlns:cx1="http://schemas.microsoft.com/office/drawing/2015/9/8/chartex" xmlns:cx2="http://schemas.microsoft.com/office/drawing/2015/10/21/chartex" xmlns:cx3="http://schemas.microsoft.com/office/drawing/2016/5/9/chartex" xmlns:cx4="http://schemas.microsoft.com/office/drawing/2016/5/10/chartex" xmlns:cx5="http://schemas.microsoft.com/office/drawing/2016/5/11/chartex" xmlns:cx6="http://schemas.microsoft.com/office/drawing/2016/5/12/chartex" xmlns:cx7="http://schemas.microsoft.com/office/drawing/2016/5/13/chartex" xmlns:cx8="http://schemas.microsoft.com/office/drawing/2016/5/14/chartex" xmlns:mc="http://schemas.openxmlformats.org/markup-compatibility/2006" xmlns:aink="http://schemas.microsoft.com/office/drawing/2016/ink" xmlns:am3d="http://schemas.microsoft.com/office/drawing/2017/model3d" xmlns:o="urn:schemas-microsoft-com:office:office" xmlns:oel="http://schemas.microsoft.com/office/2019/extlst" xmlns:r="http://schemas.openxmlformats.org/officeDocument/2006/relationships" xmlns:m="http://schemas.openxmlformats.org/officeDocument/2006/math" xmlns:v="urn:schemas-microsoft-com:vml" xmlns:wp14="http://schemas.microsoft.com/office/word/2010/wordprocessingDrawing" xmlns:wp="http://schemas.openxmlformats.org/drawingml/2006/wordprocessingDrawing" xmlns:w10="urn:schemas-microsoft-com:office:word" xmlns:w="http://schemas.openxmlformats.org/wordprocessingml/2006/main" xmlns:w14="http://schemas.microsoft.com/office/word/2010/wordml" xmlns:w15="http://schemas.microsoft.com/office/word/2012/wordml" xmlns:w16cei="http://schemas.microsoft.com/office/word/2026/wordml/cei" xmlns:w16cex="http://schemas.microsoft.com/office/word/2018/wordml/cex" xmlns:w16cid="http://schemas.microsoft.com/office/word/2016/wordml/cid" xmlns:w16="http://schemas.microsoft.com/office/word/2018/wordml" xmlns:w16du="http://schemas.microsoft.com/office/word/2023/wordml/word16du" xmlns:w16sdtdh="http://schemas.microsoft.com/office/word/2020/wordml/sdtdatahash" xmlns:w16sdtfl="http://schemas.microsoft.com/office/word/2024/wordml/sdtformatlock" xmlns:w16se="http://schemas.microsoft.com/office/word/2015/wordml/symex" xmlns:wpg="http://schemas.microsoft.com/office/word/2010/wordprocessingGroup" xmlns:wpi="http://schemas.microsoft.com/office/word/2010/wordprocessingInk" xmlns:wne="http://schemas.microsoft.com/office/word/2006/wordml" xmlns:wps="http://schemas.microsoft.com/office/word/2010/wordprocessingShape" mc:Ignorable="w14 w15 w16se w16cid w16 w16cex w16sdtdh w16sdtfl w16du wp14">
+  <w:abstractNum w:abstractNumId="0" w15:restartNumberingAfterBreak="0">
     <w:nsid w:val="1D2C4CB5"/>
     <w:multiLevelType w:val="multilevel"/>
     <w:tmpl w:val="DF7656B2"/>
@@ -4378,14 +4428,14 @@
       </w:pPr>
     </w:lvl>
   </w:abstractNum>
-  <w:num w:numId="1">
+  <w:num w:numId="1" w16cid:durableId="241918619">
     <w:abstractNumId w:val="0"/>
   </w:num>
 </w:numbering>
 </file>
 
 <file path=word/styles.xml><?xml version="1.0" encoding="utf-8"?>
-<w:styles xmlns:mc="http://schemas.openxmlformats.org/markup-compatibility/2006" xmlns:r="http://schemas.openxmlformats.org/officeDocument/2006/relationships" xmlns:w="http://schemas.openxmlformats.org/wordprocessingml/2006/main" xmlns:w14="http://schemas.microsoft.com/office/word/2010/wordml" xmlns:w15="http://schemas.microsoft.com/office/word/2012/wordml" mc:Ignorable="w14 w15">
+<w:styles xmlns:mc="http://schemas.openxmlformats.org/markup-compatibility/2006" xmlns:r="http://schemas.openxmlformats.org/officeDocument/2006/relationships" xmlns:w="http://schemas.openxmlformats.org/wordprocessingml/2006/main" xmlns:w14="http://schemas.microsoft.com/office/word/2010/wordml" xmlns:w15="http://schemas.microsoft.com/office/word/2012/wordml" xmlns:w16cex="http://schemas.microsoft.com/office/word/2018/wordml/cex" xmlns:w16cid="http://schemas.microsoft.com/office/word/2016/wordml/cid" xmlns:w16="http://schemas.microsoft.com/office/word/2018/wordml" xmlns:w16du="http://schemas.microsoft.com/office/word/2023/wordml/word16du" xmlns:w16sdtdh="http://schemas.microsoft.com/office/word/2020/wordml/sdtdatahash" xmlns:w16sdtfl="http://schemas.microsoft.com/office/word/2024/wordml/sdtformatlock" xmlns:w16se="http://schemas.microsoft.com/office/word/2015/wordml/symex" mc:Ignorable="w14 w15 w16se w16cid w16 w16cex w16sdtdh w16sdtfl w16du">
   <w:docDefaults>
     <w:rPrDefault>
       <w:rPr>
@@ -4397,7 +4447,7 @@
     </w:rPrDefault>
     <w:pPrDefault/>
   </w:docDefaults>
-  <w:latentStyles w:defLockedState="0" w:defUIPriority="99" w:defSemiHidden="0" w:defUnhideWhenUsed="0" w:defQFormat="0" w:count="371">
+  <w:latentStyles w:defLockedState="0" w:defUIPriority="99" w:defSemiHidden="0" w:defUnhideWhenUsed="0" w:defQFormat="0" w:count="376">
     <w:lsdException w:name="Normal" w:uiPriority="0" w:qFormat="1"/>
     <w:lsdException w:name="heading 1" w:uiPriority="9" w:qFormat="1"/>
     <w:lsdException w:name="heading 2" w:semiHidden="1" w:uiPriority="9" w:unhideWhenUsed="1" w:qFormat="1"/>
@@ -4769,6 +4819,11 @@
     <w:lsdException w:name="List Table 5 Dark Accent 6" w:uiPriority="50"/>
     <w:lsdException w:name="List Table 6 Colorful Accent 6" w:uiPriority="51"/>
     <w:lsdException w:name="List Table 7 Colorful Accent 6" w:uiPriority="52"/>
+    <w:lsdException w:name="Mention" w:semiHidden="1" w:unhideWhenUsed="1"/>
+    <w:lsdException w:name="Smart Hyperlink" w:semiHidden="1" w:unhideWhenUsed="1"/>
+    <w:lsdException w:name="Hashtag" w:semiHidden="1" w:unhideWhenUsed="1"/>
+    <w:lsdException w:name="Unresolved Mention" w:semiHidden="1" w:unhideWhenUsed="1"/>
+    <w:lsdException w:name="Smart Link" w:semiHidden="1" w:unhideWhenUsed="1"/>
   </w:latentStyles>
   <w:style w:type="paragraph" w:default="1" w:styleId="Normal">
     <w:name w:val="Normal"/>
@@ -4915,7 +4970,7 @@
       </w:tblCellMar>
     </w:tblPr>
   </w:style>
-  <w:style w:type="paragraph" w:styleId="Puesto">
+  <w:style w:type="paragraph" w:styleId="Ttulo">
     <w:name w:val="Title"/>
     <w:basedOn w:val="Normal"/>
     <w:next w:val="Normal"/>
@@ -5080,9 +5135,7 @@
       <w:tblStyleRowBandSize w:val="1"/>
       <w:tblStyleColBandSize w:val="1"/>
       <w:tblCellMar>
-        <w:top w:w="0" w:type="dxa"/>
         <w:left w:w="115" w:type="dxa"/>
-        <w:bottom w:w="0" w:type="dxa"/>
         <w:right w:w="115" w:type="dxa"/>
       </w:tblCellMar>
     </w:tblPr>
@@ -5093,9 +5146,7 @@
       <w:tblStyleRowBandSize w:val="1"/>
       <w:tblStyleColBandSize w:val="1"/>
       <w:tblCellMar>
-        <w:top w:w="0" w:type="dxa"/>
         <w:left w:w="70" w:type="dxa"/>
-        <w:bottom w:w="0" w:type="dxa"/>
         <w:right w:w="70" w:type="dxa"/>
       </w:tblCellMar>
     </w:tblPr>
@@ -5106,9 +5157,7 @@
       <w:tblStyleRowBandSize w:val="1"/>
       <w:tblStyleColBandSize w:val="1"/>
       <w:tblCellMar>
-        <w:top w:w="0" w:type="dxa"/>
         <w:left w:w="70" w:type="dxa"/>
-        <w:bottom w:w="0" w:type="dxa"/>
         <w:right w:w="70" w:type="dxa"/>
       </w:tblCellMar>
     </w:tblPr>
@@ -5119,9 +5168,7 @@
       <w:tblStyleRowBandSize w:val="1"/>
       <w:tblStyleColBandSize w:val="1"/>
       <w:tblCellMar>
-        <w:top w:w="0" w:type="dxa"/>
         <w:left w:w="70" w:type="dxa"/>
-        <w:bottom w:w="0" w:type="dxa"/>
         <w:right w:w="70" w:type="dxa"/>
       </w:tblCellMar>
     </w:tblPr>
@@ -5132,9 +5179,7 @@
       <w:tblStyleRowBandSize w:val="1"/>
       <w:tblStyleColBandSize w:val="1"/>
       <w:tblCellMar>
-        <w:top w:w="0" w:type="dxa"/>
         <w:left w:w="70" w:type="dxa"/>
-        <w:bottom w:w="0" w:type="dxa"/>
         <w:right w:w="70" w:type="dxa"/>
       </w:tblCellMar>
     </w:tblPr>
@@ -5145,9 +5190,7 @@
       <w:tblStyleRowBandSize w:val="1"/>
       <w:tblStyleColBandSize w:val="1"/>
       <w:tblCellMar>
-        <w:top w:w="0" w:type="dxa"/>
         <w:left w:w="115" w:type="dxa"/>
-        <w:bottom w:w="0" w:type="dxa"/>
         <w:right w:w="115" w:type="dxa"/>
       </w:tblCellMar>
     </w:tblPr>
@@ -5158,9 +5201,7 @@
       <w:tblStyleRowBandSize w:val="1"/>
       <w:tblStyleColBandSize w:val="1"/>
       <w:tblCellMar>
-        <w:top w:w="0" w:type="dxa"/>
         <w:left w:w="115" w:type="dxa"/>
-        <w:bottom w:w="0" w:type="dxa"/>
         <w:right w:w="115" w:type="dxa"/>
       </w:tblCellMar>
     </w:tblPr>
@@ -5171,9 +5212,7 @@
       <w:tblStyleRowBandSize w:val="1"/>
       <w:tblStyleColBandSize w:val="1"/>
       <w:tblCellMar>
-        <w:top w:w="0" w:type="dxa"/>
         <w:left w:w="115" w:type="dxa"/>
-        <w:bottom w:w="0" w:type="dxa"/>
         <w:right w:w="115" w:type="dxa"/>
       </w:tblCellMar>
     </w:tblPr>
@@ -5184,9 +5223,7 @@
       <w:tblStyleRowBandSize w:val="1"/>
       <w:tblStyleColBandSize w:val="1"/>
       <w:tblCellMar>
-        <w:top w:w="0" w:type="dxa"/>
         <w:left w:w="115" w:type="dxa"/>
-        <w:bottom w:w="0" w:type="dxa"/>
         <w:right w:w="115" w:type="dxa"/>
       </w:tblCellMar>
     </w:tblPr>
@@ -5197,9 +5234,7 @@
       <w:tblStyleRowBandSize w:val="1"/>
       <w:tblStyleColBandSize w:val="1"/>
       <w:tblCellMar>
-        <w:top w:w="0" w:type="dxa"/>
         <w:left w:w="115" w:type="dxa"/>
-        <w:bottom w:w="0" w:type="dxa"/>
         <w:right w:w="115" w:type="dxa"/>
       </w:tblCellMar>
     </w:tblPr>
@@ -5210,9 +5245,7 @@
       <w:tblStyleRowBandSize w:val="1"/>
       <w:tblStyleColBandSize w:val="1"/>
       <w:tblCellMar>
-        <w:top w:w="0" w:type="dxa"/>
         <w:left w:w="115" w:type="dxa"/>
-        <w:bottom w:w="0" w:type="dxa"/>
         <w:right w:w="115" w:type="dxa"/>
       </w:tblCellMar>
     </w:tblPr>
@@ -5223,9 +5256,7 @@
       <w:tblStyleRowBandSize w:val="1"/>
       <w:tblStyleColBandSize w:val="1"/>
       <w:tblCellMar>
-        <w:top w:w="0" w:type="dxa"/>
         <w:left w:w="115" w:type="dxa"/>
-        <w:bottom w:w="0" w:type="dxa"/>
         <w:right w:w="115" w:type="dxa"/>
       </w:tblCellMar>
     </w:tblPr>
@@ -5236,9 +5267,7 @@
       <w:tblStyleRowBandSize w:val="1"/>
       <w:tblStyleColBandSize w:val="1"/>
       <w:tblCellMar>
-        <w:top w:w="0" w:type="dxa"/>
         <w:left w:w="115" w:type="dxa"/>
-        <w:bottom w:w="0" w:type="dxa"/>
         <w:right w:w="115" w:type="dxa"/>
       </w:tblCellMar>
     </w:tblPr>
@@ -5249,9 +5278,7 @@
       <w:tblStyleRowBandSize w:val="1"/>
       <w:tblStyleColBandSize w:val="1"/>
       <w:tblCellMar>
-        <w:top w:w="0" w:type="dxa"/>
         <w:left w:w="115" w:type="dxa"/>
-        <w:bottom w:w="0" w:type="dxa"/>
         <w:right w:w="115" w:type="dxa"/>
       </w:tblCellMar>
     </w:tblPr>

--- a/media/plantillas/DC-3-Plantilla.docx
+++ b/media/plantillas/DC-3-Plantilla.docx
@@ -1,6 +1,6 @@
 
 <file path=word/document.xml><?xml version="1.0" encoding="utf-8"?>
-<w:document xmlns:wpc="http://schemas.microsoft.com/office/word/2010/wordprocessingCanvas" xmlns:cx="http://schemas.microsoft.com/office/drawing/2014/chartex" xmlns:cx1="http://schemas.microsoft.com/office/drawing/2015/9/8/chartex" xmlns:cx2="http://schemas.microsoft.com/office/drawing/2015/10/21/chartex" xmlns:cx3="http://schemas.microsoft.com/office/drawing/2016/5/9/chartex" xmlns:cx4="http://schemas.microsoft.com/office/drawing/2016/5/10/chartex" xmlns:cx5="http://schemas.microsoft.com/office/drawing/2016/5/11/chartex" xmlns:cx6="http://schemas.microsoft.com/office/drawing/2016/5/12/chartex" xmlns:cx7="http://schemas.microsoft.com/office/drawing/2016/5/13/chartex" xmlns:cx8="http://schemas.microsoft.com/office/drawing/2016/5/14/chartex" xmlns:mc="http://schemas.openxmlformats.org/markup-compatibility/2006" xmlns:aink="http://schemas.microsoft.com/office/drawing/2016/ink" xmlns:am3d="http://schemas.microsoft.com/office/drawing/2017/model3d" xmlns:o="urn:schemas-microsoft-com:office:office" xmlns:oel="http://schemas.microsoft.com/office/2019/extlst" xmlns:r="http://schemas.openxmlformats.org/officeDocument/2006/relationships" xmlns:m="http://schemas.openxmlformats.org/officeDocument/2006/math" xmlns:v="urn:schemas-microsoft-com:vml" xmlns:wp14="http://schemas.microsoft.com/office/word/2010/wordprocessingDrawing" xmlns:wp="http://schemas.openxmlformats.org/drawingml/2006/wordprocessingDrawing" xmlns:w10="urn:schemas-microsoft-com:office:word" xmlns:w="http://schemas.openxmlformats.org/wordprocessingml/2006/main" xmlns:w14="http://schemas.microsoft.com/office/word/2010/wordml" xmlns:w15="http://schemas.microsoft.com/office/word/2012/wordml" xmlns:w16cei="http://schemas.microsoft.com/office/word/2026/wordml/cei" xmlns:w16cex="http://schemas.microsoft.com/office/word/2018/wordml/cex" xmlns:w16cid="http://schemas.microsoft.com/office/word/2016/wordml/cid" xmlns:w16="http://schemas.microsoft.com/office/word/2018/wordml" xmlns:w16du="http://schemas.microsoft.com/office/word/2023/wordml/word16du" xmlns:w16sdtdh="http://schemas.microsoft.com/office/word/2020/wordml/sdtdatahash" xmlns:w16sdtfl="http://schemas.microsoft.com/office/word/2024/wordml/sdtformatlock" xmlns:w16se="http://schemas.microsoft.com/office/word/2015/wordml/symex" xmlns:wpg="http://schemas.microsoft.com/office/word/2010/wordprocessingGroup" xmlns:wpi="http://schemas.microsoft.com/office/word/2010/wordprocessingInk" xmlns:wne="http://schemas.microsoft.com/office/word/2006/wordml" xmlns:wps="http://schemas.microsoft.com/office/word/2010/wordprocessingShape" mc:Ignorable="w14 w15 w16se w16cid w16 w16cex w16sdtdh w16sdtfl w16du wp14">
+<w:document xmlns:wpc="http://schemas.microsoft.com/office/word/2010/wordprocessingCanvas" xmlns:mc="http://schemas.openxmlformats.org/markup-compatibility/2006" xmlns:o="urn:schemas-microsoft-com:office:office" xmlns:r="http://schemas.openxmlformats.org/officeDocument/2006/relationships" xmlns:m="http://schemas.openxmlformats.org/officeDocument/2006/math" xmlns:v="urn:schemas-microsoft-com:vml" xmlns:wp14="http://schemas.microsoft.com/office/word/2010/wordprocessingDrawing" xmlns:wp="http://schemas.openxmlformats.org/drawingml/2006/wordprocessingDrawing" xmlns:w10="urn:schemas-microsoft-com:office:word" xmlns:w="http://schemas.openxmlformats.org/wordprocessingml/2006/main" xmlns:w14="http://schemas.microsoft.com/office/word/2010/wordml" xmlns:w15="http://schemas.microsoft.com/office/word/2012/wordml" xmlns:wpg="http://schemas.microsoft.com/office/word/2010/wordprocessingGroup" xmlns:wpi="http://schemas.microsoft.com/office/word/2010/wordprocessingInk" xmlns:wne="http://schemas.microsoft.com/office/word/2006/wordml" xmlns:wps="http://schemas.microsoft.com/office/word/2010/wordprocessingShape" mc:Ignorable="w14 w15 wp14">
   <w:body>
     <w:p>
       <w:pPr>
@@ -94,13 +94,13 @@
         <w:gridCol w:w="283"/>
         <w:gridCol w:w="284"/>
         <w:gridCol w:w="283"/>
-        <w:gridCol w:w="284"/>
-        <w:gridCol w:w="425"/>
+        <w:gridCol w:w="276"/>
         <w:gridCol w:w="283"/>
         <w:gridCol w:w="284"/>
         <w:gridCol w:w="283"/>
-        <w:gridCol w:w="414"/>
-        <w:gridCol w:w="5682"/>
+        <w:gridCol w:w="284"/>
+        <w:gridCol w:w="567"/>
+        <w:gridCol w:w="5678"/>
       </w:tblGrid>
       <w:tr>
         <w:trPr>
@@ -153,7 +153,7 @@
       </w:tr>
       <w:tr>
         <w:trPr>
-          <w:trHeight w:val="680"/>
+          <w:trHeight w:val="449"/>
         </w:trPr>
         <w:tc>
           <w:tcPr>
@@ -217,11 +217,11 @@
       </w:tr>
       <w:tr>
         <w:trPr>
-          <w:trHeight w:val="227"/>
+          <w:trHeight w:val="74"/>
         </w:trPr>
         <w:tc>
           <w:tcPr>
-            <w:tcW w:w="5517" w:type="dxa"/>
+            <w:tcW w:w="5521" w:type="dxa"/>
             <w:gridSpan w:val="18"/>
             <w:tcBorders>
               <w:top w:val="nil"/>
@@ -232,6 +232,7 @@
           </w:tcPr>
           <w:p>
             <w:pPr>
+              <w:jc w:val="both"/>
               <w:rPr>
                 <w:rFonts w:ascii="Arial Narrow" w:eastAsia="Arial Narrow" w:hAnsi="Arial Narrow" w:cs="Arial Narrow"/>
                 <w:sz w:val="18"/>
@@ -250,7 +251,7 @@
         </w:tc>
         <w:tc>
           <w:tcPr>
-            <w:tcW w:w="5682" w:type="dxa"/>
+            <w:tcW w:w="5678" w:type="dxa"/>
             <w:vMerge w:val="restart"/>
             <w:tcBorders>
               <w:top w:val="single" w:sz="6" w:space="0" w:color="000000"/>
@@ -261,10 +262,12 @@
           </w:tcPr>
           <w:p>
             <w:pPr>
-              <w:rPr>
-                <w:rFonts w:ascii="Arial Narrow" w:eastAsia="Arial Narrow" w:hAnsi="Arial Narrow" w:cs="Arial Narrow"/>
-                <w:sz w:val="18"/>
-                <w:szCs w:val="18"/>
+              <w:jc w:val="both"/>
+              <w:rPr>
+                <w:rFonts w:ascii="Arial Narrow" w:eastAsia="Arial Narrow" w:hAnsi="Arial Narrow" w:cs="Arial Narrow"/>
+                <w:sz w:val="16"/>
+                <w:szCs w:val="16"/>
+                <w:vertAlign w:val="superscript"/>
               </w:rPr>
             </w:pPr>
             <w:r>
@@ -295,6 +298,19 @@
           </w:p>
           <w:p>
             <w:pPr>
+              <w:jc w:val="both"/>
+              <w:rPr>
+                <w:rFonts w:ascii="Arial Narrow" w:eastAsia="Arial Narrow" w:hAnsi="Arial Narrow" w:cs="Arial Narrow"/>
+                <w:sz w:val="18"/>
+                <w:szCs w:val="18"/>
+              </w:rPr>
+            </w:pPr>
+            <w:bookmarkStart w:id="2" w:name="_GoBack"/>
+            <w:bookmarkEnd w:id="2"/>
+          </w:p>
+          <w:p>
+            <w:pPr>
+              <w:jc w:val="both"/>
               <w:rPr>
                 <w:rFonts w:ascii="Arial Narrow" w:eastAsia="Arial Narrow" w:hAnsi="Arial Narrow" w:cs="Arial Narrow"/>
                 <w:sz w:val="8"/>
@@ -304,86 +320,7 @@
           </w:p>
           <w:p>
             <w:pPr>
-              <w:rPr>
-                <w:rFonts w:ascii="Arial" w:eastAsia="Consolas" w:hAnsi="Arial" w:cs="Arial"/>
-                <w:b/>
-                <w:sz w:val="18"/>
-                <w:szCs w:val="18"/>
-              </w:rPr>
-            </w:pPr>
-            <w:r>
-              <w:rPr>
-                <w:rFonts w:ascii="Arial" w:eastAsia="Consolas" w:hAnsi="Arial" w:cs="Arial"/>
-                <w:b/>
-                <w:sz w:val="18"/>
-                <w:szCs w:val="18"/>
-                <w:lang w:val="es-MX"/>
-              </w:rPr>
-              <w:t xml:space="preserve"> </w:t>
-            </w:r>
-            <w:proofErr w:type="gramStart"/>
-            <w:r>
-              <w:rPr>
-                <w:rFonts w:ascii="Arial" w:eastAsia="Consolas" w:hAnsi="Arial" w:cs="Arial"/>
-                <w:b/>
-                <w:sz w:val="18"/>
-                <w:szCs w:val="18"/>
-              </w:rPr>
-              <w:t xml:space="preserve">{{ </w:t>
-            </w:r>
-            <w:proofErr w:type="spellStart"/>
-            <w:r>
-              <w:rPr>
-                <w:rFonts w:ascii="Arial" w:eastAsia="Consolas" w:hAnsi="Arial" w:cs="Arial"/>
-                <w:b/>
-                <w:sz w:val="18"/>
-                <w:szCs w:val="18"/>
-              </w:rPr>
-              <w:t>subarea</w:t>
-            </w:r>
-            <w:proofErr w:type="gramEnd"/>
-            <w:r>
-              <w:rPr>
-                <w:rFonts w:ascii="Arial" w:eastAsia="Consolas" w:hAnsi="Arial" w:cs="Arial"/>
-                <w:b/>
-                <w:sz w:val="18"/>
-                <w:szCs w:val="18"/>
-              </w:rPr>
-              <w:t>_</w:t>
-            </w:r>
-            <w:proofErr w:type="gramStart"/>
-            <w:r>
-              <w:rPr>
-                <w:rFonts w:ascii="Arial" w:eastAsia="Consolas" w:hAnsi="Arial" w:cs="Arial"/>
-                <w:b/>
-                <w:sz w:val="18"/>
-                <w:szCs w:val="18"/>
-              </w:rPr>
-              <w:t>laboral</w:t>
-            </w:r>
-            <w:proofErr w:type="spellEnd"/>
-            <w:r>
-              <w:rPr>
-                <w:rFonts w:ascii="Arial" w:eastAsia="Consolas" w:hAnsi="Arial" w:cs="Arial"/>
-                <w:b/>
-                <w:sz w:val="18"/>
-                <w:szCs w:val="18"/>
-              </w:rPr>
-              <w:t xml:space="preserve"> }</w:t>
-            </w:r>
-            <w:proofErr w:type="gramEnd"/>
-            <w:r>
-              <w:rPr>
-                <w:rFonts w:ascii="Arial" w:eastAsia="Consolas" w:hAnsi="Arial" w:cs="Arial"/>
-                <w:b/>
-                <w:sz w:val="18"/>
-                <w:szCs w:val="18"/>
-              </w:rPr>
-              <w:t>}</w:t>
-            </w:r>
-          </w:p>
-          <w:p>
-            <w:pPr>
+              <w:jc w:val="both"/>
               <w:rPr>
                 <w:rFonts w:ascii="Arial" w:eastAsia="Consolas" w:hAnsi="Arial" w:cs="Arial"/>
                 <w:b/>
@@ -396,6 +333,7 @@
           </w:p>
           <w:p>
             <w:pPr>
+              <w:jc w:val="both"/>
               <w:rPr>
                 <w:rFonts w:ascii="Arial" w:eastAsia="Consolas" w:hAnsi="Arial" w:cs="Arial"/>
                 <w:b/>
@@ -408,7 +346,7 @@
       </w:tr>
       <w:tr>
         <w:trPr>
-          <w:trHeight w:val="312"/>
+          <w:trHeight w:val="1268"/>
         </w:trPr>
         <w:tc>
           <w:tcPr>
@@ -421,10 +359,11 @@
           </w:tcPr>
           <w:p>
             <w:pPr>
+              <w:jc w:val="both"/>
               <w:rPr>
                 <w:rFonts w:ascii="Arial" w:eastAsia="Consolas" w:hAnsi="Arial" w:cs="Arial"/>
                 <w:b/>
-                <w:sz w:val="18"/>
+                <w:sz w:val="16"/>
                 <w:szCs w:val="18"/>
               </w:rPr>
             </w:pPr>
@@ -432,6 +371,8 @@
               <w:rPr>
                 <w:rStyle w:val="CdigoHTML"/>
                 <w:rFonts w:ascii="Arial" w:hAnsi="Arial" w:cs="Arial"/>
+                <w:b/>
+                <w:sz w:val="16"/>
               </w:rPr>
               <w:t>{{ c0 }}</w:t>
             </w:r>
@@ -448,25 +389,31 @@
           </w:tcPr>
           <w:p>
             <w:pPr>
+              <w:jc w:val="both"/>
               <w:rPr>
                 <w:rStyle w:val="CdigoHTML"/>
                 <w:rFonts w:ascii="Arial" w:hAnsi="Arial" w:cs="Arial"/>
+                <w:b/>
+                <w:sz w:val="16"/>
               </w:rPr>
             </w:pPr>
             <w:r>
               <w:rPr>
                 <w:rStyle w:val="CdigoHTML"/>
                 <w:rFonts w:ascii="Arial" w:hAnsi="Arial" w:cs="Arial"/>
-              </w:rPr>
-              <w:t xml:space="preserve">{{c1 </w:t>
-            </w:r>
-          </w:p>
-          <w:p>
-            <w:pPr>
+                <w:b/>
+                <w:sz w:val="16"/>
+              </w:rPr>
+              <w:t>{{c1</w:t>
+            </w:r>
+          </w:p>
+          <w:p>
+            <w:pPr>
+              <w:jc w:val="both"/>
               <w:rPr>
                 <w:rFonts w:ascii="Arial" w:eastAsia="Consolas" w:hAnsi="Arial" w:cs="Arial"/>
                 <w:b/>
-                <w:sz w:val="18"/>
+                <w:sz w:val="16"/>
                 <w:szCs w:val="18"/>
               </w:rPr>
             </w:pPr>
@@ -474,6 +421,8 @@
               <w:rPr>
                 <w:rStyle w:val="CdigoHTML"/>
                 <w:rFonts w:ascii="Arial" w:hAnsi="Arial" w:cs="Arial"/>
+                <w:b/>
+                <w:sz w:val="16"/>
               </w:rPr>
               <w:t>}}</w:t>
             </w:r>
@@ -490,25 +439,31 @@
           </w:tcPr>
           <w:p>
             <w:pPr>
+              <w:jc w:val="both"/>
               <w:rPr>
                 <w:rStyle w:val="CdigoHTML"/>
                 <w:rFonts w:ascii="Arial" w:hAnsi="Arial" w:cs="Arial"/>
+                <w:b/>
+                <w:sz w:val="16"/>
               </w:rPr>
             </w:pPr>
             <w:r>
               <w:rPr>
                 <w:rStyle w:val="CdigoHTML"/>
                 <w:rFonts w:ascii="Arial" w:hAnsi="Arial" w:cs="Arial"/>
-              </w:rPr>
-              <w:t xml:space="preserve">{{c2 </w:t>
-            </w:r>
-          </w:p>
-          <w:p>
-            <w:pPr>
+                <w:b/>
+                <w:sz w:val="16"/>
+              </w:rPr>
+              <w:t>{{c2</w:t>
+            </w:r>
+          </w:p>
+          <w:p>
+            <w:pPr>
+              <w:jc w:val="both"/>
               <w:rPr>
                 <w:rFonts w:ascii="Arial" w:eastAsia="Consolas" w:hAnsi="Arial" w:cs="Arial"/>
                 <w:b/>
-                <w:sz w:val="18"/>
+                <w:sz w:val="16"/>
                 <w:szCs w:val="18"/>
               </w:rPr>
             </w:pPr>
@@ -516,6 +471,8 @@
               <w:rPr>
                 <w:rStyle w:val="CdigoHTML"/>
                 <w:rFonts w:ascii="Arial" w:hAnsi="Arial" w:cs="Arial"/>
+                <w:b/>
+                <w:sz w:val="16"/>
               </w:rPr>
               <w:t>}}</w:t>
             </w:r>
@@ -532,25 +489,31 @@
           </w:tcPr>
           <w:p>
             <w:pPr>
+              <w:jc w:val="both"/>
               <w:rPr>
                 <w:rStyle w:val="CdigoHTML"/>
                 <w:rFonts w:ascii="Arial" w:hAnsi="Arial" w:cs="Arial"/>
+                <w:b/>
+                <w:sz w:val="16"/>
               </w:rPr>
             </w:pPr>
             <w:r>
               <w:rPr>
                 <w:rStyle w:val="CdigoHTML"/>
                 <w:rFonts w:ascii="Arial" w:hAnsi="Arial" w:cs="Arial"/>
-              </w:rPr>
-              <w:t xml:space="preserve">{{c3 </w:t>
-            </w:r>
-          </w:p>
-          <w:p>
-            <w:pPr>
+                <w:b/>
+                <w:sz w:val="16"/>
+              </w:rPr>
+              <w:t>{{c3</w:t>
+            </w:r>
+          </w:p>
+          <w:p>
+            <w:pPr>
+              <w:jc w:val="both"/>
               <w:rPr>
                 <w:rFonts w:ascii="Arial" w:eastAsia="Consolas" w:hAnsi="Arial" w:cs="Arial"/>
                 <w:b/>
-                <w:sz w:val="18"/>
+                <w:sz w:val="16"/>
                 <w:szCs w:val="18"/>
               </w:rPr>
             </w:pPr>
@@ -558,6 +521,8 @@
               <w:rPr>
                 <w:rStyle w:val="CdigoHTML"/>
                 <w:rFonts w:ascii="Arial" w:hAnsi="Arial" w:cs="Arial"/>
+                <w:b/>
+                <w:sz w:val="16"/>
               </w:rPr>
               <w:t>}}</w:t>
             </w:r>
@@ -574,25 +539,31 @@
           </w:tcPr>
           <w:p>
             <w:pPr>
+              <w:jc w:val="both"/>
               <w:rPr>
                 <w:rStyle w:val="CdigoHTML"/>
                 <w:rFonts w:ascii="Arial" w:hAnsi="Arial" w:cs="Arial"/>
+                <w:b/>
+                <w:sz w:val="16"/>
               </w:rPr>
             </w:pPr>
             <w:r>
               <w:rPr>
                 <w:rStyle w:val="CdigoHTML"/>
                 <w:rFonts w:ascii="Arial" w:hAnsi="Arial" w:cs="Arial"/>
-              </w:rPr>
-              <w:t xml:space="preserve">{{c4 </w:t>
-            </w:r>
-          </w:p>
-          <w:p>
-            <w:pPr>
+                <w:b/>
+                <w:sz w:val="16"/>
+              </w:rPr>
+              <w:t>{{c4</w:t>
+            </w:r>
+          </w:p>
+          <w:p>
+            <w:pPr>
+              <w:jc w:val="both"/>
               <w:rPr>
                 <w:rFonts w:ascii="Arial" w:eastAsia="Consolas" w:hAnsi="Arial" w:cs="Arial"/>
                 <w:b/>
-                <w:sz w:val="18"/>
+                <w:sz w:val="16"/>
                 <w:szCs w:val="18"/>
               </w:rPr>
             </w:pPr>
@@ -600,6 +571,8 @@
               <w:rPr>
                 <w:rStyle w:val="CdigoHTML"/>
                 <w:rFonts w:ascii="Arial" w:hAnsi="Arial" w:cs="Arial"/>
+                <w:b/>
+                <w:sz w:val="16"/>
               </w:rPr>
               <w:t>}}</w:t>
             </w:r>
@@ -616,25 +589,31 @@
           </w:tcPr>
           <w:p>
             <w:pPr>
+              <w:jc w:val="both"/>
               <w:rPr>
                 <w:rStyle w:val="CdigoHTML"/>
                 <w:rFonts w:ascii="Arial" w:hAnsi="Arial" w:cs="Arial"/>
+                <w:b/>
+                <w:sz w:val="16"/>
               </w:rPr>
             </w:pPr>
             <w:r>
               <w:rPr>
                 <w:rStyle w:val="CdigoHTML"/>
                 <w:rFonts w:ascii="Arial" w:hAnsi="Arial" w:cs="Arial"/>
-              </w:rPr>
-              <w:t xml:space="preserve">{{c5 </w:t>
-            </w:r>
-          </w:p>
-          <w:p>
-            <w:pPr>
+                <w:b/>
+                <w:sz w:val="16"/>
+              </w:rPr>
+              <w:t>{{c5</w:t>
+            </w:r>
+          </w:p>
+          <w:p>
+            <w:pPr>
+              <w:jc w:val="both"/>
               <w:rPr>
                 <w:rFonts w:ascii="Arial" w:eastAsia="Consolas" w:hAnsi="Arial" w:cs="Arial"/>
                 <w:b/>
-                <w:sz w:val="18"/>
+                <w:sz w:val="16"/>
                 <w:szCs w:val="18"/>
               </w:rPr>
             </w:pPr>
@@ -642,6 +621,8 @@
               <w:rPr>
                 <w:rStyle w:val="CdigoHTML"/>
                 <w:rFonts w:ascii="Arial" w:hAnsi="Arial" w:cs="Arial"/>
+                <w:b/>
+                <w:sz w:val="16"/>
               </w:rPr>
               <w:t>}}</w:t>
             </w:r>
@@ -658,25 +639,31 @@
           </w:tcPr>
           <w:p>
             <w:pPr>
+              <w:jc w:val="both"/>
               <w:rPr>
                 <w:rStyle w:val="CdigoHTML"/>
                 <w:rFonts w:ascii="Arial" w:hAnsi="Arial" w:cs="Arial"/>
+                <w:b/>
+                <w:sz w:val="16"/>
               </w:rPr>
             </w:pPr>
             <w:r>
               <w:rPr>
                 <w:rStyle w:val="CdigoHTML"/>
                 <w:rFonts w:ascii="Arial" w:hAnsi="Arial" w:cs="Arial"/>
-              </w:rPr>
-              <w:t xml:space="preserve">{{c6 </w:t>
-            </w:r>
-          </w:p>
-          <w:p>
-            <w:pPr>
+                <w:b/>
+                <w:sz w:val="16"/>
+              </w:rPr>
+              <w:t>{{c6</w:t>
+            </w:r>
+          </w:p>
+          <w:p>
+            <w:pPr>
+              <w:jc w:val="both"/>
               <w:rPr>
                 <w:rFonts w:ascii="Arial" w:eastAsia="Consolas" w:hAnsi="Arial" w:cs="Arial"/>
                 <w:b/>
-                <w:sz w:val="18"/>
+                <w:sz w:val="16"/>
                 <w:szCs w:val="18"/>
               </w:rPr>
             </w:pPr>
@@ -684,6 +671,8 @@
               <w:rPr>
                 <w:rStyle w:val="CdigoHTML"/>
                 <w:rFonts w:ascii="Arial" w:hAnsi="Arial" w:cs="Arial"/>
+                <w:b/>
+                <w:sz w:val="16"/>
               </w:rPr>
               <w:t>}}</w:t>
             </w:r>
@@ -700,25 +689,31 @@
           </w:tcPr>
           <w:p>
             <w:pPr>
+              <w:jc w:val="both"/>
               <w:rPr>
                 <w:rStyle w:val="CdigoHTML"/>
                 <w:rFonts w:ascii="Arial" w:hAnsi="Arial" w:cs="Arial"/>
+                <w:b/>
+                <w:sz w:val="16"/>
               </w:rPr>
             </w:pPr>
             <w:r>
               <w:rPr>
                 <w:rStyle w:val="CdigoHTML"/>
                 <w:rFonts w:ascii="Arial" w:hAnsi="Arial" w:cs="Arial"/>
-              </w:rPr>
-              <w:t xml:space="preserve">{{c7 </w:t>
-            </w:r>
-          </w:p>
-          <w:p>
-            <w:pPr>
+                <w:b/>
+                <w:sz w:val="16"/>
+              </w:rPr>
+              <w:t>{{c7</w:t>
+            </w:r>
+          </w:p>
+          <w:p>
+            <w:pPr>
+              <w:jc w:val="both"/>
               <w:rPr>
                 <w:rFonts w:ascii="Arial" w:eastAsia="Consolas" w:hAnsi="Arial" w:cs="Arial"/>
                 <w:b/>
-                <w:sz w:val="18"/>
+                <w:sz w:val="16"/>
                 <w:szCs w:val="18"/>
               </w:rPr>
             </w:pPr>
@@ -726,6 +721,8 @@
               <w:rPr>
                 <w:rStyle w:val="CdigoHTML"/>
                 <w:rFonts w:ascii="Arial" w:hAnsi="Arial" w:cs="Arial"/>
+                <w:b/>
+                <w:sz w:val="16"/>
               </w:rPr>
               <w:t>}}</w:t>
             </w:r>
@@ -742,26 +739,31 @@
           </w:tcPr>
           <w:p>
             <w:pPr>
+              <w:jc w:val="both"/>
               <w:rPr>
                 <w:rStyle w:val="CdigoHTML"/>
                 <w:rFonts w:ascii="Arial" w:hAnsi="Arial" w:cs="Arial"/>
+                <w:b/>
+                <w:sz w:val="16"/>
               </w:rPr>
             </w:pPr>
             <w:r>
               <w:rPr>
                 <w:rStyle w:val="CdigoHTML"/>
                 <w:rFonts w:ascii="Arial" w:hAnsi="Arial" w:cs="Arial"/>
-              </w:rPr>
-              <w:t xml:space="preserve">{{c8 </w:t>
-            </w:r>
-          </w:p>
-          <w:p>
-            <w:pPr>
-              <w:jc w:val="center"/>
+                <w:b/>
+                <w:sz w:val="16"/>
+              </w:rPr>
+              <w:t>{{c8</w:t>
+            </w:r>
+          </w:p>
+          <w:p>
+            <w:pPr>
+              <w:jc w:val="both"/>
               <w:rPr>
                 <w:rFonts w:ascii="Arial" w:eastAsia="Consolas" w:hAnsi="Arial" w:cs="Arial"/>
                 <w:b/>
-                <w:sz w:val="18"/>
+                <w:sz w:val="16"/>
                 <w:szCs w:val="18"/>
               </w:rPr>
             </w:pPr>
@@ -769,6 +771,8 @@
               <w:rPr>
                 <w:rStyle w:val="CdigoHTML"/>
                 <w:rFonts w:ascii="Arial" w:hAnsi="Arial" w:cs="Arial"/>
+                <w:b/>
+                <w:sz w:val="16"/>
               </w:rPr>
               <w:t>}}</w:t>
             </w:r>
@@ -785,26 +789,31 @@
           </w:tcPr>
           <w:p>
             <w:pPr>
+              <w:jc w:val="both"/>
               <w:rPr>
                 <w:rStyle w:val="CdigoHTML"/>
                 <w:rFonts w:ascii="Arial" w:hAnsi="Arial" w:cs="Arial"/>
+                <w:b/>
+                <w:sz w:val="16"/>
               </w:rPr>
             </w:pPr>
             <w:r>
               <w:rPr>
                 <w:rStyle w:val="CdigoHTML"/>
                 <w:rFonts w:ascii="Arial" w:hAnsi="Arial" w:cs="Arial"/>
-              </w:rPr>
-              <w:t xml:space="preserve">{{c9 </w:t>
-            </w:r>
-          </w:p>
-          <w:p>
-            <w:pPr>
-              <w:jc w:val="center"/>
+                <w:b/>
+                <w:sz w:val="16"/>
+              </w:rPr>
+              <w:t>{{c9</w:t>
+            </w:r>
+          </w:p>
+          <w:p>
+            <w:pPr>
+              <w:jc w:val="both"/>
               <w:rPr>
                 <w:rFonts w:ascii="Arial" w:eastAsia="Consolas" w:hAnsi="Arial" w:cs="Arial"/>
                 <w:b/>
-                <w:sz w:val="18"/>
+                <w:sz w:val="16"/>
                 <w:szCs w:val="18"/>
               </w:rPr>
             </w:pPr>
@@ -812,6 +821,8 @@
               <w:rPr>
                 <w:rStyle w:val="CdigoHTML"/>
                 <w:rFonts w:ascii="Arial" w:hAnsi="Arial" w:cs="Arial"/>
+                <w:b/>
+                <w:sz w:val="16"/>
               </w:rPr>
               <w:t>}}</w:t>
             </w:r>
@@ -828,26 +839,31 @@
           </w:tcPr>
           <w:p>
             <w:pPr>
+              <w:jc w:val="both"/>
               <w:rPr>
                 <w:rStyle w:val="CdigoHTML"/>
                 <w:rFonts w:ascii="Arial" w:hAnsi="Arial" w:cs="Arial"/>
+                <w:b/>
+                <w:sz w:val="16"/>
               </w:rPr>
             </w:pPr>
             <w:r>
               <w:rPr>
                 <w:rStyle w:val="CdigoHTML"/>
                 <w:rFonts w:ascii="Arial" w:hAnsi="Arial" w:cs="Arial"/>
-              </w:rPr>
-              <w:t xml:space="preserve">{{c10 </w:t>
-            </w:r>
-          </w:p>
-          <w:p>
-            <w:pPr>
-              <w:jc w:val="center"/>
+                <w:b/>
+                <w:sz w:val="16"/>
+              </w:rPr>
+              <w:t>{{c10</w:t>
+            </w:r>
+          </w:p>
+          <w:p>
+            <w:pPr>
+              <w:jc w:val="both"/>
               <w:rPr>
                 <w:rFonts w:ascii="Arial" w:eastAsia="Consolas" w:hAnsi="Arial" w:cs="Arial"/>
                 <w:b/>
-                <w:sz w:val="18"/>
+                <w:sz w:val="16"/>
                 <w:szCs w:val="18"/>
               </w:rPr>
             </w:pPr>
@@ -855,6 +871,8 @@
               <w:rPr>
                 <w:rStyle w:val="CdigoHTML"/>
                 <w:rFonts w:ascii="Arial" w:hAnsi="Arial" w:cs="Arial"/>
+                <w:b/>
+                <w:sz w:val="16"/>
               </w:rPr>
               <w:t>}}</w:t>
             </w:r>
@@ -871,26 +889,31 @@
           </w:tcPr>
           <w:p>
             <w:pPr>
+              <w:jc w:val="both"/>
               <w:rPr>
                 <w:rStyle w:val="CdigoHTML"/>
                 <w:rFonts w:ascii="Arial" w:hAnsi="Arial" w:cs="Arial"/>
+                <w:b/>
+                <w:sz w:val="16"/>
               </w:rPr>
             </w:pPr>
             <w:r>
               <w:rPr>
                 <w:rStyle w:val="CdigoHTML"/>
                 <w:rFonts w:ascii="Arial" w:hAnsi="Arial" w:cs="Arial"/>
-              </w:rPr>
-              <w:t xml:space="preserve">{{c11 </w:t>
-            </w:r>
-          </w:p>
-          <w:p>
-            <w:pPr>
-              <w:jc w:val="center"/>
+                <w:b/>
+                <w:sz w:val="16"/>
+              </w:rPr>
+              <w:t>{{c11</w:t>
+            </w:r>
+          </w:p>
+          <w:p>
+            <w:pPr>
+              <w:jc w:val="both"/>
               <w:rPr>
                 <w:rFonts w:ascii="Arial" w:eastAsia="Consolas" w:hAnsi="Arial" w:cs="Arial"/>
                 <w:b/>
-                <w:sz w:val="18"/>
+                <w:sz w:val="16"/>
                 <w:szCs w:val="18"/>
               </w:rPr>
             </w:pPr>
@@ -898,6 +921,8 @@
               <w:rPr>
                 <w:rStyle w:val="CdigoHTML"/>
                 <w:rFonts w:ascii="Arial" w:hAnsi="Arial" w:cs="Arial"/>
+                <w:b/>
+                <w:sz w:val="16"/>
               </w:rPr>
               <w:t>}}</w:t>
             </w:r>
@@ -905,7 +930,7 @@
         </w:tc>
         <w:tc>
           <w:tcPr>
-            <w:tcW w:w="284" w:type="dxa"/>
+            <w:tcW w:w="276" w:type="dxa"/>
             <w:tcBorders>
               <w:top w:val="nil"/>
               <w:left w:val="single" w:sz="6" w:space="0" w:color="000000"/>
@@ -914,26 +939,31 @@
           </w:tcPr>
           <w:p>
             <w:pPr>
+              <w:jc w:val="both"/>
               <w:rPr>
                 <w:rStyle w:val="CdigoHTML"/>
                 <w:rFonts w:ascii="Arial" w:hAnsi="Arial" w:cs="Arial"/>
+                <w:b/>
+                <w:sz w:val="16"/>
               </w:rPr>
             </w:pPr>
             <w:r>
               <w:rPr>
                 <w:rStyle w:val="CdigoHTML"/>
                 <w:rFonts w:ascii="Arial" w:hAnsi="Arial" w:cs="Arial"/>
-              </w:rPr>
-              <w:t xml:space="preserve">{{c12 </w:t>
-            </w:r>
-          </w:p>
-          <w:p>
-            <w:pPr>
-              <w:jc w:val="center"/>
+                <w:b/>
+                <w:sz w:val="16"/>
+              </w:rPr>
+              <w:t>{{c12</w:t>
+            </w:r>
+          </w:p>
+          <w:p>
+            <w:pPr>
+              <w:jc w:val="both"/>
               <w:rPr>
                 <w:rFonts w:ascii="Arial" w:eastAsia="Consolas" w:hAnsi="Arial" w:cs="Arial"/>
                 <w:b/>
-                <w:sz w:val="18"/>
+                <w:sz w:val="16"/>
                 <w:szCs w:val="18"/>
               </w:rPr>
             </w:pPr>
@@ -941,6 +971,8 @@
               <w:rPr>
                 <w:rStyle w:val="CdigoHTML"/>
                 <w:rFonts w:ascii="Arial" w:hAnsi="Arial" w:cs="Arial"/>
+                <w:b/>
+                <w:sz w:val="16"/>
               </w:rPr>
               <w:t>}}</w:t>
             </w:r>
@@ -948,7 +980,7 @@
         </w:tc>
         <w:tc>
           <w:tcPr>
-            <w:tcW w:w="425" w:type="dxa"/>
+            <w:tcW w:w="283" w:type="dxa"/>
             <w:tcBorders>
               <w:top w:val="nil"/>
               <w:left w:val="single" w:sz="6" w:space="0" w:color="000000"/>
@@ -957,26 +989,31 @@
           </w:tcPr>
           <w:p>
             <w:pPr>
+              <w:jc w:val="both"/>
               <w:rPr>
                 <w:rStyle w:val="CdigoHTML"/>
                 <w:rFonts w:ascii="Arial" w:hAnsi="Arial" w:cs="Arial"/>
+                <w:b/>
+                <w:sz w:val="16"/>
               </w:rPr>
             </w:pPr>
             <w:r>
               <w:rPr>
                 <w:rStyle w:val="CdigoHTML"/>
                 <w:rFonts w:ascii="Arial" w:hAnsi="Arial" w:cs="Arial"/>
-              </w:rPr>
-              <w:t xml:space="preserve">{{c13 </w:t>
-            </w:r>
-          </w:p>
-          <w:p>
-            <w:pPr>
-              <w:jc w:val="center"/>
+                <w:b/>
+                <w:sz w:val="16"/>
+              </w:rPr>
+              <w:t>{{c13</w:t>
+            </w:r>
+          </w:p>
+          <w:p>
+            <w:pPr>
+              <w:jc w:val="both"/>
               <w:rPr>
                 <w:rFonts w:ascii="Arial" w:eastAsia="Consolas" w:hAnsi="Arial" w:cs="Arial"/>
                 <w:b/>
-                <w:sz w:val="18"/>
+                <w:sz w:val="16"/>
                 <w:szCs w:val="18"/>
               </w:rPr>
             </w:pPr>
@@ -984,6 +1021,8 @@
               <w:rPr>
                 <w:rStyle w:val="CdigoHTML"/>
                 <w:rFonts w:ascii="Arial" w:hAnsi="Arial" w:cs="Arial"/>
+                <w:b/>
+                <w:sz w:val="16"/>
               </w:rPr>
               <w:t>}}</w:t>
             </w:r>
@@ -991,7 +1030,7 @@
         </w:tc>
         <w:tc>
           <w:tcPr>
-            <w:tcW w:w="283" w:type="dxa"/>
+            <w:tcW w:w="284" w:type="dxa"/>
             <w:tcBorders>
               <w:top w:val="nil"/>
               <w:left w:val="single" w:sz="6" w:space="0" w:color="000000"/>
@@ -1000,26 +1039,31 @@
           </w:tcPr>
           <w:p>
             <w:pPr>
+              <w:jc w:val="both"/>
               <w:rPr>
                 <w:rStyle w:val="CdigoHTML"/>
                 <w:rFonts w:ascii="Arial" w:hAnsi="Arial" w:cs="Arial"/>
+                <w:b/>
+                <w:sz w:val="16"/>
               </w:rPr>
             </w:pPr>
             <w:r>
               <w:rPr>
                 <w:rStyle w:val="CdigoHTML"/>
                 <w:rFonts w:ascii="Arial" w:hAnsi="Arial" w:cs="Arial"/>
-              </w:rPr>
-              <w:t xml:space="preserve">{{c14 </w:t>
-            </w:r>
-          </w:p>
-          <w:p>
-            <w:pPr>
-              <w:jc w:val="center"/>
+                <w:b/>
+                <w:sz w:val="16"/>
+              </w:rPr>
+              <w:t>{{c14</w:t>
+            </w:r>
+          </w:p>
+          <w:p>
+            <w:pPr>
+              <w:jc w:val="both"/>
               <w:rPr>
                 <w:rFonts w:ascii="Arial" w:eastAsia="Consolas" w:hAnsi="Arial" w:cs="Arial"/>
                 <w:b/>
-                <w:sz w:val="18"/>
+                <w:sz w:val="16"/>
                 <w:szCs w:val="18"/>
               </w:rPr>
             </w:pPr>
@@ -1027,6 +1071,8 @@
               <w:rPr>
                 <w:rStyle w:val="CdigoHTML"/>
                 <w:rFonts w:ascii="Arial" w:hAnsi="Arial" w:cs="Arial"/>
+                <w:b/>
+                <w:sz w:val="16"/>
               </w:rPr>
               <w:t>}}</w:t>
             </w:r>
@@ -1034,7 +1080,7 @@
         </w:tc>
         <w:tc>
           <w:tcPr>
-            <w:tcW w:w="284" w:type="dxa"/>
+            <w:tcW w:w="283" w:type="dxa"/>
             <w:tcBorders>
               <w:top w:val="nil"/>
               <w:left w:val="single" w:sz="6" w:space="0" w:color="000000"/>
@@ -1043,26 +1089,31 @@
           </w:tcPr>
           <w:p>
             <w:pPr>
+              <w:jc w:val="both"/>
               <w:rPr>
                 <w:rStyle w:val="CdigoHTML"/>
                 <w:rFonts w:ascii="Arial" w:hAnsi="Arial" w:cs="Arial"/>
+                <w:b/>
+                <w:sz w:val="16"/>
               </w:rPr>
             </w:pPr>
             <w:r>
               <w:rPr>
                 <w:rStyle w:val="CdigoHTML"/>
                 <w:rFonts w:ascii="Arial" w:hAnsi="Arial" w:cs="Arial"/>
-              </w:rPr>
-              <w:t xml:space="preserve">{{c15 </w:t>
-            </w:r>
-          </w:p>
-          <w:p>
-            <w:pPr>
-              <w:jc w:val="center"/>
+                <w:b/>
+                <w:sz w:val="16"/>
+              </w:rPr>
+              <w:t>{{c15</w:t>
+            </w:r>
+          </w:p>
+          <w:p>
+            <w:pPr>
+              <w:jc w:val="both"/>
               <w:rPr>
                 <w:rFonts w:ascii="Arial" w:eastAsia="Consolas" w:hAnsi="Arial" w:cs="Arial"/>
                 <w:b/>
-                <w:sz w:val="18"/>
+                <w:sz w:val="16"/>
                 <w:szCs w:val="18"/>
               </w:rPr>
             </w:pPr>
@@ -1070,6 +1121,8 @@
               <w:rPr>
                 <w:rStyle w:val="CdigoHTML"/>
                 <w:rFonts w:ascii="Arial" w:hAnsi="Arial" w:cs="Arial"/>
+                <w:b/>
+                <w:sz w:val="16"/>
               </w:rPr>
               <w:t>}}</w:t>
             </w:r>
@@ -1077,7 +1130,7 @@
         </w:tc>
         <w:tc>
           <w:tcPr>
-            <w:tcW w:w="283" w:type="dxa"/>
+            <w:tcW w:w="284" w:type="dxa"/>
             <w:tcBorders>
               <w:top w:val="nil"/>
               <w:left w:val="single" w:sz="6" w:space="0" w:color="000000"/>
@@ -1086,26 +1139,31 @@
           </w:tcPr>
           <w:p>
             <w:pPr>
+              <w:jc w:val="both"/>
               <w:rPr>
                 <w:rStyle w:val="CdigoHTML"/>
                 <w:rFonts w:ascii="Arial" w:hAnsi="Arial" w:cs="Arial"/>
+                <w:b/>
+                <w:sz w:val="16"/>
               </w:rPr>
             </w:pPr>
             <w:r>
               <w:rPr>
                 <w:rStyle w:val="CdigoHTML"/>
                 <w:rFonts w:ascii="Arial" w:hAnsi="Arial" w:cs="Arial"/>
-              </w:rPr>
-              <w:t xml:space="preserve">{{c16 </w:t>
-            </w:r>
-          </w:p>
-          <w:p>
-            <w:pPr>
-              <w:jc w:val="center"/>
+                <w:b/>
+                <w:sz w:val="16"/>
+              </w:rPr>
+              <w:t>{{c16</w:t>
+            </w:r>
+          </w:p>
+          <w:p>
+            <w:pPr>
+              <w:jc w:val="both"/>
               <w:rPr>
                 <w:rFonts w:ascii="Arial" w:eastAsia="Consolas" w:hAnsi="Arial" w:cs="Arial"/>
                 <w:b/>
-                <w:sz w:val="18"/>
+                <w:sz w:val="16"/>
                 <w:szCs w:val="18"/>
               </w:rPr>
             </w:pPr>
@@ -1113,6 +1171,8 @@
               <w:rPr>
                 <w:rStyle w:val="CdigoHTML"/>
                 <w:rFonts w:ascii="Arial" w:hAnsi="Arial" w:cs="Arial"/>
+                <w:b/>
+                <w:sz w:val="16"/>
               </w:rPr>
               <w:t>}}</w:t>
             </w:r>
@@ -1120,7 +1180,7 @@
         </w:tc>
         <w:tc>
           <w:tcPr>
-            <w:tcW w:w="414" w:type="dxa"/>
+            <w:tcW w:w="567" w:type="dxa"/>
             <w:tcBorders>
               <w:top w:val="nil"/>
               <w:left w:val="single" w:sz="6" w:space="0" w:color="000000"/>
@@ -1129,26 +1189,31 @@
           </w:tcPr>
           <w:p>
             <w:pPr>
+              <w:jc w:val="both"/>
               <w:rPr>
                 <w:rStyle w:val="CdigoHTML"/>
                 <w:rFonts w:ascii="Arial" w:hAnsi="Arial" w:cs="Arial"/>
+                <w:b/>
+                <w:sz w:val="16"/>
               </w:rPr>
             </w:pPr>
             <w:r>
               <w:rPr>
                 <w:rStyle w:val="CdigoHTML"/>
                 <w:rFonts w:ascii="Arial" w:hAnsi="Arial" w:cs="Arial"/>
-              </w:rPr>
-              <w:t xml:space="preserve">{{c17 </w:t>
-            </w:r>
-          </w:p>
-          <w:p>
-            <w:pPr>
-              <w:jc w:val="center"/>
+                <w:b/>
+                <w:sz w:val="16"/>
+              </w:rPr>
+              <w:t>{{c17</w:t>
+            </w:r>
+          </w:p>
+          <w:p>
+            <w:pPr>
+              <w:jc w:val="both"/>
               <w:rPr>
                 <w:rFonts w:ascii="Arial" w:eastAsia="Consolas" w:hAnsi="Arial" w:cs="Arial"/>
                 <w:b/>
-                <w:sz w:val="18"/>
+                <w:sz w:val="16"/>
                 <w:szCs w:val="18"/>
               </w:rPr>
             </w:pPr>
@@ -1156,14 +1221,27 @@
               <w:rPr>
                 <w:rStyle w:val="CdigoHTML"/>
                 <w:rFonts w:ascii="Arial" w:hAnsi="Arial" w:cs="Arial"/>
+                <w:b/>
+                <w:sz w:val="16"/>
               </w:rPr>
               <w:t>}}</w:t>
             </w:r>
           </w:p>
-        </w:tc>
-        <w:tc>
-          <w:tcPr>
-            <w:tcW w:w="5682" w:type="dxa"/>
+          <w:p>
+            <w:pPr>
+              <w:jc w:val="both"/>
+              <w:rPr>
+                <w:rFonts w:ascii="Arial" w:eastAsia="Consolas" w:hAnsi="Arial" w:cs="Arial"/>
+                <w:b/>
+                <w:sz w:val="16"/>
+                <w:szCs w:val="18"/>
+              </w:rPr>
+            </w:pPr>
+          </w:p>
+        </w:tc>
+        <w:tc>
+          <w:tcPr>
+            <w:tcW w:w="5678" w:type="dxa"/>
             <w:vMerge/>
             <w:tcBorders>
               <w:top w:val="single" w:sz="6" w:space="0" w:color="000000"/>
@@ -1182,7 +1260,7 @@
                 <w:right w:val="nil"/>
                 <w:between w:val="nil"/>
               </w:pBdr>
-              <w:spacing w:line="276" w:lineRule="auto"/>
+              <w:jc w:val="both"/>
               <w:rPr>
                 <w:rFonts w:ascii="Consolas" w:eastAsia="Consolas" w:hAnsi="Consolas" w:cs="Consolas"/>
                 <w:b/>
@@ -1195,7 +1273,7 @@
       </w:tr>
       <w:tr>
         <w:trPr>
-          <w:trHeight w:val="510"/>
+          <w:trHeight w:val="503"/>
         </w:trPr>
         <w:tc>
           <w:tcPr>
@@ -1510,14 +1588,14 @@
               <w:rPr>
                 <w:rFonts w:ascii="Arial" w:eastAsia="Consolas" w:hAnsi="Arial" w:cs="Arial"/>
                 <w:b/>
-                <w:sz w:val="20"/>
+                <w:sz w:val="16"/>
                 <w:szCs w:val="20"/>
               </w:rPr>
             </w:pPr>
             <w:r>
               <w:rPr>
                 <w:rFonts w:ascii="Arial" w:hAnsi="Arial" w:cs="Arial"/>
-                <w:sz w:val="20"/>
+                <w:sz w:val="16"/>
               </w:rPr>
               <w:t>{{ r0 }}</w:t>
             </w:r>
@@ -1538,14 +1616,14 @@
               <w:rPr>
                 <w:rFonts w:ascii="Arial" w:eastAsia="Consolas" w:hAnsi="Arial" w:cs="Arial"/>
                 <w:b/>
-                <w:sz w:val="20"/>
+                <w:sz w:val="16"/>
                 <w:szCs w:val="20"/>
               </w:rPr>
             </w:pPr>
             <w:r>
               <w:rPr>
                 <w:rFonts w:ascii="Arial" w:hAnsi="Arial" w:cs="Arial"/>
-                <w:sz w:val="20"/>
+                <w:sz w:val="16"/>
               </w:rPr>
               <w:t>{{ r1 }}</w:t>
             </w:r>
@@ -1566,14 +1644,14 @@
               <w:rPr>
                 <w:rFonts w:ascii="Arial" w:eastAsia="Consolas" w:hAnsi="Arial" w:cs="Arial"/>
                 <w:b/>
-                <w:sz w:val="20"/>
+                <w:sz w:val="16"/>
                 <w:szCs w:val="20"/>
               </w:rPr>
             </w:pPr>
             <w:r>
               <w:rPr>
                 <w:rFonts w:ascii="Arial" w:hAnsi="Arial" w:cs="Arial"/>
-                <w:sz w:val="20"/>
+                <w:sz w:val="16"/>
               </w:rPr>
               <w:t>{{ r2 }}</w:t>
             </w:r>
@@ -1594,14 +1672,14 @@
               <w:rPr>
                 <w:rFonts w:ascii="Arial" w:eastAsia="Consolas" w:hAnsi="Arial" w:cs="Arial"/>
                 <w:b/>
-                <w:sz w:val="20"/>
+                <w:sz w:val="16"/>
                 <w:szCs w:val="20"/>
               </w:rPr>
             </w:pPr>
             <w:r>
               <w:rPr>
                 <w:rFonts w:ascii="Arial" w:hAnsi="Arial" w:cs="Arial"/>
-                <w:sz w:val="20"/>
+                <w:sz w:val="16"/>
               </w:rPr>
               <w:t>{{ r3 }}</w:t>
             </w:r>
@@ -1622,14 +1700,14 @@
               <w:rPr>
                 <w:rFonts w:ascii="Arial" w:eastAsia="Consolas" w:hAnsi="Arial" w:cs="Arial"/>
                 <w:b/>
-                <w:sz w:val="20"/>
+                <w:sz w:val="16"/>
                 <w:szCs w:val="20"/>
               </w:rPr>
             </w:pPr>
             <w:r>
               <w:rPr>
                 <w:rFonts w:ascii="Arial" w:hAnsi="Arial" w:cs="Arial"/>
-                <w:sz w:val="20"/>
+                <w:sz w:val="16"/>
               </w:rPr>
               <w:t>{{ r4 }}</w:t>
             </w:r>
@@ -1650,14 +1728,14 @@
               <w:rPr>
                 <w:rFonts w:ascii="Arial" w:eastAsia="Consolas" w:hAnsi="Arial" w:cs="Arial"/>
                 <w:b/>
-                <w:sz w:val="20"/>
+                <w:sz w:val="16"/>
                 <w:szCs w:val="20"/>
               </w:rPr>
             </w:pPr>
             <w:r>
               <w:rPr>
                 <w:rFonts w:ascii="Arial" w:hAnsi="Arial" w:cs="Arial"/>
-                <w:sz w:val="20"/>
+                <w:sz w:val="16"/>
               </w:rPr>
               <w:t>{{ r5 }}</w:t>
             </w:r>
@@ -1678,14 +1756,14 @@
               <w:rPr>
                 <w:rFonts w:ascii="Arial" w:eastAsia="Consolas" w:hAnsi="Arial" w:cs="Arial"/>
                 <w:b/>
-                <w:sz w:val="20"/>
+                <w:sz w:val="16"/>
                 <w:szCs w:val="20"/>
               </w:rPr>
             </w:pPr>
             <w:r>
               <w:rPr>
                 <w:rFonts w:ascii="Arial" w:hAnsi="Arial" w:cs="Arial"/>
-                <w:sz w:val="20"/>
+                <w:sz w:val="16"/>
               </w:rPr>
               <w:t>{{ r6 }}</w:t>
             </w:r>
@@ -1706,14 +1784,14 @@
               <w:rPr>
                 <w:rFonts w:ascii="Arial" w:eastAsia="Consolas" w:hAnsi="Arial" w:cs="Arial"/>
                 <w:b/>
-                <w:sz w:val="20"/>
+                <w:sz w:val="16"/>
                 <w:szCs w:val="20"/>
               </w:rPr>
             </w:pPr>
             <w:r>
               <w:rPr>
                 <w:rFonts w:ascii="Arial" w:hAnsi="Arial" w:cs="Arial"/>
-                <w:sz w:val="20"/>
+                <w:sz w:val="16"/>
               </w:rPr>
               <w:t>{{ r7 }}</w:t>
             </w:r>
@@ -1734,14 +1812,14 @@
               <w:rPr>
                 <w:rFonts w:ascii="Arial" w:eastAsia="Consolas" w:hAnsi="Arial" w:cs="Arial"/>
                 <w:b/>
-                <w:sz w:val="20"/>
+                <w:sz w:val="16"/>
                 <w:szCs w:val="20"/>
               </w:rPr>
             </w:pPr>
             <w:r>
               <w:rPr>
                 <w:rFonts w:ascii="Arial" w:hAnsi="Arial" w:cs="Arial"/>
-                <w:sz w:val="20"/>
+                <w:sz w:val="16"/>
               </w:rPr>
               <w:t>{{ r8 }}</w:t>
             </w:r>
@@ -1762,14 +1840,14 @@
               <w:rPr>
                 <w:rFonts w:ascii="Arial" w:eastAsia="Consolas" w:hAnsi="Arial" w:cs="Arial"/>
                 <w:b/>
-                <w:sz w:val="20"/>
+                <w:sz w:val="16"/>
                 <w:szCs w:val="20"/>
               </w:rPr>
             </w:pPr>
             <w:r>
               <w:rPr>
                 <w:rFonts w:ascii="Arial" w:hAnsi="Arial" w:cs="Arial"/>
-                <w:sz w:val="20"/>
+                <w:sz w:val="16"/>
               </w:rPr>
               <w:t>{{ r9 }}</w:t>
             </w:r>
@@ -1790,14 +1868,14 @@
               <w:rPr>
                 <w:rFonts w:ascii="Arial" w:eastAsia="Consolas" w:hAnsi="Arial" w:cs="Arial"/>
                 <w:b/>
-                <w:sz w:val="20"/>
+                <w:sz w:val="16"/>
                 <w:szCs w:val="20"/>
               </w:rPr>
             </w:pPr>
             <w:r>
               <w:rPr>
                 <w:rFonts w:ascii="Arial" w:hAnsi="Arial" w:cs="Arial"/>
-                <w:sz w:val="20"/>
+                <w:sz w:val="16"/>
               </w:rPr>
               <w:t>{{ r10 }}</w:t>
             </w:r>
@@ -1818,14 +1896,14 @@
               <w:rPr>
                 <w:rFonts w:ascii="Arial" w:eastAsia="Consolas" w:hAnsi="Arial" w:cs="Arial"/>
                 <w:b/>
-                <w:sz w:val="20"/>
+                <w:sz w:val="16"/>
                 <w:szCs w:val="20"/>
               </w:rPr>
             </w:pPr>
             <w:r>
               <w:rPr>
                 <w:rFonts w:ascii="Arial" w:hAnsi="Arial" w:cs="Arial"/>
-                <w:sz w:val="20"/>
+                <w:sz w:val="16"/>
               </w:rPr>
               <w:t>{{ r11 }}</w:t>
             </w:r>
@@ -1847,7 +1925,7 @@
               <w:rPr>
                 <w:rFonts w:ascii="Consolas" w:eastAsia="Consolas" w:hAnsi="Consolas" w:cs="Consolas"/>
                 <w:b/>
-                <w:sz w:val="18"/>
+                <w:sz w:val="14"/>
                 <w:szCs w:val="18"/>
               </w:rPr>
             </w:pPr>
@@ -1869,7 +1947,7 @@
               <w:rPr>
                 <w:rFonts w:ascii="Consolas" w:eastAsia="Consolas" w:hAnsi="Consolas" w:cs="Consolas"/>
                 <w:b/>
-                <w:sz w:val="18"/>
+                <w:sz w:val="14"/>
                 <w:szCs w:val="18"/>
               </w:rPr>
             </w:pPr>
@@ -1891,7 +1969,7 @@
               <w:rPr>
                 <w:rFonts w:ascii="Consolas" w:eastAsia="Consolas" w:hAnsi="Consolas" w:cs="Consolas"/>
                 <w:b/>
-                <w:sz w:val="18"/>
+                <w:sz w:val="14"/>
                 <w:szCs w:val="18"/>
               </w:rPr>
             </w:pPr>
@@ -1912,7 +1990,7 @@
               <w:jc w:val="center"/>
               <w:rPr>
                 <w:rFonts w:ascii="Arial Narrow" w:eastAsia="Arial Narrow" w:hAnsi="Arial Narrow" w:cs="Arial Narrow"/>
-                <w:sz w:val="18"/>
+                <w:sz w:val="14"/>
                 <w:szCs w:val="18"/>
               </w:rPr>
             </w:pPr>
@@ -1933,7 +2011,7 @@
               <w:jc w:val="center"/>
               <w:rPr>
                 <w:rFonts w:ascii="Arial Narrow" w:eastAsia="Arial Narrow" w:hAnsi="Arial Narrow" w:cs="Arial Narrow"/>
-                <w:sz w:val="18"/>
+                <w:sz w:val="14"/>
                 <w:szCs w:val="18"/>
               </w:rPr>
             </w:pPr>
@@ -1954,7 +2032,7 @@
               <w:jc w:val="center"/>
               <w:rPr>
                 <w:rFonts w:ascii="Arial Narrow" w:eastAsia="Arial Narrow" w:hAnsi="Arial Narrow" w:cs="Arial Narrow"/>
-                <w:sz w:val="18"/>
+                <w:sz w:val="14"/>
                 <w:szCs w:val="18"/>
               </w:rPr>
             </w:pPr>
@@ -1984,7 +2062,7 @@
               <w:spacing w:line="276" w:lineRule="auto"/>
               <w:rPr>
                 <w:rFonts w:ascii="Arial Narrow" w:eastAsia="Arial Narrow" w:hAnsi="Arial Narrow" w:cs="Arial Narrow"/>
-                <w:sz w:val="18"/>
+                <w:sz w:val="14"/>
                 <w:szCs w:val="18"/>
               </w:rPr>
             </w:pPr>
@@ -1995,7 +2073,7 @@
     <w:p>
       <w:pPr>
         <w:rPr>
-          <w:sz w:val="10"/>
+          <w:sz w:val="6"/>
           <w:szCs w:val="10"/>
         </w:rPr>
       </w:pPr>
@@ -2133,7 +2211,8 @@
             <w:r>
               <w:rPr>
                 <w:rFonts w:ascii="Arial" w:hAnsi="Arial" w:cs="Arial"/>
-                <w:sz w:val="20"/>
+                <w:b/>
+                <w:sz w:val="16"/>
                 <w:szCs w:val="20"/>
               </w:rPr>
               <w:t>{{ curso }}</w:t>
@@ -2178,6 +2257,7 @@
               <w:jc w:val="center"/>
               <w:rPr>
                 <w:rFonts w:ascii="Arial" w:eastAsia="Arial Narrow" w:hAnsi="Arial" w:cs="Arial"/>
+                <w:b/>
                 <w:sz w:val="16"/>
                 <w:szCs w:val="16"/>
               </w:rPr>
@@ -2186,6 +2266,7 @@
               <w:rPr>
                 <w:rStyle w:val="CdigoHTML"/>
                 <w:rFonts w:ascii="Arial" w:hAnsi="Arial" w:cs="Arial"/>
+                <w:b/>
                 <w:sz w:val="16"/>
                 <w:szCs w:val="16"/>
               </w:rPr>
@@ -2196,6 +2277,7 @@
               <w:rPr>
                 <w:rStyle w:val="CdigoHTML"/>
                 <w:rFonts w:ascii="Arial" w:hAnsi="Arial" w:cs="Arial"/>
+                <w:b/>
                 <w:sz w:val="16"/>
                 <w:szCs w:val="16"/>
               </w:rPr>
@@ -2206,6 +2288,7 @@
               <w:rPr>
                 <w:rStyle w:val="CdigoHTML"/>
                 <w:rFonts w:ascii="Arial" w:hAnsi="Arial" w:cs="Arial"/>
+                <w:b/>
                 <w:sz w:val="16"/>
                 <w:szCs w:val="16"/>
               </w:rPr>
@@ -2501,7 +2584,7 @@
       </w:tr>
       <w:tr>
         <w:trPr>
-          <w:trHeight w:val="253"/>
+          <w:trHeight w:val="647"/>
         </w:trPr>
         <w:tc>
           <w:tcPr>
@@ -2933,7 +3016,7 @@
       </w:tr>
       <w:tr>
         <w:trPr>
-          <w:trHeight w:val="493"/>
+          <w:trHeight w:val="433"/>
         </w:trPr>
         <w:tc>
           <w:tcPr>
@@ -4314,8 +4397,8 @@
 </file>
 
 <file path=word/numbering.xml><?xml version="1.0" encoding="utf-8"?>
-<w:numbering xmlns:wpc="http://schemas.microsoft.com/office/word/2010/wordprocessingCanvas" xmlns:cx="http://schemas.microsoft.com/office/drawing/2014/chartex" xmlns:cx1="http://schemas.microsoft.com/office/drawing/2015/9/8/chartex" xmlns:cx2="http://schemas.microsoft.com/office/drawing/2015/10/21/chartex" xmlns:cx3="http://schemas.microsoft.com/office/drawing/2016/5/9/chartex" xmlns:cx4="http://schemas.microsoft.com/office/drawing/2016/5/10/chartex" xmlns:cx5="http://schemas.microsoft.com/office/drawing/2016/5/11/chartex" xmlns:cx6="http://schemas.microsoft.com/office/drawing/2016/5/12/chartex" xmlns:cx7="http://schemas.microsoft.com/office/drawing/2016/5/13/chartex" xmlns:cx8="http://schemas.microsoft.com/office/drawing/2016/5/14/chartex" xmlns:mc="http://schemas.openxmlformats.org/markup-compatibility/2006" xmlns:aink="http://schemas.microsoft.com/office/drawing/2016/ink" xmlns:am3d="http://schemas.microsoft.com/office/drawing/2017/model3d" xmlns:o="urn:schemas-microsoft-com:office:office" xmlns:oel="http://schemas.microsoft.com/office/2019/extlst" xmlns:r="http://schemas.openxmlformats.org/officeDocument/2006/relationships" xmlns:m="http://schemas.openxmlformats.org/officeDocument/2006/math" xmlns:v="urn:schemas-microsoft-com:vml" xmlns:wp14="http://schemas.microsoft.com/office/word/2010/wordprocessingDrawing" xmlns:wp="http://schemas.openxmlformats.org/drawingml/2006/wordprocessingDrawing" xmlns:w10="urn:schemas-microsoft-com:office:word" xmlns:w="http://schemas.openxmlformats.org/wordprocessingml/2006/main" xmlns:w14="http://schemas.microsoft.com/office/word/2010/wordml" xmlns:w15="http://schemas.microsoft.com/office/word/2012/wordml" xmlns:w16cei="http://schemas.microsoft.com/office/word/2026/wordml/cei" xmlns:w16cex="http://schemas.microsoft.com/office/word/2018/wordml/cex" xmlns:w16cid="http://schemas.microsoft.com/office/word/2016/wordml/cid" xmlns:w16="http://schemas.microsoft.com/office/word/2018/wordml" xmlns:w16du="http://schemas.microsoft.com/office/word/2023/wordml/word16du" xmlns:w16sdtdh="http://schemas.microsoft.com/office/word/2020/wordml/sdtdatahash" xmlns:w16sdtfl="http://schemas.microsoft.com/office/word/2024/wordml/sdtformatlock" xmlns:w16se="http://schemas.microsoft.com/office/word/2015/wordml/symex" xmlns:wpg="http://schemas.microsoft.com/office/word/2010/wordprocessingGroup" xmlns:wpi="http://schemas.microsoft.com/office/word/2010/wordprocessingInk" xmlns:wne="http://schemas.microsoft.com/office/word/2006/wordml" xmlns:wps="http://schemas.microsoft.com/office/word/2010/wordprocessingShape" mc:Ignorable="w14 w15 w16se w16cid w16 w16cex w16sdtdh w16sdtfl w16du wp14">
-  <w:abstractNum w:abstractNumId="0" w15:restartNumberingAfterBreak="0">
+<w:numbering xmlns:wpc="http://schemas.microsoft.com/office/word/2010/wordprocessingCanvas" xmlns:mc="http://schemas.openxmlformats.org/markup-compatibility/2006" xmlns:o="urn:schemas-microsoft-com:office:office" xmlns:r="http://schemas.openxmlformats.org/officeDocument/2006/relationships" xmlns:m="http://schemas.openxmlformats.org/officeDocument/2006/math" xmlns:v="urn:schemas-microsoft-com:vml" xmlns:wp14="http://schemas.microsoft.com/office/word/2010/wordprocessingDrawing" xmlns:wp="http://schemas.openxmlformats.org/drawingml/2006/wordprocessingDrawing" xmlns:w10="urn:schemas-microsoft-com:office:word" xmlns:w="http://schemas.openxmlformats.org/wordprocessingml/2006/main" xmlns:w14="http://schemas.microsoft.com/office/word/2010/wordml" xmlns:w15="http://schemas.microsoft.com/office/word/2012/wordml" xmlns:wpg="http://schemas.microsoft.com/office/word/2010/wordprocessingGroup" xmlns:wpi="http://schemas.microsoft.com/office/word/2010/wordprocessingInk" xmlns:wne="http://schemas.microsoft.com/office/word/2006/wordml" xmlns:wps="http://schemas.microsoft.com/office/word/2010/wordprocessingShape" mc:Ignorable="w14 w15 wp14">
+  <w:abstractNum w:abstractNumId="0">
     <w:nsid w:val="1D2C4CB5"/>
     <w:multiLevelType w:val="multilevel"/>
     <w:tmpl w:val="DF7656B2"/>
@@ -4428,14 +4511,14 @@
       </w:pPr>
     </w:lvl>
   </w:abstractNum>
-  <w:num w:numId="1" w16cid:durableId="241918619">
+  <w:num w:numId="1">
     <w:abstractNumId w:val="0"/>
   </w:num>
 </w:numbering>
 </file>
 
 <file path=word/styles.xml><?xml version="1.0" encoding="utf-8"?>
-<w:styles xmlns:mc="http://schemas.openxmlformats.org/markup-compatibility/2006" xmlns:r="http://schemas.openxmlformats.org/officeDocument/2006/relationships" xmlns:w="http://schemas.openxmlformats.org/wordprocessingml/2006/main" xmlns:w14="http://schemas.microsoft.com/office/word/2010/wordml" xmlns:w15="http://schemas.microsoft.com/office/word/2012/wordml" xmlns:w16cex="http://schemas.microsoft.com/office/word/2018/wordml/cex" xmlns:w16cid="http://schemas.microsoft.com/office/word/2016/wordml/cid" xmlns:w16="http://schemas.microsoft.com/office/word/2018/wordml" xmlns:w16du="http://schemas.microsoft.com/office/word/2023/wordml/word16du" xmlns:w16sdtdh="http://schemas.microsoft.com/office/word/2020/wordml/sdtdatahash" xmlns:w16sdtfl="http://schemas.microsoft.com/office/word/2024/wordml/sdtformatlock" xmlns:w16se="http://schemas.microsoft.com/office/word/2015/wordml/symex" mc:Ignorable="w14 w15 w16se w16cid w16 w16cex w16sdtdh w16sdtfl w16du">
+<w:styles xmlns:mc="http://schemas.openxmlformats.org/markup-compatibility/2006" xmlns:r="http://schemas.openxmlformats.org/officeDocument/2006/relationships" xmlns:w="http://schemas.openxmlformats.org/wordprocessingml/2006/main" xmlns:w14="http://schemas.microsoft.com/office/word/2010/wordml" xmlns:w15="http://schemas.microsoft.com/office/word/2012/wordml" mc:Ignorable="w14 w15">
   <w:docDefaults>
     <w:rPrDefault>
       <w:rPr>
@@ -4447,7 +4530,7 @@
     </w:rPrDefault>
     <w:pPrDefault/>
   </w:docDefaults>
-  <w:latentStyles w:defLockedState="0" w:defUIPriority="99" w:defSemiHidden="0" w:defUnhideWhenUsed="0" w:defQFormat="0" w:count="376">
+  <w:latentStyles w:defLockedState="0" w:defUIPriority="99" w:defSemiHidden="0" w:defUnhideWhenUsed="0" w:defQFormat="0" w:count="371">
     <w:lsdException w:name="Normal" w:uiPriority="0" w:qFormat="1"/>
     <w:lsdException w:name="heading 1" w:uiPriority="9" w:qFormat="1"/>
     <w:lsdException w:name="heading 2" w:semiHidden="1" w:uiPriority="9" w:unhideWhenUsed="1" w:qFormat="1"/>
@@ -4819,11 +4902,6 @@
     <w:lsdException w:name="List Table 5 Dark Accent 6" w:uiPriority="50"/>
     <w:lsdException w:name="List Table 6 Colorful Accent 6" w:uiPriority="51"/>
     <w:lsdException w:name="List Table 7 Colorful Accent 6" w:uiPriority="52"/>
-    <w:lsdException w:name="Mention" w:semiHidden="1" w:unhideWhenUsed="1"/>
-    <w:lsdException w:name="Smart Hyperlink" w:semiHidden="1" w:unhideWhenUsed="1"/>
-    <w:lsdException w:name="Hashtag" w:semiHidden="1" w:unhideWhenUsed="1"/>
-    <w:lsdException w:name="Unresolved Mention" w:semiHidden="1" w:unhideWhenUsed="1"/>
-    <w:lsdException w:name="Smart Link" w:semiHidden="1" w:unhideWhenUsed="1"/>
   </w:latentStyles>
   <w:style w:type="paragraph" w:default="1" w:styleId="Normal">
     <w:name w:val="Normal"/>
@@ -4970,7 +5048,7 @@
       </w:tblCellMar>
     </w:tblPr>
   </w:style>
-  <w:style w:type="paragraph" w:styleId="Ttulo">
+  <w:style w:type="paragraph" w:styleId="Puesto">
     <w:name w:val="Title"/>
     <w:basedOn w:val="Normal"/>
     <w:next w:val="Normal"/>
@@ -5135,7 +5213,9 @@
       <w:tblStyleRowBandSize w:val="1"/>
       <w:tblStyleColBandSize w:val="1"/>
       <w:tblCellMar>
+        <w:top w:w="0" w:type="dxa"/>
         <w:left w:w="115" w:type="dxa"/>
+        <w:bottom w:w="0" w:type="dxa"/>
         <w:right w:w="115" w:type="dxa"/>
       </w:tblCellMar>
     </w:tblPr>
@@ -5146,7 +5226,9 @@
       <w:tblStyleRowBandSize w:val="1"/>
       <w:tblStyleColBandSize w:val="1"/>
       <w:tblCellMar>
+        <w:top w:w="0" w:type="dxa"/>
         <w:left w:w="70" w:type="dxa"/>
+        <w:bottom w:w="0" w:type="dxa"/>
         <w:right w:w="70" w:type="dxa"/>
       </w:tblCellMar>
     </w:tblPr>
@@ -5157,7 +5239,9 @@
       <w:tblStyleRowBandSize w:val="1"/>
       <w:tblStyleColBandSize w:val="1"/>
       <w:tblCellMar>
+        <w:top w:w="0" w:type="dxa"/>
         <w:left w:w="70" w:type="dxa"/>
+        <w:bottom w:w="0" w:type="dxa"/>
         <w:right w:w="70" w:type="dxa"/>
       </w:tblCellMar>
     </w:tblPr>
@@ -5168,7 +5252,9 @@
       <w:tblStyleRowBandSize w:val="1"/>
       <w:tblStyleColBandSize w:val="1"/>
       <w:tblCellMar>
+        <w:top w:w="0" w:type="dxa"/>
         <w:left w:w="70" w:type="dxa"/>
+        <w:bottom w:w="0" w:type="dxa"/>
         <w:right w:w="70" w:type="dxa"/>
       </w:tblCellMar>
     </w:tblPr>
@@ -5179,7 +5265,9 @@
       <w:tblStyleRowBandSize w:val="1"/>
       <w:tblStyleColBandSize w:val="1"/>
       <w:tblCellMar>
+        <w:top w:w="0" w:type="dxa"/>
         <w:left w:w="70" w:type="dxa"/>
+        <w:bottom w:w="0" w:type="dxa"/>
         <w:right w:w="70" w:type="dxa"/>
       </w:tblCellMar>
     </w:tblPr>
@@ -5190,7 +5278,9 @@
       <w:tblStyleRowBandSize w:val="1"/>
       <w:tblStyleColBandSize w:val="1"/>
       <w:tblCellMar>
+        <w:top w:w="0" w:type="dxa"/>
         <w:left w:w="115" w:type="dxa"/>
+        <w:bottom w:w="0" w:type="dxa"/>
         <w:right w:w="115" w:type="dxa"/>
       </w:tblCellMar>
     </w:tblPr>
@@ -5201,7 +5291,9 @@
       <w:tblStyleRowBandSize w:val="1"/>
       <w:tblStyleColBandSize w:val="1"/>
       <w:tblCellMar>
+        <w:top w:w="0" w:type="dxa"/>
         <w:left w:w="115" w:type="dxa"/>
+        <w:bottom w:w="0" w:type="dxa"/>
         <w:right w:w="115" w:type="dxa"/>
       </w:tblCellMar>
     </w:tblPr>
@@ -5212,7 +5304,9 @@
       <w:tblStyleRowBandSize w:val="1"/>
       <w:tblStyleColBandSize w:val="1"/>
       <w:tblCellMar>
+        <w:top w:w="0" w:type="dxa"/>
         <w:left w:w="115" w:type="dxa"/>
+        <w:bottom w:w="0" w:type="dxa"/>
         <w:right w:w="115" w:type="dxa"/>
       </w:tblCellMar>
     </w:tblPr>
@@ -5223,7 +5317,9 @@
       <w:tblStyleRowBandSize w:val="1"/>
       <w:tblStyleColBandSize w:val="1"/>
       <w:tblCellMar>
+        <w:top w:w="0" w:type="dxa"/>
         <w:left w:w="115" w:type="dxa"/>
+        <w:bottom w:w="0" w:type="dxa"/>
         <w:right w:w="115" w:type="dxa"/>
       </w:tblCellMar>
     </w:tblPr>
@@ -5234,7 +5330,9 @@
       <w:tblStyleRowBandSize w:val="1"/>
       <w:tblStyleColBandSize w:val="1"/>
       <w:tblCellMar>
+        <w:top w:w="0" w:type="dxa"/>
         <w:left w:w="115" w:type="dxa"/>
+        <w:bottom w:w="0" w:type="dxa"/>
         <w:right w:w="115" w:type="dxa"/>
       </w:tblCellMar>
     </w:tblPr>
@@ -5245,7 +5343,9 @@
       <w:tblStyleRowBandSize w:val="1"/>
       <w:tblStyleColBandSize w:val="1"/>
       <w:tblCellMar>
+        <w:top w:w="0" w:type="dxa"/>
         <w:left w:w="115" w:type="dxa"/>
+        <w:bottom w:w="0" w:type="dxa"/>
         <w:right w:w="115" w:type="dxa"/>
       </w:tblCellMar>
     </w:tblPr>
@@ -5256,7 +5356,9 @@
       <w:tblStyleRowBandSize w:val="1"/>
       <w:tblStyleColBandSize w:val="1"/>
       <w:tblCellMar>
+        <w:top w:w="0" w:type="dxa"/>
         <w:left w:w="115" w:type="dxa"/>
+        <w:bottom w:w="0" w:type="dxa"/>
         <w:right w:w="115" w:type="dxa"/>
       </w:tblCellMar>
     </w:tblPr>
@@ -5267,7 +5369,9 @@
       <w:tblStyleRowBandSize w:val="1"/>
       <w:tblStyleColBandSize w:val="1"/>
       <w:tblCellMar>
+        <w:top w:w="0" w:type="dxa"/>
         <w:left w:w="115" w:type="dxa"/>
+        <w:bottom w:w="0" w:type="dxa"/>
         <w:right w:w="115" w:type="dxa"/>
       </w:tblCellMar>
     </w:tblPr>
@@ -5278,7 +5382,9 @@
       <w:tblStyleRowBandSize w:val="1"/>
       <w:tblStyleColBandSize w:val="1"/>
       <w:tblCellMar>
+        <w:top w:w="0" w:type="dxa"/>
         <w:left w:w="115" w:type="dxa"/>
+        <w:bottom w:w="0" w:type="dxa"/>
         <w:right w:w="115" w:type="dxa"/>
       </w:tblCellMar>
     </w:tblPr>

--- a/media/plantillas/DC-3-Plantilla.docx
+++ b/media/plantillas/DC-3-Plantilla.docx
@@ -200,17 +200,32 @@
               <w:rPr>
                 <w:rFonts w:ascii="Arial" w:eastAsia="Consolas" w:hAnsi="Arial" w:cs="Arial"/>
                 <w:b/>
+                <w:bCs/>
                 <w:sz w:val="20"/>
                 <w:szCs w:val="20"/>
               </w:rPr>
             </w:pPr>
-            <w:r>
-              <w:rPr>
-                <w:rFonts w:ascii="Arial" w:hAnsi="Arial" w:cs="Arial"/>
-                <w:sz w:val="20"/>
-                <w:szCs w:val="20"/>
-              </w:rPr>
-              <w:t>{{ nombre }}</w:t>
+            <w:proofErr w:type="gramStart"/>
+            <w:r>
+              <w:rPr>
+                <w:rFonts w:ascii="Arial" w:hAnsi="Arial" w:cs="Arial"/>
+                <w:b/>
+                <w:bCs/>
+                <w:sz w:val="18"/>
+                <w:szCs w:val="18"/>
+              </w:rPr>
+              <w:t>{{ nombre</w:t>
+            </w:r>
+            <w:proofErr w:type="gramEnd"/>
+            <w:r>
+              <w:rPr>
+                <w:rFonts w:ascii="Arial" w:hAnsi="Arial" w:cs="Arial"/>
+                <w:b/>
+                <w:bCs/>
+                <w:sz w:val="18"/>
+                <w:szCs w:val="18"/>
+              </w:rPr>
+              <w:t xml:space="preserve"> }}</w:t>
             </w:r>
           </w:p>
         </w:tc>
@@ -349,9 +364,9 @@
                 <w:sz w:val="18"/>
                 <w:szCs w:val="18"/>
               </w:rPr>
-              <w:t>_</w:t>
-            </w:r>
-            <w:proofErr w:type="gramStart"/>
+              <w:t>_laboral</w:t>
+            </w:r>
+            <w:proofErr w:type="spellEnd"/>
             <w:r>
               <w:rPr>
                 <w:rFonts w:ascii="Arial" w:eastAsia="Consolas" w:hAnsi="Arial" w:cs="Arial"/>
@@ -359,56 +374,14 @@
                 <w:sz w:val="18"/>
                 <w:szCs w:val="18"/>
               </w:rPr>
-              <w:t>laboral</w:t>
-            </w:r>
-            <w:proofErr w:type="spellEnd"/>
-            <w:r>
-              <w:rPr>
-                <w:rFonts w:ascii="Arial" w:eastAsia="Consolas" w:hAnsi="Arial" w:cs="Arial"/>
-                <w:b/>
-                <w:sz w:val="18"/>
-                <w:szCs w:val="18"/>
-              </w:rPr>
-              <w:t xml:space="preserve"> }</w:t>
-            </w:r>
-            <w:proofErr w:type="gramEnd"/>
-            <w:r>
-              <w:rPr>
-                <w:rFonts w:ascii="Arial" w:eastAsia="Consolas" w:hAnsi="Arial" w:cs="Arial"/>
-                <w:b/>
-                <w:sz w:val="18"/>
-                <w:szCs w:val="18"/>
-              </w:rPr>
-              <w:t>}</w:t>
-            </w:r>
-          </w:p>
-          <w:p>
-            <w:pPr>
-              <w:rPr>
-                <w:rFonts w:ascii="Arial" w:eastAsia="Consolas" w:hAnsi="Arial" w:cs="Arial"/>
-                <w:b/>
-                <w:sz w:val="20"/>
-                <w:szCs w:val="20"/>
-                <w:u w:val="single"/>
-                <w:lang w:val="es-MX"/>
-              </w:rPr>
-            </w:pPr>
-          </w:p>
-          <w:p>
-            <w:pPr>
-              <w:rPr>
-                <w:rFonts w:ascii="Arial" w:eastAsia="Consolas" w:hAnsi="Arial" w:cs="Arial"/>
-                <w:b/>
-                <w:sz w:val="20"/>
-                <w:szCs w:val="20"/>
-              </w:rPr>
-            </w:pPr>
+              <w:t xml:space="preserve"> }}</w:t>
+            </w:r>
           </w:p>
         </w:tc>
       </w:tr>
       <w:tr>
         <w:trPr>
-          <w:trHeight w:val="312"/>
+          <w:trHeight w:val="350"/>
         </w:trPr>
         <w:tc>
           <w:tcPr>
@@ -430,10 +403,12 @@
             </w:pPr>
             <w:r>
               <w:rPr>
-                <w:rStyle w:val="CdigoHTML"/>
-                <w:rFonts w:ascii="Arial" w:hAnsi="Arial" w:cs="Arial"/>
-              </w:rPr>
-              <w:t>{{ c0 }}</w:t>
+                <w:rFonts w:ascii="Arial" w:eastAsia="Consolas" w:hAnsi="Arial" w:cs="Arial"/>
+                <w:b/>
+                <w:sz w:val="18"/>
+                <w:szCs w:val="18"/>
+              </w:rPr>
+              <w:t>{{c0}}</w:t>
             </w:r>
           </w:p>
         </w:tc>
@@ -449,33 +424,20 @@
           <w:p>
             <w:pPr>
               <w:rPr>
-                <w:rStyle w:val="CdigoHTML"/>
-                <w:rFonts w:ascii="Arial" w:hAnsi="Arial" w:cs="Arial"/>
-              </w:rPr>
-            </w:pPr>
-            <w:r>
-              <w:rPr>
-                <w:rStyle w:val="CdigoHTML"/>
-                <w:rFonts w:ascii="Arial" w:hAnsi="Arial" w:cs="Arial"/>
-              </w:rPr>
-              <w:t xml:space="preserve">{{c1 </w:t>
-            </w:r>
-          </w:p>
-          <w:p>
-            <w:pPr>
-              <w:rPr>
-                <w:rFonts w:ascii="Arial" w:eastAsia="Consolas" w:hAnsi="Arial" w:cs="Arial"/>
-                <w:b/>
-                <w:sz w:val="18"/>
-                <w:szCs w:val="18"/>
-              </w:rPr>
-            </w:pPr>
-            <w:r>
-              <w:rPr>
-                <w:rStyle w:val="CdigoHTML"/>
-                <w:rFonts w:ascii="Arial" w:hAnsi="Arial" w:cs="Arial"/>
-              </w:rPr>
-              <w:t>}}</w:t>
+                <w:rFonts w:ascii="Arial" w:hAnsi="Arial" w:cs="Arial"/>
+                <w:b/>
+                <w:sz w:val="18"/>
+                <w:szCs w:val="18"/>
+              </w:rPr>
+            </w:pPr>
+            <w:r>
+              <w:rPr>
+                <w:rFonts w:ascii="Arial" w:hAnsi="Arial" w:cs="Arial"/>
+                <w:b/>
+                <w:sz w:val="18"/>
+                <w:szCs w:val="18"/>
+              </w:rPr>
+              <w:t>{{c1}}</w:t>
             </w:r>
           </w:p>
         </w:tc>
@@ -491,33 +453,20 @@
           <w:p>
             <w:pPr>
               <w:rPr>
-                <w:rStyle w:val="CdigoHTML"/>
-                <w:rFonts w:ascii="Arial" w:hAnsi="Arial" w:cs="Arial"/>
-              </w:rPr>
-            </w:pPr>
-            <w:r>
-              <w:rPr>
-                <w:rStyle w:val="CdigoHTML"/>
-                <w:rFonts w:ascii="Arial" w:hAnsi="Arial" w:cs="Arial"/>
-              </w:rPr>
-              <w:t xml:space="preserve">{{c2 </w:t>
-            </w:r>
-          </w:p>
-          <w:p>
-            <w:pPr>
-              <w:rPr>
-                <w:rFonts w:ascii="Arial" w:eastAsia="Consolas" w:hAnsi="Arial" w:cs="Arial"/>
-                <w:b/>
-                <w:sz w:val="18"/>
-                <w:szCs w:val="18"/>
-              </w:rPr>
-            </w:pPr>
-            <w:r>
-              <w:rPr>
-                <w:rStyle w:val="CdigoHTML"/>
-                <w:rFonts w:ascii="Arial" w:hAnsi="Arial" w:cs="Arial"/>
-              </w:rPr>
-              <w:t>}}</w:t>
+                <w:rFonts w:ascii="Arial" w:hAnsi="Arial" w:cs="Arial"/>
+                <w:b/>
+                <w:sz w:val="18"/>
+                <w:szCs w:val="18"/>
+              </w:rPr>
+            </w:pPr>
+            <w:r>
+              <w:rPr>
+                <w:rFonts w:ascii="Arial" w:hAnsi="Arial" w:cs="Arial"/>
+                <w:b/>
+                <w:sz w:val="18"/>
+                <w:szCs w:val="18"/>
+              </w:rPr>
+              <w:t>{{c2}}</w:t>
             </w:r>
           </w:p>
         </w:tc>
@@ -533,33 +482,20 @@
           <w:p>
             <w:pPr>
               <w:rPr>
-                <w:rStyle w:val="CdigoHTML"/>
-                <w:rFonts w:ascii="Arial" w:hAnsi="Arial" w:cs="Arial"/>
-              </w:rPr>
-            </w:pPr>
-            <w:r>
-              <w:rPr>
-                <w:rStyle w:val="CdigoHTML"/>
-                <w:rFonts w:ascii="Arial" w:hAnsi="Arial" w:cs="Arial"/>
-              </w:rPr>
-              <w:t xml:space="preserve">{{c3 </w:t>
-            </w:r>
-          </w:p>
-          <w:p>
-            <w:pPr>
-              <w:rPr>
-                <w:rFonts w:ascii="Arial" w:eastAsia="Consolas" w:hAnsi="Arial" w:cs="Arial"/>
-                <w:b/>
-                <w:sz w:val="18"/>
-                <w:szCs w:val="18"/>
-              </w:rPr>
-            </w:pPr>
-            <w:r>
-              <w:rPr>
-                <w:rStyle w:val="CdigoHTML"/>
-                <w:rFonts w:ascii="Arial" w:hAnsi="Arial" w:cs="Arial"/>
-              </w:rPr>
-              <w:t>}}</w:t>
+                <w:rFonts w:ascii="Arial" w:hAnsi="Arial" w:cs="Arial"/>
+                <w:b/>
+                <w:sz w:val="18"/>
+                <w:szCs w:val="18"/>
+              </w:rPr>
+            </w:pPr>
+            <w:r>
+              <w:rPr>
+                <w:rFonts w:ascii="Arial" w:hAnsi="Arial" w:cs="Arial"/>
+                <w:b/>
+                <w:sz w:val="18"/>
+                <w:szCs w:val="18"/>
+              </w:rPr>
+              <w:t>{{c3}}</w:t>
             </w:r>
           </w:p>
         </w:tc>
@@ -575,33 +511,20 @@
           <w:p>
             <w:pPr>
               <w:rPr>
-                <w:rStyle w:val="CdigoHTML"/>
-                <w:rFonts w:ascii="Arial" w:hAnsi="Arial" w:cs="Arial"/>
-              </w:rPr>
-            </w:pPr>
-            <w:r>
-              <w:rPr>
-                <w:rStyle w:val="CdigoHTML"/>
-                <w:rFonts w:ascii="Arial" w:hAnsi="Arial" w:cs="Arial"/>
-              </w:rPr>
-              <w:t xml:space="preserve">{{c4 </w:t>
-            </w:r>
-          </w:p>
-          <w:p>
-            <w:pPr>
-              <w:rPr>
-                <w:rFonts w:ascii="Arial" w:eastAsia="Consolas" w:hAnsi="Arial" w:cs="Arial"/>
-                <w:b/>
-                <w:sz w:val="18"/>
-                <w:szCs w:val="18"/>
-              </w:rPr>
-            </w:pPr>
-            <w:r>
-              <w:rPr>
-                <w:rStyle w:val="CdigoHTML"/>
-                <w:rFonts w:ascii="Arial" w:hAnsi="Arial" w:cs="Arial"/>
-              </w:rPr>
-              <w:t>}}</w:t>
+                <w:rFonts w:ascii="Arial" w:hAnsi="Arial" w:cs="Arial"/>
+                <w:b/>
+                <w:sz w:val="18"/>
+                <w:szCs w:val="18"/>
+              </w:rPr>
+            </w:pPr>
+            <w:r>
+              <w:rPr>
+                <w:rFonts w:ascii="Arial" w:hAnsi="Arial" w:cs="Arial"/>
+                <w:b/>
+                <w:sz w:val="18"/>
+                <w:szCs w:val="18"/>
+              </w:rPr>
+              <w:t>{{c4}}</w:t>
             </w:r>
           </w:p>
         </w:tc>
@@ -617,33 +540,20 @@
           <w:p>
             <w:pPr>
               <w:rPr>
-                <w:rStyle w:val="CdigoHTML"/>
-                <w:rFonts w:ascii="Arial" w:hAnsi="Arial" w:cs="Arial"/>
-              </w:rPr>
-            </w:pPr>
-            <w:r>
-              <w:rPr>
-                <w:rStyle w:val="CdigoHTML"/>
-                <w:rFonts w:ascii="Arial" w:hAnsi="Arial" w:cs="Arial"/>
-              </w:rPr>
-              <w:t xml:space="preserve">{{c5 </w:t>
-            </w:r>
-          </w:p>
-          <w:p>
-            <w:pPr>
-              <w:rPr>
-                <w:rFonts w:ascii="Arial" w:eastAsia="Consolas" w:hAnsi="Arial" w:cs="Arial"/>
-                <w:b/>
-                <w:sz w:val="18"/>
-                <w:szCs w:val="18"/>
-              </w:rPr>
-            </w:pPr>
-            <w:r>
-              <w:rPr>
-                <w:rStyle w:val="CdigoHTML"/>
-                <w:rFonts w:ascii="Arial" w:hAnsi="Arial" w:cs="Arial"/>
-              </w:rPr>
-              <w:t>}}</w:t>
+                <w:rFonts w:ascii="Arial" w:hAnsi="Arial" w:cs="Arial"/>
+                <w:b/>
+                <w:sz w:val="18"/>
+                <w:szCs w:val="18"/>
+              </w:rPr>
+            </w:pPr>
+            <w:r>
+              <w:rPr>
+                <w:rFonts w:ascii="Arial" w:hAnsi="Arial" w:cs="Arial"/>
+                <w:b/>
+                <w:sz w:val="18"/>
+                <w:szCs w:val="18"/>
+              </w:rPr>
+              <w:t>{{c5}}</w:t>
             </w:r>
           </w:p>
         </w:tc>
@@ -659,33 +569,20 @@
           <w:p>
             <w:pPr>
               <w:rPr>
-                <w:rStyle w:val="CdigoHTML"/>
-                <w:rFonts w:ascii="Arial" w:hAnsi="Arial" w:cs="Arial"/>
-              </w:rPr>
-            </w:pPr>
-            <w:r>
-              <w:rPr>
-                <w:rStyle w:val="CdigoHTML"/>
-                <w:rFonts w:ascii="Arial" w:hAnsi="Arial" w:cs="Arial"/>
-              </w:rPr>
-              <w:t xml:space="preserve">{{c6 </w:t>
-            </w:r>
-          </w:p>
-          <w:p>
-            <w:pPr>
-              <w:rPr>
-                <w:rFonts w:ascii="Arial" w:eastAsia="Consolas" w:hAnsi="Arial" w:cs="Arial"/>
-                <w:b/>
-                <w:sz w:val="18"/>
-                <w:szCs w:val="18"/>
-              </w:rPr>
-            </w:pPr>
-            <w:r>
-              <w:rPr>
-                <w:rStyle w:val="CdigoHTML"/>
-                <w:rFonts w:ascii="Arial" w:hAnsi="Arial" w:cs="Arial"/>
-              </w:rPr>
-              <w:t>}}</w:t>
+                <w:rFonts w:ascii="Arial" w:hAnsi="Arial" w:cs="Arial"/>
+                <w:b/>
+                <w:sz w:val="18"/>
+                <w:szCs w:val="18"/>
+              </w:rPr>
+            </w:pPr>
+            <w:r>
+              <w:rPr>
+                <w:rFonts w:ascii="Arial" w:hAnsi="Arial" w:cs="Arial"/>
+                <w:b/>
+                <w:sz w:val="18"/>
+                <w:szCs w:val="18"/>
+              </w:rPr>
+              <w:t>{{c6}}</w:t>
             </w:r>
           </w:p>
         </w:tc>
@@ -701,33 +598,20 @@
           <w:p>
             <w:pPr>
               <w:rPr>
-                <w:rStyle w:val="CdigoHTML"/>
-                <w:rFonts w:ascii="Arial" w:hAnsi="Arial" w:cs="Arial"/>
-              </w:rPr>
-            </w:pPr>
-            <w:r>
-              <w:rPr>
-                <w:rStyle w:val="CdigoHTML"/>
-                <w:rFonts w:ascii="Arial" w:hAnsi="Arial" w:cs="Arial"/>
-              </w:rPr>
-              <w:t xml:space="preserve">{{c7 </w:t>
-            </w:r>
-          </w:p>
-          <w:p>
-            <w:pPr>
-              <w:rPr>
-                <w:rFonts w:ascii="Arial" w:eastAsia="Consolas" w:hAnsi="Arial" w:cs="Arial"/>
-                <w:b/>
-                <w:sz w:val="18"/>
-                <w:szCs w:val="18"/>
-              </w:rPr>
-            </w:pPr>
-            <w:r>
-              <w:rPr>
-                <w:rStyle w:val="CdigoHTML"/>
-                <w:rFonts w:ascii="Arial" w:hAnsi="Arial" w:cs="Arial"/>
-              </w:rPr>
-              <w:t>}}</w:t>
+                <w:rFonts w:ascii="Arial" w:hAnsi="Arial" w:cs="Arial"/>
+                <w:b/>
+                <w:sz w:val="18"/>
+                <w:szCs w:val="18"/>
+              </w:rPr>
+            </w:pPr>
+            <w:r>
+              <w:rPr>
+                <w:rFonts w:ascii="Arial" w:hAnsi="Arial" w:cs="Arial"/>
+                <w:b/>
+                <w:sz w:val="18"/>
+                <w:szCs w:val="18"/>
+              </w:rPr>
+              <w:t>{{c7}}</w:t>
             </w:r>
           </w:p>
         </w:tc>
@@ -743,34 +627,20 @@
           <w:p>
             <w:pPr>
               <w:rPr>
-                <w:rStyle w:val="CdigoHTML"/>
-                <w:rFonts w:ascii="Arial" w:hAnsi="Arial" w:cs="Arial"/>
-              </w:rPr>
-            </w:pPr>
-            <w:r>
-              <w:rPr>
-                <w:rStyle w:val="CdigoHTML"/>
-                <w:rFonts w:ascii="Arial" w:hAnsi="Arial" w:cs="Arial"/>
-              </w:rPr>
-              <w:t xml:space="preserve">{{c8 </w:t>
-            </w:r>
-          </w:p>
-          <w:p>
-            <w:pPr>
-              <w:jc w:val="center"/>
-              <w:rPr>
-                <w:rFonts w:ascii="Arial" w:eastAsia="Consolas" w:hAnsi="Arial" w:cs="Arial"/>
-                <w:b/>
-                <w:sz w:val="18"/>
-                <w:szCs w:val="18"/>
-              </w:rPr>
-            </w:pPr>
-            <w:r>
-              <w:rPr>
-                <w:rStyle w:val="CdigoHTML"/>
-                <w:rFonts w:ascii="Arial" w:hAnsi="Arial" w:cs="Arial"/>
-              </w:rPr>
-              <w:t>}}</w:t>
+                <w:rFonts w:ascii="Arial" w:hAnsi="Arial" w:cs="Arial"/>
+                <w:b/>
+                <w:sz w:val="18"/>
+                <w:szCs w:val="18"/>
+              </w:rPr>
+            </w:pPr>
+            <w:r>
+              <w:rPr>
+                <w:rFonts w:ascii="Arial" w:hAnsi="Arial" w:cs="Arial"/>
+                <w:b/>
+                <w:sz w:val="18"/>
+                <w:szCs w:val="18"/>
+              </w:rPr>
+              <w:t>{{c8}}</w:t>
             </w:r>
           </w:p>
         </w:tc>
@@ -786,34 +656,20 @@
           <w:p>
             <w:pPr>
               <w:rPr>
-                <w:rStyle w:val="CdigoHTML"/>
-                <w:rFonts w:ascii="Arial" w:hAnsi="Arial" w:cs="Arial"/>
-              </w:rPr>
-            </w:pPr>
-            <w:r>
-              <w:rPr>
-                <w:rStyle w:val="CdigoHTML"/>
-                <w:rFonts w:ascii="Arial" w:hAnsi="Arial" w:cs="Arial"/>
-              </w:rPr>
-              <w:t xml:space="preserve">{{c9 </w:t>
-            </w:r>
-          </w:p>
-          <w:p>
-            <w:pPr>
-              <w:jc w:val="center"/>
-              <w:rPr>
-                <w:rFonts w:ascii="Arial" w:eastAsia="Consolas" w:hAnsi="Arial" w:cs="Arial"/>
-                <w:b/>
-                <w:sz w:val="18"/>
-                <w:szCs w:val="18"/>
-              </w:rPr>
-            </w:pPr>
-            <w:r>
-              <w:rPr>
-                <w:rStyle w:val="CdigoHTML"/>
-                <w:rFonts w:ascii="Arial" w:hAnsi="Arial" w:cs="Arial"/>
-              </w:rPr>
-              <w:t>}}</w:t>
+                <w:rFonts w:ascii="Arial" w:hAnsi="Arial" w:cs="Arial"/>
+                <w:b/>
+                <w:sz w:val="18"/>
+                <w:szCs w:val="18"/>
+              </w:rPr>
+            </w:pPr>
+            <w:r>
+              <w:rPr>
+                <w:rFonts w:ascii="Arial" w:hAnsi="Arial" w:cs="Arial"/>
+                <w:b/>
+                <w:sz w:val="18"/>
+                <w:szCs w:val="18"/>
+              </w:rPr>
+              <w:t>{{c9}}</w:t>
             </w:r>
           </w:p>
         </w:tc>
@@ -829,34 +685,20 @@
           <w:p>
             <w:pPr>
               <w:rPr>
-                <w:rStyle w:val="CdigoHTML"/>
-                <w:rFonts w:ascii="Arial" w:hAnsi="Arial" w:cs="Arial"/>
-              </w:rPr>
-            </w:pPr>
-            <w:r>
-              <w:rPr>
-                <w:rStyle w:val="CdigoHTML"/>
-                <w:rFonts w:ascii="Arial" w:hAnsi="Arial" w:cs="Arial"/>
-              </w:rPr>
-              <w:t xml:space="preserve">{{c10 </w:t>
-            </w:r>
-          </w:p>
-          <w:p>
-            <w:pPr>
-              <w:jc w:val="center"/>
-              <w:rPr>
-                <w:rFonts w:ascii="Arial" w:eastAsia="Consolas" w:hAnsi="Arial" w:cs="Arial"/>
-                <w:b/>
-                <w:sz w:val="18"/>
-                <w:szCs w:val="18"/>
-              </w:rPr>
-            </w:pPr>
-            <w:r>
-              <w:rPr>
-                <w:rStyle w:val="CdigoHTML"/>
-                <w:rFonts w:ascii="Arial" w:hAnsi="Arial" w:cs="Arial"/>
-              </w:rPr>
-              <w:t>}}</w:t>
+                <w:rFonts w:ascii="Arial" w:hAnsi="Arial" w:cs="Arial"/>
+                <w:b/>
+                <w:sz w:val="18"/>
+                <w:szCs w:val="18"/>
+              </w:rPr>
+            </w:pPr>
+            <w:r>
+              <w:rPr>
+                <w:rFonts w:ascii="Arial" w:hAnsi="Arial" w:cs="Arial"/>
+                <w:b/>
+                <w:sz w:val="18"/>
+                <w:szCs w:val="18"/>
+              </w:rPr>
+              <w:t>{{c10}}</w:t>
             </w:r>
           </w:p>
         </w:tc>
@@ -872,34 +714,20 @@
           <w:p>
             <w:pPr>
               <w:rPr>
-                <w:rStyle w:val="CdigoHTML"/>
-                <w:rFonts w:ascii="Arial" w:hAnsi="Arial" w:cs="Arial"/>
-              </w:rPr>
-            </w:pPr>
-            <w:r>
-              <w:rPr>
-                <w:rStyle w:val="CdigoHTML"/>
-                <w:rFonts w:ascii="Arial" w:hAnsi="Arial" w:cs="Arial"/>
-              </w:rPr>
-              <w:t xml:space="preserve">{{c11 </w:t>
-            </w:r>
-          </w:p>
-          <w:p>
-            <w:pPr>
-              <w:jc w:val="center"/>
-              <w:rPr>
-                <w:rFonts w:ascii="Arial" w:eastAsia="Consolas" w:hAnsi="Arial" w:cs="Arial"/>
-                <w:b/>
-                <w:sz w:val="18"/>
-                <w:szCs w:val="18"/>
-              </w:rPr>
-            </w:pPr>
-            <w:r>
-              <w:rPr>
-                <w:rStyle w:val="CdigoHTML"/>
-                <w:rFonts w:ascii="Arial" w:hAnsi="Arial" w:cs="Arial"/>
-              </w:rPr>
-              <w:t>}}</w:t>
+                <w:rFonts w:ascii="Arial" w:hAnsi="Arial" w:cs="Arial"/>
+                <w:b/>
+                <w:sz w:val="18"/>
+                <w:szCs w:val="18"/>
+              </w:rPr>
+            </w:pPr>
+            <w:r>
+              <w:rPr>
+                <w:rFonts w:ascii="Arial" w:hAnsi="Arial" w:cs="Arial"/>
+                <w:b/>
+                <w:sz w:val="18"/>
+                <w:szCs w:val="18"/>
+              </w:rPr>
+              <w:t>{{c11}}</w:t>
             </w:r>
           </w:p>
         </w:tc>
@@ -915,34 +743,20 @@
           <w:p>
             <w:pPr>
               <w:rPr>
-                <w:rStyle w:val="CdigoHTML"/>
-                <w:rFonts w:ascii="Arial" w:hAnsi="Arial" w:cs="Arial"/>
-              </w:rPr>
-            </w:pPr>
-            <w:r>
-              <w:rPr>
-                <w:rStyle w:val="CdigoHTML"/>
-                <w:rFonts w:ascii="Arial" w:hAnsi="Arial" w:cs="Arial"/>
-              </w:rPr>
-              <w:t xml:space="preserve">{{c12 </w:t>
-            </w:r>
-          </w:p>
-          <w:p>
-            <w:pPr>
-              <w:jc w:val="center"/>
-              <w:rPr>
-                <w:rFonts w:ascii="Arial" w:eastAsia="Consolas" w:hAnsi="Arial" w:cs="Arial"/>
-                <w:b/>
-                <w:sz w:val="18"/>
-                <w:szCs w:val="18"/>
-              </w:rPr>
-            </w:pPr>
-            <w:r>
-              <w:rPr>
-                <w:rStyle w:val="CdigoHTML"/>
-                <w:rFonts w:ascii="Arial" w:hAnsi="Arial" w:cs="Arial"/>
-              </w:rPr>
-              <w:t>}}</w:t>
+                <w:rFonts w:ascii="Arial" w:hAnsi="Arial" w:cs="Arial"/>
+                <w:b/>
+                <w:sz w:val="18"/>
+                <w:szCs w:val="18"/>
+              </w:rPr>
+            </w:pPr>
+            <w:r>
+              <w:rPr>
+                <w:rFonts w:ascii="Arial" w:hAnsi="Arial" w:cs="Arial"/>
+                <w:b/>
+                <w:sz w:val="18"/>
+                <w:szCs w:val="18"/>
+              </w:rPr>
+              <w:t>{{c12}}</w:t>
             </w:r>
           </w:p>
         </w:tc>
@@ -958,34 +772,20 @@
           <w:p>
             <w:pPr>
               <w:rPr>
-                <w:rStyle w:val="CdigoHTML"/>
-                <w:rFonts w:ascii="Arial" w:hAnsi="Arial" w:cs="Arial"/>
-              </w:rPr>
-            </w:pPr>
-            <w:r>
-              <w:rPr>
-                <w:rStyle w:val="CdigoHTML"/>
-                <w:rFonts w:ascii="Arial" w:hAnsi="Arial" w:cs="Arial"/>
-              </w:rPr>
-              <w:t xml:space="preserve">{{c13 </w:t>
-            </w:r>
-          </w:p>
-          <w:p>
-            <w:pPr>
-              <w:jc w:val="center"/>
-              <w:rPr>
-                <w:rFonts w:ascii="Arial" w:eastAsia="Consolas" w:hAnsi="Arial" w:cs="Arial"/>
-                <w:b/>
-                <w:sz w:val="18"/>
-                <w:szCs w:val="18"/>
-              </w:rPr>
-            </w:pPr>
-            <w:r>
-              <w:rPr>
-                <w:rStyle w:val="CdigoHTML"/>
-                <w:rFonts w:ascii="Arial" w:hAnsi="Arial" w:cs="Arial"/>
-              </w:rPr>
-              <w:t>}}</w:t>
+                <w:rFonts w:ascii="Arial" w:hAnsi="Arial" w:cs="Arial"/>
+                <w:b/>
+                <w:sz w:val="18"/>
+                <w:szCs w:val="18"/>
+              </w:rPr>
+            </w:pPr>
+            <w:r>
+              <w:rPr>
+                <w:rFonts w:ascii="Arial" w:hAnsi="Arial" w:cs="Arial"/>
+                <w:b/>
+                <w:sz w:val="18"/>
+                <w:szCs w:val="18"/>
+              </w:rPr>
+              <w:t>{{c13}}</w:t>
             </w:r>
           </w:p>
         </w:tc>
@@ -1001,34 +801,20 @@
           <w:p>
             <w:pPr>
               <w:rPr>
-                <w:rStyle w:val="CdigoHTML"/>
-                <w:rFonts w:ascii="Arial" w:hAnsi="Arial" w:cs="Arial"/>
-              </w:rPr>
-            </w:pPr>
-            <w:r>
-              <w:rPr>
-                <w:rStyle w:val="CdigoHTML"/>
-                <w:rFonts w:ascii="Arial" w:hAnsi="Arial" w:cs="Arial"/>
-              </w:rPr>
-              <w:t xml:space="preserve">{{c14 </w:t>
-            </w:r>
-          </w:p>
-          <w:p>
-            <w:pPr>
-              <w:jc w:val="center"/>
-              <w:rPr>
-                <w:rFonts w:ascii="Arial" w:eastAsia="Consolas" w:hAnsi="Arial" w:cs="Arial"/>
-                <w:b/>
-                <w:sz w:val="18"/>
-                <w:szCs w:val="18"/>
-              </w:rPr>
-            </w:pPr>
-            <w:r>
-              <w:rPr>
-                <w:rStyle w:val="CdigoHTML"/>
-                <w:rFonts w:ascii="Arial" w:hAnsi="Arial" w:cs="Arial"/>
-              </w:rPr>
-              <w:t>}}</w:t>
+                <w:rFonts w:ascii="Arial" w:hAnsi="Arial" w:cs="Arial"/>
+                <w:b/>
+                <w:sz w:val="18"/>
+                <w:szCs w:val="18"/>
+              </w:rPr>
+            </w:pPr>
+            <w:r>
+              <w:rPr>
+                <w:rFonts w:ascii="Arial" w:hAnsi="Arial" w:cs="Arial"/>
+                <w:b/>
+                <w:sz w:val="18"/>
+                <w:szCs w:val="18"/>
+              </w:rPr>
+              <w:t>{{c14}}</w:t>
             </w:r>
           </w:p>
         </w:tc>
@@ -1044,34 +830,20 @@
           <w:p>
             <w:pPr>
               <w:rPr>
-                <w:rStyle w:val="CdigoHTML"/>
-                <w:rFonts w:ascii="Arial" w:hAnsi="Arial" w:cs="Arial"/>
-              </w:rPr>
-            </w:pPr>
-            <w:r>
-              <w:rPr>
-                <w:rStyle w:val="CdigoHTML"/>
-                <w:rFonts w:ascii="Arial" w:hAnsi="Arial" w:cs="Arial"/>
-              </w:rPr>
-              <w:t xml:space="preserve">{{c15 </w:t>
-            </w:r>
-          </w:p>
-          <w:p>
-            <w:pPr>
-              <w:jc w:val="center"/>
-              <w:rPr>
-                <w:rFonts w:ascii="Arial" w:eastAsia="Consolas" w:hAnsi="Arial" w:cs="Arial"/>
-                <w:b/>
-                <w:sz w:val="18"/>
-                <w:szCs w:val="18"/>
-              </w:rPr>
-            </w:pPr>
-            <w:r>
-              <w:rPr>
-                <w:rStyle w:val="CdigoHTML"/>
-                <w:rFonts w:ascii="Arial" w:hAnsi="Arial" w:cs="Arial"/>
-              </w:rPr>
-              <w:t>}}</w:t>
+                <w:rFonts w:ascii="Arial" w:hAnsi="Arial" w:cs="Arial"/>
+                <w:b/>
+                <w:sz w:val="18"/>
+                <w:szCs w:val="18"/>
+              </w:rPr>
+            </w:pPr>
+            <w:r>
+              <w:rPr>
+                <w:rFonts w:ascii="Arial" w:hAnsi="Arial" w:cs="Arial"/>
+                <w:b/>
+                <w:sz w:val="18"/>
+                <w:szCs w:val="18"/>
+              </w:rPr>
+              <w:t>{{c15}}</w:t>
             </w:r>
           </w:p>
         </w:tc>
@@ -1087,34 +859,20 @@
           <w:p>
             <w:pPr>
               <w:rPr>
-                <w:rStyle w:val="CdigoHTML"/>
-                <w:rFonts w:ascii="Arial" w:hAnsi="Arial" w:cs="Arial"/>
-              </w:rPr>
-            </w:pPr>
-            <w:r>
-              <w:rPr>
-                <w:rStyle w:val="CdigoHTML"/>
-                <w:rFonts w:ascii="Arial" w:hAnsi="Arial" w:cs="Arial"/>
-              </w:rPr>
-              <w:t xml:space="preserve">{{c16 </w:t>
-            </w:r>
-          </w:p>
-          <w:p>
-            <w:pPr>
-              <w:jc w:val="center"/>
-              <w:rPr>
-                <w:rFonts w:ascii="Arial" w:eastAsia="Consolas" w:hAnsi="Arial" w:cs="Arial"/>
-                <w:b/>
-                <w:sz w:val="18"/>
-                <w:szCs w:val="18"/>
-              </w:rPr>
-            </w:pPr>
-            <w:r>
-              <w:rPr>
-                <w:rStyle w:val="CdigoHTML"/>
-                <w:rFonts w:ascii="Arial" w:hAnsi="Arial" w:cs="Arial"/>
-              </w:rPr>
-              <w:t>}}</w:t>
+                <w:rFonts w:ascii="Arial" w:hAnsi="Arial" w:cs="Arial"/>
+                <w:b/>
+                <w:sz w:val="18"/>
+                <w:szCs w:val="18"/>
+              </w:rPr>
+            </w:pPr>
+            <w:r>
+              <w:rPr>
+                <w:rFonts w:ascii="Arial" w:hAnsi="Arial" w:cs="Arial"/>
+                <w:b/>
+                <w:sz w:val="18"/>
+                <w:szCs w:val="18"/>
+              </w:rPr>
+              <w:t>{{c16}}</w:t>
             </w:r>
           </w:p>
         </w:tc>
@@ -1130,34 +888,20 @@
           <w:p>
             <w:pPr>
               <w:rPr>
-                <w:rStyle w:val="CdigoHTML"/>
-                <w:rFonts w:ascii="Arial" w:hAnsi="Arial" w:cs="Arial"/>
-              </w:rPr>
-            </w:pPr>
-            <w:r>
-              <w:rPr>
-                <w:rStyle w:val="CdigoHTML"/>
-                <w:rFonts w:ascii="Arial" w:hAnsi="Arial" w:cs="Arial"/>
-              </w:rPr>
-              <w:t xml:space="preserve">{{c17 </w:t>
-            </w:r>
-          </w:p>
-          <w:p>
-            <w:pPr>
-              <w:jc w:val="center"/>
-              <w:rPr>
-                <w:rFonts w:ascii="Arial" w:eastAsia="Consolas" w:hAnsi="Arial" w:cs="Arial"/>
-                <w:b/>
-                <w:sz w:val="18"/>
-                <w:szCs w:val="18"/>
-              </w:rPr>
-            </w:pPr>
-            <w:r>
-              <w:rPr>
-                <w:rStyle w:val="CdigoHTML"/>
-                <w:rFonts w:ascii="Arial" w:hAnsi="Arial" w:cs="Arial"/>
-              </w:rPr>
-              <w:t>}}</w:t>
+                <w:rFonts w:ascii="Arial" w:hAnsi="Arial" w:cs="Arial"/>
+                <w:b/>
+                <w:sz w:val="18"/>
+                <w:szCs w:val="18"/>
+              </w:rPr>
+            </w:pPr>
+            <w:r>
+              <w:rPr>
+                <w:rFonts w:ascii="Arial" w:hAnsi="Arial" w:cs="Arial"/>
+                <w:b/>
+                <w:sz w:val="18"/>
+                <w:szCs w:val="18"/>
+              </w:rPr>
+              <w:t>{{c17}}</w:t>
             </w:r>
           </w:p>
         </w:tc>
@@ -1227,14 +971,34 @@
           <w:p>
             <w:pPr>
               <w:rPr>
-                <w:rFonts w:ascii="Arial Narrow" w:eastAsia="Arial Narrow" w:hAnsi="Arial Narrow" w:cs="Arial Narrow"/>
-                <w:b/>
-                <w:sz w:val="6"/>
-                <w:szCs w:val="6"/>
-              </w:rPr>
-            </w:pPr>
-            <w:r>
-              <w:t>{{ puesto }}</w:t>
+                <w:rFonts w:ascii="Arial" w:eastAsia="Arial Narrow" w:hAnsi="Arial" w:cs="Arial"/>
+                <w:b/>
+                <w:bCs/>
+                <w:sz w:val="2"/>
+                <w:szCs w:val="2"/>
+              </w:rPr>
+            </w:pPr>
+            <w:proofErr w:type="gramStart"/>
+            <w:r>
+              <w:rPr>
+                <w:rFonts w:ascii="Arial" w:hAnsi="Arial" w:cs="Arial"/>
+                <w:b/>
+                <w:bCs/>
+                <w:sz w:val="20"/>
+                <w:szCs w:val="20"/>
+              </w:rPr>
+              <w:t>{{ puesto</w:t>
+            </w:r>
+            <w:proofErr w:type="gramEnd"/>
+            <w:r>
+              <w:rPr>
+                <w:rFonts w:ascii="Arial" w:hAnsi="Arial" w:cs="Arial"/>
+                <w:b/>
+                <w:bCs/>
+                <w:sz w:val="20"/>
+                <w:szCs w:val="20"/>
+              </w:rPr>
+              <w:t xml:space="preserve"> }}</w:t>
             </w:r>
           </w:p>
           <w:p>
@@ -1510,16 +1274,32 @@
               <w:rPr>
                 <w:rFonts w:ascii="Arial" w:eastAsia="Consolas" w:hAnsi="Arial" w:cs="Arial"/>
                 <w:b/>
-                <w:sz w:val="20"/>
-                <w:szCs w:val="20"/>
-              </w:rPr>
-            </w:pPr>
-            <w:r>
-              <w:rPr>
-                <w:rFonts w:ascii="Arial" w:hAnsi="Arial" w:cs="Arial"/>
-                <w:sz w:val="20"/>
-              </w:rPr>
-              <w:t>{{ r0 }}</w:t>
+                <w:bCs/>
+                <w:sz w:val="18"/>
+                <w:szCs w:val="22"/>
+              </w:rPr>
+            </w:pPr>
+            <w:proofErr w:type="gramStart"/>
+            <w:r>
+              <w:rPr>
+                <w:rFonts w:ascii="Arial" w:hAnsi="Arial" w:cs="Arial"/>
+                <w:b/>
+                <w:bCs/>
+                <w:sz w:val="18"/>
+                <w:szCs w:val="22"/>
+              </w:rPr>
+              <w:t>{{ r</w:t>
+            </w:r>
+            <w:proofErr w:type="gramEnd"/>
+            <w:r>
+              <w:rPr>
+                <w:rFonts w:ascii="Arial" w:hAnsi="Arial" w:cs="Arial"/>
+                <w:b/>
+                <w:bCs/>
+                <w:sz w:val="18"/>
+                <w:szCs w:val="22"/>
+              </w:rPr>
+              <w:t>0 }}</w:t>
             </w:r>
           </w:p>
         </w:tc>
@@ -1538,16 +1318,32 @@
               <w:rPr>
                 <w:rFonts w:ascii="Arial" w:eastAsia="Consolas" w:hAnsi="Arial" w:cs="Arial"/>
                 <w:b/>
-                <w:sz w:val="20"/>
-                <w:szCs w:val="20"/>
-              </w:rPr>
-            </w:pPr>
-            <w:r>
-              <w:rPr>
-                <w:rFonts w:ascii="Arial" w:hAnsi="Arial" w:cs="Arial"/>
-                <w:sz w:val="20"/>
-              </w:rPr>
-              <w:t>{{ r1 }}</w:t>
+                <w:bCs/>
+                <w:sz w:val="18"/>
+                <w:szCs w:val="22"/>
+              </w:rPr>
+            </w:pPr>
+            <w:proofErr w:type="gramStart"/>
+            <w:r>
+              <w:rPr>
+                <w:rFonts w:ascii="Arial" w:hAnsi="Arial" w:cs="Arial"/>
+                <w:b/>
+                <w:bCs/>
+                <w:sz w:val="18"/>
+                <w:szCs w:val="22"/>
+              </w:rPr>
+              <w:t>{{ r</w:t>
+            </w:r>
+            <w:proofErr w:type="gramEnd"/>
+            <w:r>
+              <w:rPr>
+                <w:rFonts w:ascii="Arial" w:hAnsi="Arial" w:cs="Arial"/>
+                <w:b/>
+                <w:bCs/>
+                <w:sz w:val="18"/>
+                <w:szCs w:val="22"/>
+              </w:rPr>
+              <w:t>1 }}</w:t>
             </w:r>
           </w:p>
         </w:tc>
@@ -1566,16 +1362,32 @@
               <w:rPr>
                 <w:rFonts w:ascii="Arial" w:eastAsia="Consolas" w:hAnsi="Arial" w:cs="Arial"/>
                 <w:b/>
-                <w:sz w:val="20"/>
-                <w:szCs w:val="20"/>
-              </w:rPr>
-            </w:pPr>
-            <w:r>
-              <w:rPr>
-                <w:rFonts w:ascii="Arial" w:hAnsi="Arial" w:cs="Arial"/>
-                <w:sz w:val="20"/>
-              </w:rPr>
-              <w:t>{{ r2 }}</w:t>
+                <w:bCs/>
+                <w:sz w:val="18"/>
+                <w:szCs w:val="22"/>
+              </w:rPr>
+            </w:pPr>
+            <w:proofErr w:type="gramStart"/>
+            <w:r>
+              <w:rPr>
+                <w:rFonts w:ascii="Arial" w:hAnsi="Arial" w:cs="Arial"/>
+                <w:b/>
+                <w:bCs/>
+                <w:sz w:val="18"/>
+                <w:szCs w:val="22"/>
+              </w:rPr>
+              <w:t>{{ r</w:t>
+            </w:r>
+            <w:proofErr w:type="gramEnd"/>
+            <w:r>
+              <w:rPr>
+                <w:rFonts w:ascii="Arial" w:hAnsi="Arial" w:cs="Arial"/>
+                <w:b/>
+                <w:bCs/>
+                <w:sz w:val="18"/>
+                <w:szCs w:val="22"/>
+              </w:rPr>
+              <w:t>2 }}</w:t>
             </w:r>
           </w:p>
         </w:tc>
@@ -1594,16 +1406,32 @@
               <w:rPr>
                 <w:rFonts w:ascii="Arial" w:eastAsia="Consolas" w:hAnsi="Arial" w:cs="Arial"/>
                 <w:b/>
-                <w:sz w:val="20"/>
-                <w:szCs w:val="20"/>
-              </w:rPr>
-            </w:pPr>
-            <w:r>
-              <w:rPr>
-                <w:rFonts w:ascii="Arial" w:hAnsi="Arial" w:cs="Arial"/>
-                <w:sz w:val="20"/>
-              </w:rPr>
-              <w:t>{{ r3 }}</w:t>
+                <w:bCs/>
+                <w:sz w:val="18"/>
+                <w:szCs w:val="22"/>
+              </w:rPr>
+            </w:pPr>
+            <w:proofErr w:type="gramStart"/>
+            <w:r>
+              <w:rPr>
+                <w:rFonts w:ascii="Arial" w:hAnsi="Arial" w:cs="Arial"/>
+                <w:b/>
+                <w:bCs/>
+                <w:sz w:val="18"/>
+                <w:szCs w:val="22"/>
+              </w:rPr>
+              <w:t>{{ r</w:t>
+            </w:r>
+            <w:proofErr w:type="gramEnd"/>
+            <w:r>
+              <w:rPr>
+                <w:rFonts w:ascii="Arial" w:hAnsi="Arial" w:cs="Arial"/>
+                <w:b/>
+                <w:bCs/>
+                <w:sz w:val="18"/>
+                <w:szCs w:val="22"/>
+              </w:rPr>
+              <w:t>3 }}</w:t>
             </w:r>
           </w:p>
         </w:tc>
@@ -1622,16 +1450,32 @@
               <w:rPr>
                 <w:rFonts w:ascii="Arial" w:eastAsia="Consolas" w:hAnsi="Arial" w:cs="Arial"/>
                 <w:b/>
-                <w:sz w:val="20"/>
-                <w:szCs w:val="20"/>
-              </w:rPr>
-            </w:pPr>
-            <w:r>
-              <w:rPr>
-                <w:rFonts w:ascii="Arial" w:hAnsi="Arial" w:cs="Arial"/>
-                <w:sz w:val="20"/>
-              </w:rPr>
-              <w:t>{{ r4 }}</w:t>
+                <w:bCs/>
+                <w:sz w:val="18"/>
+                <w:szCs w:val="22"/>
+              </w:rPr>
+            </w:pPr>
+            <w:proofErr w:type="gramStart"/>
+            <w:r>
+              <w:rPr>
+                <w:rFonts w:ascii="Arial" w:hAnsi="Arial" w:cs="Arial"/>
+                <w:b/>
+                <w:bCs/>
+                <w:sz w:val="18"/>
+                <w:szCs w:val="22"/>
+              </w:rPr>
+              <w:t>{{ r</w:t>
+            </w:r>
+            <w:proofErr w:type="gramEnd"/>
+            <w:r>
+              <w:rPr>
+                <w:rFonts w:ascii="Arial" w:hAnsi="Arial" w:cs="Arial"/>
+                <w:b/>
+                <w:bCs/>
+                <w:sz w:val="18"/>
+                <w:szCs w:val="22"/>
+              </w:rPr>
+              <w:t>4 }}</w:t>
             </w:r>
           </w:p>
         </w:tc>
@@ -1650,16 +1494,32 @@
               <w:rPr>
                 <w:rFonts w:ascii="Arial" w:eastAsia="Consolas" w:hAnsi="Arial" w:cs="Arial"/>
                 <w:b/>
-                <w:sz w:val="20"/>
-                <w:szCs w:val="20"/>
-              </w:rPr>
-            </w:pPr>
-            <w:r>
-              <w:rPr>
-                <w:rFonts w:ascii="Arial" w:hAnsi="Arial" w:cs="Arial"/>
-                <w:sz w:val="20"/>
-              </w:rPr>
-              <w:t>{{ r5 }}</w:t>
+                <w:bCs/>
+                <w:sz w:val="18"/>
+                <w:szCs w:val="22"/>
+              </w:rPr>
+            </w:pPr>
+            <w:proofErr w:type="gramStart"/>
+            <w:r>
+              <w:rPr>
+                <w:rFonts w:ascii="Arial" w:hAnsi="Arial" w:cs="Arial"/>
+                <w:b/>
+                <w:bCs/>
+                <w:sz w:val="18"/>
+                <w:szCs w:val="22"/>
+              </w:rPr>
+              <w:t>{{ r</w:t>
+            </w:r>
+            <w:proofErr w:type="gramEnd"/>
+            <w:r>
+              <w:rPr>
+                <w:rFonts w:ascii="Arial" w:hAnsi="Arial" w:cs="Arial"/>
+                <w:b/>
+                <w:bCs/>
+                <w:sz w:val="18"/>
+                <w:szCs w:val="22"/>
+              </w:rPr>
+              <w:t>5 }}</w:t>
             </w:r>
           </w:p>
         </w:tc>
@@ -1678,16 +1538,32 @@
               <w:rPr>
                 <w:rFonts w:ascii="Arial" w:eastAsia="Consolas" w:hAnsi="Arial" w:cs="Arial"/>
                 <w:b/>
-                <w:sz w:val="20"/>
-                <w:szCs w:val="20"/>
-              </w:rPr>
-            </w:pPr>
-            <w:r>
-              <w:rPr>
-                <w:rFonts w:ascii="Arial" w:hAnsi="Arial" w:cs="Arial"/>
-                <w:sz w:val="20"/>
-              </w:rPr>
-              <w:t>{{ r6 }}</w:t>
+                <w:bCs/>
+                <w:sz w:val="18"/>
+                <w:szCs w:val="22"/>
+              </w:rPr>
+            </w:pPr>
+            <w:proofErr w:type="gramStart"/>
+            <w:r>
+              <w:rPr>
+                <w:rFonts w:ascii="Arial" w:hAnsi="Arial" w:cs="Arial"/>
+                <w:b/>
+                <w:bCs/>
+                <w:sz w:val="18"/>
+                <w:szCs w:val="22"/>
+              </w:rPr>
+              <w:t>{{ r</w:t>
+            </w:r>
+            <w:proofErr w:type="gramEnd"/>
+            <w:r>
+              <w:rPr>
+                <w:rFonts w:ascii="Arial" w:hAnsi="Arial" w:cs="Arial"/>
+                <w:b/>
+                <w:bCs/>
+                <w:sz w:val="18"/>
+                <w:szCs w:val="22"/>
+              </w:rPr>
+              <w:t>6 }}</w:t>
             </w:r>
           </w:p>
         </w:tc>
@@ -1706,16 +1582,32 @@
               <w:rPr>
                 <w:rFonts w:ascii="Arial" w:eastAsia="Consolas" w:hAnsi="Arial" w:cs="Arial"/>
                 <w:b/>
-                <w:sz w:val="20"/>
-                <w:szCs w:val="20"/>
-              </w:rPr>
-            </w:pPr>
-            <w:r>
-              <w:rPr>
-                <w:rFonts w:ascii="Arial" w:hAnsi="Arial" w:cs="Arial"/>
-                <w:sz w:val="20"/>
-              </w:rPr>
-              <w:t>{{ r7 }}</w:t>
+                <w:bCs/>
+                <w:sz w:val="18"/>
+                <w:szCs w:val="22"/>
+              </w:rPr>
+            </w:pPr>
+            <w:proofErr w:type="gramStart"/>
+            <w:r>
+              <w:rPr>
+                <w:rFonts w:ascii="Arial" w:hAnsi="Arial" w:cs="Arial"/>
+                <w:b/>
+                <w:bCs/>
+                <w:sz w:val="18"/>
+                <w:szCs w:val="22"/>
+              </w:rPr>
+              <w:t>{{ r</w:t>
+            </w:r>
+            <w:proofErr w:type="gramEnd"/>
+            <w:r>
+              <w:rPr>
+                <w:rFonts w:ascii="Arial" w:hAnsi="Arial" w:cs="Arial"/>
+                <w:b/>
+                <w:bCs/>
+                <w:sz w:val="18"/>
+                <w:szCs w:val="22"/>
+              </w:rPr>
+              <w:t>7 }}</w:t>
             </w:r>
           </w:p>
         </w:tc>
@@ -1734,16 +1626,32 @@
               <w:rPr>
                 <w:rFonts w:ascii="Arial" w:eastAsia="Consolas" w:hAnsi="Arial" w:cs="Arial"/>
                 <w:b/>
-                <w:sz w:val="20"/>
-                <w:szCs w:val="20"/>
-              </w:rPr>
-            </w:pPr>
-            <w:r>
-              <w:rPr>
-                <w:rFonts w:ascii="Arial" w:hAnsi="Arial" w:cs="Arial"/>
-                <w:sz w:val="20"/>
-              </w:rPr>
-              <w:t>{{ r8 }}</w:t>
+                <w:bCs/>
+                <w:sz w:val="18"/>
+                <w:szCs w:val="22"/>
+              </w:rPr>
+            </w:pPr>
+            <w:proofErr w:type="gramStart"/>
+            <w:r>
+              <w:rPr>
+                <w:rFonts w:ascii="Arial" w:hAnsi="Arial" w:cs="Arial"/>
+                <w:b/>
+                <w:bCs/>
+                <w:sz w:val="18"/>
+                <w:szCs w:val="22"/>
+              </w:rPr>
+              <w:t>{{ r</w:t>
+            </w:r>
+            <w:proofErr w:type="gramEnd"/>
+            <w:r>
+              <w:rPr>
+                <w:rFonts w:ascii="Arial" w:hAnsi="Arial" w:cs="Arial"/>
+                <w:b/>
+                <w:bCs/>
+                <w:sz w:val="18"/>
+                <w:szCs w:val="22"/>
+              </w:rPr>
+              <w:t>8 }}</w:t>
             </w:r>
           </w:p>
         </w:tc>
@@ -1762,16 +1670,32 @@
               <w:rPr>
                 <w:rFonts w:ascii="Arial" w:eastAsia="Consolas" w:hAnsi="Arial" w:cs="Arial"/>
                 <w:b/>
-                <w:sz w:val="20"/>
-                <w:szCs w:val="20"/>
-              </w:rPr>
-            </w:pPr>
-            <w:r>
-              <w:rPr>
-                <w:rFonts w:ascii="Arial" w:hAnsi="Arial" w:cs="Arial"/>
-                <w:sz w:val="20"/>
-              </w:rPr>
-              <w:t>{{ r9 }}</w:t>
+                <w:bCs/>
+                <w:sz w:val="18"/>
+                <w:szCs w:val="22"/>
+              </w:rPr>
+            </w:pPr>
+            <w:proofErr w:type="gramStart"/>
+            <w:r>
+              <w:rPr>
+                <w:rFonts w:ascii="Arial" w:hAnsi="Arial" w:cs="Arial"/>
+                <w:b/>
+                <w:bCs/>
+                <w:sz w:val="18"/>
+                <w:szCs w:val="22"/>
+              </w:rPr>
+              <w:t>{{ r</w:t>
+            </w:r>
+            <w:proofErr w:type="gramEnd"/>
+            <w:r>
+              <w:rPr>
+                <w:rFonts w:ascii="Arial" w:hAnsi="Arial" w:cs="Arial"/>
+                <w:b/>
+                <w:bCs/>
+                <w:sz w:val="18"/>
+                <w:szCs w:val="22"/>
+              </w:rPr>
+              <w:t>9 }}</w:t>
             </w:r>
           </w:p>
         </w:tc>
@@ -1790,16 +1714,32 @@
               <w:rPr>
                 <w:rFonts w:ascii="Arial" w:eastAsia="Consolas" w:hAnsi="Arial" w:cs="Arial"/>
                 <w:b/>
-                <w:sz w:val="20"/>
-                <w:szCs w:val="20"/>
-              </w:rPr>
-            </w:pPr>
-            <w:r>
-              <w:rPr>
-                <w:rFonts w:ascii="Arial" w:hAnsi="Arial" w:cs="Arial"/>
-                <w:sz w:val="20"/>
-              </w:rPr>
-              <w:t>{{ r10 }}</w:t>
+                <w:bCs/>
+                <w:sz w:val="18"/>
+                <w:szCs w:val="22"/>
+              </w:rPr>
+            </w:pPr>
+            <w:proofErr w:type="gramStart"/>
+            <w:r>
+              <w:rPr>
+                <w:rFonts w:ascii="Arial" w:hAnsi="Arial" w:cs="Arial"/>
+                <w:b/>
+                <w:bCs/>
+                <w:sz w:val="18"/>
+                <w:szCs w:val="22"/>
+              </w:rPr>
+              <w:t>{{ r</w:t>
+            </w:r>
+            <w:proofErr w:type="gramEnd"/>
+            <w:r>
+              <w:rPr>
+                <w:rFonts w:ascii="Arial" w:hAnsi="Arial" w:cs="Arial"/>
+                <w:b/>
+                <w:bCs/>
+                <w:sz w:val="18"/>
+                <w:szCs w:val="22"/>
+              </w:rPr>
+              <w:t>10 }}</w:t>
             </w:r>
           </w:p>
         </w:tc>
@@ -1818,16 +1758,32 @@
               <w:rPr>
                 <w:rFonts w:ascii="Arial" w:eastAsia="Consolas" w:hAnsi="Arial" w:cs="Arial"/>
                 <w:b/>
-                <w:sz w:val="20"/>
-                <w:szCs w:val="20"/>
-              </w:rPr>
-            </w:pPr>
-            <w:r>
-              <w:rPr>
-                <w:rFonts w:ascii="Arial" w:hAnsi="Arial" w:cs="Arial"/>
-                <w:sz w:val="20"/>
-              </w:rPr>
-              <w:t>{{ r11 }}</w:t>
+                <w:bCs/>
+                <w:sz w:val="18"/>
+                <w:szCs w:val="22"/>
+              </w:rPr>
+            </w:pPr>
+            <w:proofErr w:type="gramStart"/>
+            <w:r>
+              <w:rPr>
+                <w:rFonts w:ascii="Arial" w:hAnsi="Arial" w:cs="Arial"/>
+                <w:b/>
+                <w:bCs/>
+                <w:sz w:val="18"/>
+                <w:szCs w:val="22"/>
+              </w:rPr>
+              <w:t>{{ r</w:t>
+            </w:r>
+            <w:proofErr w:type="gramEnd"/>
+            <w:r>
+              <w:rPr>
+                <w:rFonts w:ascii="Arial" w:hAnsi="Arial" w:cs="Arial"/>
+                <w:b/>
+                <w:bCs/>
+                <w:sz w:val="18"/>
+                <w:szCs w:val="22"/>
+              </w:rPr>
+              <w:t>11 }}</w:t>
             </w:r>
           </w:p>
         </w:tc>
@@ -1847,8 +1803,9 @@
               <w:rPr>
                 <w:rFonts w:ascii="Consolas" w:eastAsia="Consolas" w:hAnsi="Consolas" w:cs="Consolas"/>
                 <w:b/>
-                <w:sz w:val="18"/>
-                <w:szCs w:val="18"/>
+                <w:bCs/>
+                <w:sz w:val="18"/>
+                <w:szCs w:val="22"/>
               </w:rPr>
             </w:pPr>
           </w:p>
@@ -1869,8 +1826,9 @@
               <w:rPr>
                 <w:rFonts w:ascii="Consolas" w:eastAsia="Consolas" w:hAnsi="Consolas" w:cs="Consolas"/>
                 <w:b/>
-                <w:sz w:val="18"/>
-                <w:szCs w:val="18"/>
+                <w:bCs/>
+                <w:sz w:val="18"/>
+                <w:szCs w:val="22"/>
               </w:rPr>
             </w:pPr>
           </w:p>
@@ -1891,8 +1849,9 @@
               <w:rPr>
                 <w:rFonts w:ascii="Consolas" w:eastAsia="Consolas" w:hAnsi="Consolas" w:cs="Consolas"/>
                 <w:b/>
-                <w:sz w:val="18"/>
-                <w:szCs w:val="18"/>
+                <w:bCs/>
+                <w:sz w:val="18"/>
+                <w:szCs w:val="22"/>
               </w:rPr>
             </w:pPr>
           </w:p>
@@ -1912,8 +1871,10 @@
               <w:jc w:val="center"/>
               <w:rPr>
                 <w:rFonts w:ascii="Arial Narrow" w:eastAsia="Arial Narrow" w:hAnsi="Arial Narrow" w:cs="Arial Narrow"/>
-                <w:sz w:val="18"/>
-                <w:szCs w:val="18"/>
+                <w:b/>
+                <w:bCs/>
+                <w:sz w:val="18"/>
+                <w:szCs w:val="22"/>
               </w:rPr>
             </w:pPr>
           </w:p>
@@ -1933,8 +1894,10 @@
               <w:jc w:val="center"/>
               <w:rPr>
                 <w:rFonts w:ascii="Arial Narrow" w:eastAsia="Arial Narrow" w:hAnsi="Arial Narrow" w:cs="Arial Narrow"/>
-                <w:sz w:val="18"/>
-                <w:szCs w:val="18"/>
+                <w:b/>
+                <w:bCs/>
+                <w:sz w:val="18"/>
+                <w:szCs w:val="22"/>
               </w:rPr>
             </w:pPr>
           </w:p>
@@ -1951,11 +1914,12 @@
           </w:tcPr>
           <w:p>
             <w:pPr>
-              <w:jc w:val="center"/>
-              <w:rPr>
-                <w:rFonts w:ascii="Arial Narrow" w:eastAsia="Arial Narrow" w:hAnsi="Arial Narrow" w:cs="Arial Narrow"/>
-                <w:sz w:val="18"/>
-                <w:szCs w:val="18"/>
+              <w:rPr>
+                <w:rFonts w:ascii="Arial Narrow" w:eastAsia="Arial Narrow" w:hAnsi="Arial Narrow" w:cs="Arial Narrow"/>
+                <w:b/>
+                <w:bCs/>
+                <w:sz w:val="18"/>
+                <w:szCs w:val="22"/>
               </w:rPr>
             </w:pPr>
           </w:p>
@@ -2126,17 +2090,32 @@
               <w:rPr>
                 <w:rFonts w:ascii="Arial" w:eastAsia="Consolas" w:hAnsi="Arial" w:cs="Arial"/>
                 <w:b/>
+                <w:bCs/>
                 <w:sz w:val="20"/>
                 <w:szCs w:val="20"/>
               </w:rPr>
             </w:pPr>
-            <w:r>
-              <w:rPr>
-                <w:rFonts w:ascii="Arial" w:hAnsi="Arial" w:cs="Arial"/>
-                <w:sz w:val="20"/>
-                <w:szCs w:val="20"/>
-              </w:rPr>
-              <w:t>{{ curso }}</w:t>
+            <w:proofErr w:type="gramStart"/>
+            <w:r>
+              <w:rPr>
+                <w:rFonts w:ascii="Arial" w:hAnsi="Arial" w:cs="Arial"/>
+                <w:b/>
+                <w:bCs/>
+                <w:sz w:val="18"/>
+                <w:szCs w:val="18"/>
+              </w:rPr>
+              <w:t>{{ curso</w:t>
+            </w:r>
+            <w:proofErr w:type="gramEnd"/>
+            <w:r>
+              <w:rPr>
+                <w:rFonts w:ascii="Arial" w:hAnsi="Arial" w:cs="Arial"/>
+                <w:b/>
+                <w:bCs/>
+                <w:sz w:val="18"/>
+                <w:szCs w:val="18"/>
+              </w:rPr>
+              <w:t xml:space="preserve"> }}</w:t>
             </w:r>
           </w:p>
         </w:tc>
@@ -2608,13 +2587,17 @@
               <w:rPr>
                 <w:rFonts w:ascii="Arial" w:eastAsia="Consolas" w:hAnsi="Arial" w:cs="Arial"/>
                 <w:b/>
-                <w:sz w:val="16"/>
-                <w:szCs w:val="16"/>
-              </w:rPr>
-            </w:pPr>
-            <w:r>
-              <w:rPr>
-                <w:rFonts w:ascii="Arial" w:hAnsi="Arial" w:cs="Arial"/>
+                <w:bCs/>
+                <w:sz w:val="16"/>
+                <w:szCs w:val="16"/>
+              </w:rPr>
+            </w:pPr>
+            <w:proofErr w:type="gramStart"/>
+            <w:r>
+              <w:rPr>
+                <w:rFonts w:ascii="Arial" w:hAnsi="Arial" w:cs="Arial"/>
+                <w:b/>
+                <w:bCs/>
                 <w:sz w:val="16"/>
                 <w:szCs w:val="16"/>
               </w:rPr>
@@ -2624,15 +2607,30 @@
             <w:r>
               <w:rPr>
                 <w:rFonts w:ascii="Arial" w:hAnsi="Arial" w:cs="Arial"/>
-                <w:sz w:val="16"/>
-                <w:szCs w:val="16"/>
-              </w:rPr>
-              <w:t>ano_inicio</w:t>
+                <w:b/>
+                <w:bCs/>
+                <w:sz w:val="16"/>
+                <w:szCs w:val="16"/>
+              </w:rPr>
+              <w:t>ano</w:t>
+            </w:r>
+            <w:proofErr w:type="gramEnd"/>
+            <w:r>
+              <w:rPr>
+                <w:rFonts w:ascii="Arial" w:hAnsi="Arial" w:cs="Arial"/>
+                <w:b/>
+                <w:bCs/>
+                <w:sz w:val="16"/>
+                <w:szCs w:val="16"/>
+              </w:rPr>
+              <w:t>_inicio</w:t>
             </w:r>
             <w:proofErr w:type="spellEnd"/>
             <w:r>
               <w:rPr>
                 <w:rFonts w:ascii="Arial" w:hAnsi="Arial" w:cs="Arial"/>
+                <w:b/>
+                <w:bCs/>
                 <w:sz w:val="16"/>
                 <w:szCs w:val="16"/>
               </w:rPr>
@@ -2655,13 +2653,17 @@
               <w:rPr>
                 <w:rFonts w:ascii="Arial" w:eastAsia="Consolas" w:hAnsi="Arial" w:cs="Arial"/>
                 <w:b/>
-                <w:sz w:val="16"/>
-                <w:szCs w:val="16"/>
-              </w:rPr>
-            </w:pPr>
-            <w:r>
-              <w:rPr>
-                <w:rFonts w:ascii="Arial" w:hAnsi="Arial" w:cs="Arial"/>
+                <w:bCs/>
+                <w:sz w:val="16"/>
+                <w:szCs w:val="16"/>
+              </w:rPr>
+            </w:pPr>
+            <w:proofErr w:type="gramStart"/>
+            <w:r>
+              <w:rPr>
+                <w:rFonts w:ascii="Arial" w:hAnsi="Arial" w:cs="Arial"/>
+                <w:b/>
+                <w:bCs/>
                 <w:sz w:val="16"/>
                 <w:szCs w:val="16"/>
               </w:rPr>
@@ -2671,15 +2673,30 @@
             <w:r>
               <w:rPr>
                 <w:rFonts w:ascii="Arial" w:hAnsi="Arial" w:cs="Arial"/>
-                <w:sz w:val="16"/>
-                <w:szCs w:val="16"/>
-              </w:rPr>
-              <w:t>mes_inicio</w:t>
+                <w:b/>
+                <w:bCs/>
+                <w:sz w:val="16"/>
+                <w:szCs w:val="16"/>
+              </w:rPr>
+              <w:t>mes</w:t>
+            </w:r>
+            <w:proofErr w:type="gramEnd"/>
+            <w:r>
+              <w:rPr>
+                <w:rFonts w:ascii="Arial" w:hAnsi="Arial" w:cs="Arial"/>
+                <w:b/>
+                <w:bCs/>
+                <w:sz w:val="16"/>
+                <w:szCs w:val="16"/>
+              </w:rPr>
+              <w:t>_inicio</w:t>
             </w:r>
             <w:proofErr w:type="spellEnd"/>
             <w:r>
               <w:rPr>
                 <w:rFonts w:ascii="Arial" w:hAnsi="Arial" w:cs="Arial"/>
+                <w:b/>
+                <w:bCs/>
                 <w:sz w:val="16"/>
                 <w:szCs w:val="16"/>
               </w:rPr>
@@ -2701,13 +2718,18 @@
             <w:pPr>
               <w:rPr>
                 <w:rFonts w:ascii="Arial" w:eastAsia="Consolas" w:hAnsi="Arial" w:cs="Arial"/>
-                <w:sz w:val="16"/>
-                <w:szCs w:val="16"/>
-              </w:rPr>
-            </w:pPr>
-            <w:r>
-              <w:rPr>
-                <w:rFonts w:ascii="Arial" w:hAnsi="Arial" w:cs="Arial"/>
+                <w:b/>
+                <w:bCs/>
+                <w:sz w:val="16"/>
+                <w:szCs w:val="16"/>
+              </w:rPr>
+            </w:pPr>
+            <w:proofErr w:type="gramStart"/>
+            <w:r>
+              <w:rPr>
+                <w:rFonts w:ascii="Arial" w:hAnsi="Arial" w:cs="Arial"/>
+                <w:b/>
+                <w:bCs/>
                 <w:sz w:val="16"/>
                 <w:szCs w:val="16"/>
               </w:rPr>
@@ -2717,15 +2739,30 @@
             <w:r>
               <w:rPr>
                 <w:rFonts w:ascii="Arial" w:hAnsi="Arial" w:cs="Arial"/>
-                <w:sz w:val="16"/>
-                <w:szCs w:val="16"/>
-              </w:rPr>
-              <w:t>dia_inicio</w:t>
+                <w:b/>
+                <w:bCs/>
+                <w:sz w:val="16"/>
+                <w:szCs w:val="16"/>
+              </w:rPr>
+              <w:t>dia</w:t>
+            </w:r>
+            <w:proofErr w:type="gramEnd"/>
+            <w:r>
+              <w:rPr>
+                <w:rFonts w:ascii="Arial" w:hAnsi="Arial" w:cs="Arial"/>
+                <w:b/>
+                <w:bCs/>
+                <w:sz w:val="16"/>
+                <w:szCs w:val="16"/>
+              </w:rPr>
+              <w:t>_inicio</w:t>
             </w:r>
             <w:proofErr w:type="spellEnd"/>
             <w:r>
               <w:rPr>
                 <w:rFonts w:ascii="Arial" w:hAnsi="Arial" w:cs="Arial"/>
+                <w:b/>
+                <w:bCs/>
                 <w:sz w:val="16"/>
                 <w:szCs w:val="16"/>
               </w:rPr>
@@ -2759,7 +2796,7 @@
                 <w:sz w:val="16"/>
                 <w:szCs w:val="16"/>
               </w:rPr>
-              <w:t>a</w:t>
+              <w:t>A</w:t>
             </w:r>
           </w:p>
         </w:tc>
@@ -2777,13 +2814,18 @@
             <w:pPr>
               <w:rPr>
                 <w:rFonts w:ascii="Arial" w:eastAsia="Consolas" w:hAnsi="Arial" w:cs="Arial"/>
-                <w:sz w:val="16"/>
-                <w:szCs w:val="16"/>
-              </w:rPr>
-            </w:pPr>
-            <w:r>
-              <w:rPr>
-                <w:rFonts w:ascii="Arial" w:hAnsi="Arial" w:cs="Arial"/>
+                <w:b/>
+                <w:bCs/>
+                <w:sz w:val="16"/>
+                <w:szCs w:val="16"/>
+              </w:rPr>
+            </w:pPr>
+            <w:proofErr w:type="gramStart"/>
+            <w:r>
+              <w:rPr>
+                <w:rFonts w:ascii="Arial" w:hAnsi="Arial" w:cs="Arial"/>
+                <w:b/>
+                <w:bCs/>
                 <w:sz w:val="16"/>
                 <w:szCs w:val="16"/>
               </w:rPr>
@@ -2793,30 +2835,35 @@
             <w:r>
               <w:rPr>
                 <w:rFonts w:ascii="Arial" w:hAnsi="Arial" w:cs="Arial"/>
-                <w:sz w:val="16"/>
-                <w:szCs w:val="16"/>
-              </w:rPr>
-              <w:t>ano_fin</w:t>
+                <w:b/>
+                <w:bCs/>
+                <w:sz w:val="16"/>
+                <w:szCs w:val="16"/>
+              </w:rPr>
+              <w:t>ano</w:t>
+            </w:r>
+            <w:proofErr w:type="gramEnd"/>
+            <w:r>
+              <w:rPr>
+                <w:rFonts w:ascii="Arial" w:hAnsi="Arial" w:cs="Arial"/>
+                <w:b/>
+                <w:bCs/>
+                <w:sz w:val="16"/>
+                <w:szCs w:val="16"/>
+              </w:rPr>
+              <w:t>_fin</w:t>
             </w:r>
             <w:proofErr w:type="spellEnd"/>
             <w:r>
               <w:rPr>
                 <w:rFonts w:ascii="Arial" w:hAnsi="Arial" w:cs="Arial"/>
+                <w:b/>
+                <w:bCs/>
                 <w:sz w:val="16"/>
                 <w:szCs w:val="16"/>
               </w:rPr>
               <w:t xml:space="preserve"> }}</w:t>
             </w:r>
-          </w:p>
-          <w:p>
-            <w:pPr>
-              <w:jc w:val="center"/>
-              <w:rPr>
-                <w:rFonts w:ascii="Arial" w:eastAsia="Consolas" w:hAnsi="Arial" w:cs="Arial"/>
-                <w:sz w:val="16"/>
-                <w:szCs w:val="16"/>
-              </w:rPr>
-            </w:pPr>
           </w:p>
         </w:tc>
         <w:tc>
@@ -2833,13 +2880,18 @@
             <w:pPr>
               <w:rPr>
                 <w:rFonts w:ascii="Arial" w:eastAsia="Consolas" w:hAnsi="Arial" w:cs="Arial"/>
-                <w:sz w:val="16"/>
-                <w:szCs w:val="16"/>
-              </w:rPr>
-            </w:pPr>
-            <w:r>
-              <w:rPr>
-                <w:rFonts w:ascii="Arial" w:hAnsi="Arial" w:cs="Arial"/>
+                <w:b/>
+                <w:bCs/>
+                <w:sz w:val="16"/>
+                <w:szCs w:val="16"/>
+              </w:rPr>
+            </w:pPr>
+            <w:proofErr w:type="gramStart"/>
+            <w:r>
+              <w:rPr>
+                <w:rFonts w:ascii="Arial" w:hAnsi="Arial" w:cs="Arial"/>
+                <w:b/>
+                <w:bCs/>
                 <w:sz w:val="16"/>
                 <w:szCs w:val="16"/>
               </w:rPr>
@@ -2849,15 +2901,30 @@
             <w:r>
               <w:rPr>
                 <w:rFonts w:ascii="Arial" w:hAnsi="Arial" w:cs="Arial"/>
-                <w:sz w:val="16"/>
-                <w:szCs w:val="16"/>
-              </w:rPr>
-              <w:t>mes_fin</w:t>
+                <w:b/>
+                <w:bCs/>
+                <w:sz w:val="16"/>
+                <w:szCs w:val="16"/>
+              </w:rPr>
+              <w:t>mes</w:t>
+            </w:r>
+            <w:proofErr w:type="gramEnd"/>
+            <w:r>
+              <w:rPr>
+                <w:rFonts w:ascii="Arial" w:hAnsi="Arial" w:cs="Arial"/>
+                <w:b/>
+                <w:bCs/>
+                <w:sz w:val="16"/>
+                <w:szCs w:val="16"/>
+              </w:rPr>
+              <w:t>_fin</w:t>
             </w:r>
             <w:proofErr w:type="spellEnd"/>
             <w:r>
               <w:rPr>
                 <w:rFonts w:ascii="Arial" w:hAnsi="Arial" w:cs="Arial"/>
+                <w:b/>
+                <w:bCs/>
                 <w:sz w:val="16"/>
                 <w:szCs w:val="16"/>
               </w:rPr>
@@ -2880,13 +2947,17 @@
               <w:rPr>
                 <w:rFonts w:ascii="Arial" w:eastAsia="Consolas" w:hAnsi="Arial" w:cs="Arial"/>
                 <w:b/>
-                <w:sz w:val="16"/>
-                <w:szCs w:val="16"/>
-              </w:rPr>
-            </w:pPr>
-            <w:r>
-              <w:rPr>
-                <w:rFonts w:ascii="Arial" w:hAnsi="Arial" w:cs="Arial"/>
+                <w:bCs/>
+                <w:sz w:val="16"/>
+                <w:szCs w:val="16"/>
+              </w:rPr>
+            </w:pPr>
+            <w:proofErr w:type="gramStart"/>
+            <w:r>
+              <w:rPr>
+                <w:rFonts w:ascii="Arial" w:hAnsi="Arial" w:cs="Arial"/>
+                <w:b/>
+                <w:bCs/>
                 <w:sz w:val="16"/>
                 <w:szCs w:val="16"/>
               </w:rPr>
@@ -2896,19 +2967,56 @@
             <w:r>
               <w:rPr>
                 <w:rFonts w:ascii="Arial" w:hAnsi="Arial" w:cs="Arial"/>
-                <w:sz w:val="16"/>
-                <w:szCs w:val="16"/>
-              </w:rPr>
-              <w:t>dia_fin</w:t>
+                <w:b/>
+                <w:bCs/>
+                <w:sz w:val="16"/>
+                <w:szCs w:val="16"/>
+              </w:rPr>
+              <w:t>dia</w:t>
+            </w:r>
+            <w:proofErr w:type="gramEnd"/>
+            <w:r>
+              <w:rPr>
+                <w:rFonts w:ascii="Arial" w:hAnsi="Arial" w:cs="Arial"/>
+                <w:b/>
+                <w:bCs/>
+                <w:sz w:val="16"/>
+                <w:szCs w:val="16"/>
+              </w:rPr>
+              <w:t>_</w:t>
+            </w:r>
+            <w:proofErr w:type="gramStart"/>
+            <w:r>
+              <w:rPr>
+                <w:rFonts w:ascii="Arial" w:hAnsi="Arial" w:cs="Arial"/>
+                <w:b/>
+                <w:bCs/>
+                <w:sz w:val="16"/>
+                <w:szCs w:val="16"/>
+              </w:rPr>
+              <w:t>fin</w:t>
             </w:r>
             <w:proofErr w:type="spellEnd"/>
             <w:r>
               <w:rPr>
                 <w:rFonts w:ascii="Arial" w:hAnsi="Arial" w:cs="Arial"/>
-                <w:sz w:val="16"/>
-                <w:szCs w:val="16"/>
-              </w:rPr>
-              <w:t xml:space="preserve"> }}</w:t>
+                <w:b/>
+                <w:bCs/>
+                <w:sz w:val="16"/>
+                <w:szCs w:val="16"/>
+              </w:rPr>
+              <w:t xml:space="preserve"> }</w:t>
+            </w:r>
+            <w:proofErr w:type="gramEnd"/>
+            <w:r>
+              <w:rPr>
+                <w:rFonts w:ascii="Arial" w:hAnsi="Arial" w:cs="Arial"/>
+                <w:b/>
+                <w:bCs/>
+                <w:sz w:val="16"/>
+                <w:szCs w:val="16"/>
+              </w:rPr>
+              <w:t>}</w:t>
             </w:r>
           </w:p>
           <w:p>
@@ -2994,14 +3102,19 @@
               <w:rPr>
                 <w:rFonts w:ascii="Arial" w:eastAsia="Consolas" w:hAnsi="Arial" w:cs="Arial"/>
                 <w:b/>
+                <w:bCs/>
                 <w:sz w:val="20"/>
                 <w:szCs w:val="20"/>
               </w:rPr>
             </w:pPr>
-            <w:r>
-              <w:rPr>
-                <w:rFonts w:ascii="Arial" w:hAnsi="Arial" w:cs="Arial"/>
-                <w:sz w:val="20"/>
+            <w:proofErr w:type="gramStart"/>
+            <w:r>
+              <w:rPr>
+                <w:rFonts w:ascii="Arial" w:hAnsi="Arial" w:cs="Arial"/>
+                <w:b/>
+                <w:bCs/>
+                <w:sz w:val="18"/>
+                <w:szCs w:val="22"/>
               </w:rPr>
               <w:t xml:space="preserve">{{ </w:t>
             </w:r>
@@ -3009,15 +3122,32 @@
             <w:r>
               <w:rPr>
                 <w:rFonts w:ascii="Arial" w:hAnsi="Arial" w:cs="Arial"/>
-                <w:sz w:val="20"/>
-              </w:rPr>
-              <w:t>area_tematica</w:t>
+                <w:b/>
+                <w:bCs/>
+                <w:sz w:val="18"/>
+                <w:szCs w:val="22"/>
+              </w:rPr>
+              <w:t>area</w:t>
+            </w:r>
+            <w:proofErr w:type="gramEnd"/>
+            <w:r>
+              <w:rPr>
+                <w:rFonts w:ascii="Arial" w:hAnsi="Arial" w:cs="Arial"/>
+                <w:b/>
+                <w:bCs/>
+                <w:sz w:val="18"/>
+                <w:szCs w:val="22"/>
+              </w:rPr>
+              <w:t>_tematica</w:t>
             </w:r>
             <w:proofErr w:type="spellEnd"/>
             <w:r>
               <w:rPr>
                 <w:rFonts w:ascii="Arial" w:hAnsi="Arial" w:cs="Arial"/>
-                <w:sz w:val="20"/>
+                <w:b/>
+                <w:bCs/>
+                <w:sz w:val="18"/>
+                <w:szCs w:val="22"/>
               </w:rPr>
               <w:t xml:space="preserve"> }}</w:t>
             </w:r>

--- a/media/plantillas/DC-3-Plantilla.docx
+++ b/media/plantillas/DC-3-Plantilla.docx
@@ -2133,6 +2133,7 @@
               <w:left w:val="single" w:sz="6" w:space="0" w:color="000000"/>
               <w:right w:val="single" w:sz="6" w:space="0" w:color="000000"/>
             </w:tcBorders>
+            <w:vAlign w:val="center"/>
           </w:tcPr>
           <w:p>
             <w:pPr>
@@ -2270,6 +2271,7 @@
               <w:bottom w:val="nil"/>
               <w:right w:val="single" w:sz="6" w:space="0" w:color="000000"/>
             </w:tcBorders>
+            <w:vAlign w:val="center"/>
           </w:tcPr>
           <w:p>
             <w:pPr>
@@ -2291,6 +2293,7 @@
               <w:bottom w:val="nil"/>
               <w:right w:val="single" w:sz="6" w:space="0" w:color="000000"/>
             </w:tcBorders>
+            <w:vAlign w:val="center"/>
           </w:tcPr>
           <w:p>
             <w:pPr>
@@ -2320,6 +2323,7 @@
               <w:bottom w:val="nil"/>
               <w:right w:val="single" w:sz="6" w:space="0" w:color="000000"/>
             </w:tcBorders>
+            <w:vAlign w:val="center"/>
           </w:tcPr>
           <w:p>
             <w:pPr>
@@ -2349,6 +2353,7 @@
               <w:bottom w:val="nil"/>
               <w:right w:val="single" w:sz="6" w:space="0" w:color="000000"/>
             </w:tcBorders>
+            <w:vAlign w:val="center"/>
           </w:tcPr>
           <w:p>
             <w:pPr>
@@ -2378,6 +2383,7 @@
               <w:bottom w:val="nil"/>
               <w:right w:val="single" w:sz="6" w:space="0" w:color="000000"/>
             </w:tcBorders>
+            <w:vAlign w:val="center"/>
           </w:tcPr>
           <w:p>
             <w:pPr>
@@ -2399,6 +2405,7 @@
               <w:bottom w:val="nil"/>
               <w:right w:val="single" w:sz="6" w:space="0" w:color="000000"/>
             </w:tcBorders>
+            <w:vAlign w:val="center"/>
           </w:tcPr>
           <w:p>
             <w:pPr>
@@ -2428,6 +2435,7 @@
               <w:bottom w:val="nil"/>
               <w:right w:val="single" w:sz="6" w:space="0" w:color="000000"/>
             </w:tcBorders>
+            <w:vAlign w:val="center"/>
           </w:tcPr>
           <w:p>
             <w:pPr>
@@ -2457,6 +2465,7 @@
               <w:bottom w:val="nil"/>
               <w:right w:val="single" w:sz="6" w:space="0" w:color="000000"/>
             </w:tcBorders>
+            <w:vAlign w:val="center"/>
           </w:tcPr>
           <w:p>
             <w:pPr>
@@ -2491,6 +2500,7 @@
               <w:left w:val="single" w:sz="6" w:space="0" w:color="000000"/>
               <w:right w:val="single" w:sz="6" w:space="0" w:color="000000"/>
             </w:tcBorders>
+            <w:vAlign w:val="center"/>
           </w:tcPr>
           <w:p>
             <w:pPr>
@@ -2551,7 +2561,7 @@
               <w:bottom w:val="single" w:sz="6" w:space="0" w:color="000000"/>
               <w:right w:val="single" w:sz="6" w:space="0" w:color="000000"/>
             </w:tcBorders>
-            <w:vAlign w:val="bottom"/>
+            <w:vAlign w:val="center"/>
           </w:tcPr>
           <w:p>
             <w:pPr>
@@ -2581,6 +2591,7 @@
               <w:bottom w:val="single" w:sz="6" w:space="0" w:color="000000"/>
               <w:right w:val="single" w:sz="6" w:space="0" w:color="000000"/>
             </w:tcBorders>
+            <w:vAlign w:val="center"/>
           </w:tcPr>
           <w:p>
             <w:pPr>
@@ -2647,6 +2658,7 @@
               <w:bottom w:val="single" w:sz="6" w:space="0" w:color="000000"/>
               <w:right w:val="single" w:sz="6" w:space="0" w:color="000000"/>
             </w:tcBorders>
+            <w:vAlign w:val="center"/>
           </w:tcPr>
           <w:p>
             <w:pPr>
@@ -2713,6 +2725,7 @@
               <w:bottom w:val="single" w:sz="6" w:space="0" w:color="000000"/>
               <w:right w:val="single" w:sz="6" w:space="0" w:color="000000"/>
             </w:tcBorders>
+            <w:vAlign w:val="center"/>
           </w:tcPr>
           <w:p>
             <w:pPr>
@@ -2779,7 +2792,7 @@
               <w:bottom w:val="single" w:sz="6" w:space="0" w:color="000000"/>
               <w:right w:val="single" w:sz="6" w:space="0" w:color="000000"/>
             </w:tcBorders>
-            <w:vAlign w:val="bottom"/>
+            <w:vAlign w:val="center"/>
           </w:tcPr>
           <w:p>
             <w:pPr>
@@ -2809,6 +2822,7 @@
               <w:bottom w:val="single" w:sz="6" w:space="0" w:color="000000"/>
               <w:right w:val="single" w:sz="6" w:space="0" w:color="000000"/>
             </w:tcBorders>
+            <w:vAlign w:val="center"/>
           </w:tcPr>
           <w:p>
             <w:pPr>
@@ -2875,6 +2889,7 @@
               <w:bottom w:val="single" w:sz="6" w:space="0" w:color="000000"/>
               <w:right w:val="single" w:sz="6" w:space="0" w:color="000000"/>
             </w:tcBorders>
+            <w:vAlign w:val="center"/>
           </w:tcPr>
           <w:p>
             <w:pPr>
@@ -2941,6 +2956,7 @@
               <w:bottom w:val="single" w:sz="6" w:space="0" w:color="000000"/>
               <w:right w:val="single" w:sz="6" w:space="0" w:color="000000"/>
             </w:tcBorders>
+            <w:vAlign w:val="center"/>
           </w:tcPr>
           <w:p>
             <w:pPr>
@@ -3209,10 +3225,19 @@
               <w:rPr>
                 <w:rFonts w:ascii="Arial" w:eastAsia="Consolas" w:hAnsi="Arial" w:cs="Arial"/>
                 <w:b/>
-                <w:sz w:val="20"/>
-                <w:szCs w:val="20"/>
-              </w:rPr>
-            </w:pPr>
+                <w:sz w:val="18"/>
+                <w:szCs w:val="18"/>
+              </w:rPr>
+            </w:pPr>
+            <w:r>
+              <w:rPr>
+                <w:rFonts w:ascii="Arial" w:eastAsia="Consolas" w:hAnsi="Arial" w:cs="Arial"/>
+                <w:b/>
+                <w:sz w:val="18"/>
+                <w:szCs w:val="18"/>
+              </w:rPr>
+              <w:t>{{agente}}</w:t>
+            </w:r>
           </w:p>
           <w:p>
             <w:pPr>

--- a/media/plantillas/DC-3-Plantilla.docx
+++ b/media/plantillas/DC-3-Plantilla.docx
@@ -1,6 +1,6 @@
 
 <file path=word/document.xml><?xml version="1.0" encoding="utf-8"?>
-<w:document xmlns:wpc="http://schemas.microsoft.com/office/word/2010/wordprocessingCanvas" xmlns:cx="http://schemas.microsoft.com/office/drawing/2014/chartex" xmlns:cx1="http://schemas.microsoft.com/office/drawing/2015/9/8/chartex" xmlns:cx2="http://schemas.microsoft.com/office/drawing/2015/10/21/chartex" xmlns:cx3="http://schemas.microsoft.com/office/drawing/2016/5/9/chartex" xmlns:cx4="http://schemas.microsoft.com/office/drawing/2016/5/10/chartex" xmlns:cx5="http://schemas.microsoft.com/office/drawing/2016/5/11/chartex" xmlns:cx6="http://schemas.microsoft.com/office/drawing/2016/5/12/chartex" xmlns:cx7="http://schemas.microsoft.com/office/drawing/2016/5/13/chartex" xmlns:cx8="http://schemas.microsoft.com/office/drawing/2016/5/14/chartex" xmlns:mc="http://schemas.openxmlformats.org/markup-compatibility/2006" xmlns:aink="http://schemas.microsoft.com/office/drawing/2016/ink" xmlns:am3d="http://schemas.microsoft.com/office/drawing/2017/model3d" xmlns:o="urn:schemas-microsoft-com:office:office" xmlns:oel="http://schemas.microsoft.com/office/2019/extlst" xmlns:r="http://schemas.openxmlformats.org/officeDocument/2006/relationships" xmlns:m="http://schemas.openxmlformats.org/officeDocument/2006/math" xmlns:v="urn:schemas-microsoft-com:vml" xmlns:wp14="http://schemas.microsoft.com/office/word/2010/wordprocessingDrawing" xmlns:wp="http://schemas.openxmlformats.org/drawingml/2006/wordprocessingDrawing" xmlns:w10="urn:schemas-microsoft-com:office:word" xmlns:w="http://schemas.openxmlformats.org/wordprocessingml/2006/main" xmlns:w14="http://schemas.microsoft.com/office/word/2010/wordml" xmlns:w15="http://schemas.microsoft.com/office/word/2012/wordml" xmlns:w16cei="http://schemas.microsoft.com/office/word/2026/wordml/cei" xmlns:w16cex="http://schemas.microsoft.com/office/word/2018/wordml/cex" xmlns:w16cid="http://schemas.microsoft.com/office/word/2016/wordml/cid" xmlns:w16="http://schemas.microsoft.com/office/word/2018/wordml" xmlns:w16du="http://schemas.microsoft.com/office/word/2023/wordml/word16du" xmlns:w16sdtdh="http://schemas.microsoft.com/office/word/2020/wordml/sdtdatahash" xmlns:w16sdtfl="http://schemas.microsoft.com/office/word/2024/wordml/sdtformatlock" xmlns:w16se="http://schemas.microsoft.com/office/word/2015/wordml/symex" xmlns:wpg="http://schemas.microsoft.com/office/word/2010/wordprocessingGroup" xmlns:wpi="http://schemas.microsoft.com/office/word/2010/wordprocessingInk" xmlns:wne="http://schemas.microsoft.com/office/word/2006/wordml" xmlns:wps="http://schemas.microsoft.com/office/word/2010/wordprocessingShape" mc:Ignorable="w14 w15 w16se w16cid w16 w16cex w16sdtdh w16sdtfl w16du wp14">
+<w:document xmlns:wpc="http://schemas.microsoft.com/office/word/2010/wordprocessingCanvas" xmlns:mc="http://schemas.openxmlformats.org/markup-compatibility/2006" xmlns:o="urn:schemas-microsoft-com:office:office" xmlns:r="http://schemas.openxmlformats.org/officeDocument/2006/relationships" xmlns:m="http://schemas.openxmlformats.org/officeDocument/2006/math" xmlns:v="urn:schemas-microsoft-com:vml" xmlns:wp14="http://schemas.microsoft.com/office/word/2010/wordprocessingDrawing" xmlns:wp="http://schemas.openxmlformats.org/drawingml/2006/wordprocessingDrawing" xmlns:w10="urn:schemas-microsoft-com:office:word" xmlns:w="http://schemas.openxmlformats.org/wordprocessingml/2006/main" xmlns:w14="http://schemas.microsoft.com/office/word/2010/wordml" xmlns:w15="http://schemas.microsoft.com/office/word/2012/wordml" xmlns:wpg="http://schemas.microsoft.com/office/word/2010/wordprocessingGroup" xmlns:wpi="http://schemas.microsoft.com/office/word/2010/wordprocessingInk" xmlns:wne="http://schemas.microsoft.com/office/word/2006/wordml" xmlns:wps="http://schemas.microsoft.com/office/word/2010/wordprocessingShape" mc:Ignorable="w14 w15 wp14">
   <w:body>
     <w:p>
       <w:pPr>
@@ -205,27 +205,15 @@
                 <w:szCs w:val="20"/>
               </w:rPr>
             </w:pPr>
-            <w:proofErr w:type="gramStart"/>
-            <w:r>
-              <w:rPr>
-                <w:rFonts w:ascii="Arial" w:hAnsi="Arial" w:cs="Arial"/>
-                <w:b/>
-                <w:bCs/>
-                <w:sz w:val="18"/>
-                <w:szCs w:val="18"/>
-              </w:rPr>
-              <w:t>{{ nombre</w:t>
-            </w:r>
-            <w:proofErr w:type="gramEnd"/>
-            <w:r>
-              <w:rPr>
-                <w:rFonts w:ascii="Arial" w:hAnsi="Arial" w:cs="Arial"/>
-                <w:b/>
-                <w:bCs/>
-                <w:sz w:val="18"/>
-                <w:szCs w:val="18"/>
-              </w:rPr>
-              <w:t xml:space="preserve"> }}</w:t>
+            <w:r>
+              <w:rPr>
+                <w:rFonts w:ascii="Arial" w:hAnsi="Arial" w:cs="Arial"/>
+                <w:b/>
+                <w:bCs/>
+                <w:sz w:val="18"/>
+                <w:szCs w:val="18"/>
+              </w:rPr>
+              <w:t>{{ nombre }}</w:t>
             </w:r>
           </w:p>
         </w:tc>
@@ -336,7 +324,6 @@
               </w:rPr>
               <w:t xml:space="preserve"> </w:t>
             </w:r>
-            <w:proofErr w:type="gramStart"/>
             <w:r>
               <w:rPr>
                 <w:rFonts w:ascii="Arial" w:eastAsia="Consolas" w:hAnsi="Arial" w:cs="Arial"/>
@@ -354,17 +341,7 @@
                 <w:sz w:val="18"/>
                 <w:szCs w:val="18"/>
               </w:rPr>
-              <w:t>subarea</w:t>
-            </w:r>
-            <w:proofErr w:type="gramEnd"/>
-            <w:r>
-              <w:rPr>
-                <w:rFonts w:ascii="Arial" w:eastAsia="Consolas" w:hAnsi="Arial" w:cs="Arial"/>
-                <w:b/>
-                <w:sz w:val="18"/>
-                <w:szCs w:val="18"/>
-              </w:rPr>
-              <w:t>_laboral</w:t>
+              <w:t>subarea_laboral</w:t>
             </w:r>
             <w:proofErr w:type="spellEnd"/>
             <w:r>
@@ -978,7 +955,6 @@
                 <w:szCs w:val="2"/>
               </w:rPr>
             </w:pPr>
-            <w:proofErr w:type="gramStart"/>
             <w:r>
               <w:rPr>
                 <w:rFonts w:ascii="Arial" w:hAnsi="Arial" w:cs="Arial"/>
@@ -987,18 +963,7 @@
                 <w:sz w:val="20"/>
                 <w:szCs w:val="20"/>
               </w:rPr>
-              <w:t>{{ puesto</w:t>
-            </w:r>
-            <w:proofErr w:type="gramEnd"/>
-            <w:r>
-              <w:rPr>
-                <w:rFonts w:ascii="Arial" w:hAnsi="Arial" w:cs="Arial"/>
-                <w:b/>
-                <w:bCs/>
-                <w:sz w:val="20"/>
-                <w:szCs w:val="20"/>
-              </w:rPr>
-              <w:t xml:space="preserve"> }}</w:t>
+              <w:t>{{ puesto }}</w:t>
             </w:r>
           </w:p>
           <w:p>
@@ -1279,7 +1244,6 @@
                 <w:szCs w:val="22"/>
               </w:rPr>
             </w:pPr>
-            <w:proofErr w:type="gramStart"/>
             <w:r>
               <w:rPr>
                 <w:rFonts w:ascii="Arial" w:hAnsi="Arial" w:cs="Arial"/>
@@ -1288,18 +1252,103 @@
                 <w:sz w:val="18"/>
                 <w:szCs w:val="22"/>
               </w:rPr>
-              <w:t>{{ r</w:t>
-            </w:r>
-            <w:proofErr w:type="gramEnd"/>
-            <w:r>
-              <w:rPr>
-                <w:rFonts w:ascii="Arial" w:hAnsi="Arial" w:cs="Arial"/>
+              <w:t>{{ r0 }}</w:t>
+            </w:r>
+          </w:p>
+        </w:tc>
+        <w:tc>
+          <w:tcPr>
+            <w:tcW w:w="284" w:type="dxa"/>
+            <w:tcBorders>
+              <w:top w:val="nil"/>
+              <w:left w:val="single" w:sz="6" w:space="0" w:color="000000"/>
+              <w:bottom w:val="single" w:sz="4" w:space="0" w:color="000000"/>
+              <w:right w:val="single" w:sz="6" w:space="0" w:color="000000"/>
+            </w:tcBorders>
+          </w:tcPr>
+          <w:p>
+            <w:pPr>
+              <w:rPr>
+                <w:rFonts w:ascii="Arial" w:eastAsia="Consolas" w:hAnsi="Arial" w:cs="Arial"/>
                 <w:b/>
                 <w:bCs/>
                 <w:sz w:val="18"/>
                 <w:szCs w:val="22"/>
               </w:rPr>
-              <w:t>0 }}</w:t>
+            </w:pPr>
+            <w:r>
+              <w:rPr>
+                <w:rFonts w:ascii="Arial" w:hAnsi="Arial" w:cs="Arial"/>
+                <w:b/>
+                <w:bCs/>
+                <w:sz w:val="18"/>
+                <w:szCs w:val="22"/>
+              </w:rPr>
+              <w:t>{{ r1 }}</w:t>
+            </w:r>
+          </w:p>
+        </w:tc>
+        <w:tc>
+          <w:tcPr>
+            <w:tcW w:w="283" w:type="dxa"/>
+            <w:tcBorders>
+              <w:top w:val="nil"/>
+              <w:left w:val="single" w:sz="6" w:space="0" w:color="000000"/>
+              <w:bottom w:val="single" w:sz="4" w:space="0" w:color="000000"/>
+              <w:right w:val="single" w:sz="6" w:space="0" w:color="000000"/>
+            </w:tcBorders>
+          </w:tcPr>
+          <w:p>
+            <w:pPr>
+              <w:rPr>
+                <w:rFonts w:ascii="Arial" w:eastAsia="Consolas" w:hAnsi="Arial" w:cs="Arial"/>
+                <w:b/>
+                <w:bCs/>
+                <w:sz w:val="18"/>
+                <w:szCs w:val="22"/>
+              </w:rPr>
+            </w:pPr>
+            <w:r>
+              <w:rPr>
+                <w:rFonts w:ascii="Arial" w:hAnsi="Arial" w:cs="Arial"/>
+                <w:b/>
+                <w:bCs/>
+                <w:sz w:val="18"/>
+                <w:szCs w:val="22"/>
+              </w:rPr>
+              <w:t>{{ r2 }}</w:t>
+            </w:r>
+          </w:p>
+        </w:tc>
+        <w:tc>
+          <w:tcPr>
+            <w:tcW w:w="302" w:type="dxa"/>
+            <w:tcBorders>
+              <w:top w:val="nil"/>
+              <w:left w:val="single" w:sz="6" w:space="0" w:color="000000"/>
+              <w:bottom w:val="single" w:sz="4" w:space="0" w:color="000000"/>
+              <w:right w:val="single" w:sz="6" w:space="0" w:color="000000"/>
+            </w:tcBorders>
+          </w:tcPr>
+          <w:p>
+            <w:pPr>
+              <w:rPr>
+                <w:rFonts w:ascii="Arial" w:eastAsia="Consolas" w:hAnsi="Arial" w:cs="Arial"/>
+                <w:b/>
+                <w:bCs/>
+                <w:sz w:val="18"/>
+                <w:szCs w:val="22"/>
+              </w:rPr>
+            </w:pPr>
+            <w:r>
+              <w:rPr>
+                <w:rFonts w:ascii="Arial" w:hAnsi="Arial" w:cs="Arial"/>
+                <w:b/>
+                <w:bCs/>
+                <w:sz w:val="18"/>
+                <w:szCs w:val="22"/>
+              </w:rPr>
+              <w:t>{{ r3 }}</w:t>
             </w:r>
           </w:p>
         </w:tc>
@@ -1323,7 +1372,6 @@
                 <w:szCs w:val="22"/>
               </w:rPr>
             </w:pPr>
-            <w:proofErr w:type="gramStart"/>
             <w:r>
               <w:rPr>
                 <w:rFonts w:ascii="Arial" w:hAnsi="Arial" w:cs="Arial"/>
@@ -1332,18 +1380,71 @@
                 <w:sz w:val="18"/>
                 <w:szCs w:val="22"/>
               </w:rPr>
-              <w:t>{{ r</w:t>
-            </w:r>
-            <w:proofErr w:type="gramEnd"/>
-            <w:r>
-              <w:rPr>
-                <w:rFonts w:ascii="Arial" w:hAnsi="Arial" w:cs="Arial"/>
+              <w:t>{{ r4 }}</w:t>
+            </w:r>
+          </w:p>
+        </w:tc>
+        <w:tc>
+          <w:tcPr>
+            <w:tcW w:w="283" w:type="dxa"/>
+            <w:tcBorders>
+              <w:top w:val="nil"/>
+              <w:left w:val="single" w:sz="6" w:space="0" w:color="000000"/>
+              <w:bottom w:val="single" w:sz="4" w:space="0" w:color="000000"/>
+              <w:right w:val="single" w:sz="6" w:space="0" w:color="000000"/>
+            </w:tcBorders>
+          </w:tcPr>
+          <w:p>
+            <w:pPr>
+              <w:rPr>
+                <w:rFonts w:ascii="Arial" w:eastAsia="Consolas" w:hAnsi="Arial" w:cs="Arial"/>
                 <w:b/>
                 <w:bCs/>
                 <w:sz w:val="18"/>
                 <w:szCs w:val="22"/>
               </w:rPr>
-              <w:t>1 }}</w:t>
+            </w:pPr>
+            <w:r>
+              <w:rPr>
+                <w:rFonts w:ascii="Arial" w:hAnsi="Arial" w:cs="Arial"/>
+                <w:b/>
+                <w:bCs/>
+                <w:sz w:val="18"/>
+                <w:szCs w:val="22"/>
+              </w:rPr>
+              <w:t>{{ r5 }}</w:t>
+            </w:r>
+          </w:p>
+        </w:tc>
+        <w:tc>
+          <w:tcPr>
+            <w:tcW w:w="284" w:type="dxa"/>
+            <w:tcBorders>
+              <w:top w:val="nil"/>
+              <w:left w:val="single" w:sz="6" w:space="0" w:color="000000"/>
+              <w:bottom w:val="single" w:sz="4" w:space="0" w:color="000000"/>
+              <w:right w:val="single" w:sz="6" w:space="0" w:color="000000"/>
+            </w:tcBorders>
+          </w:tcPr>
+          <w:p>
+            <w:pPr>
+              <w:rPr>
+                <w:rFonts w:ascii="Arial" w:eastAsia="Consolas" w:hAnsi="Arial" w:cs="Arial"/>
+                <w:b/>
+                <w:bCs/>
+                <w:sz w:val="18"/>
+                <w:szCs w:val="22"/>
+              </w:rPr>
+            </w:pPr>
+            <w:r>
+              <w:rPr>
+                <w:rFonts w:ascii="Arial" w:hAnsi="Arial" w:cs="Arial"/>
+                <w:b/>
+                <w:bCs/>
+                <w:sz w:val="18"/>
+                <w:szCs w:val="22"/>
+              </w:rPr>
+              <w:t>{{ r6 }}</w:t>
             </w:r>
           </w:p>
         </w:tc>
@@ -1367,7 +1468,6 @@
                 <w:szCs w:val="22"/>
               </w:rPr>
             </w:pPr>
-            <w:proofErr w:type="gramStart"/>
             <w:r>
               <w:rPr>
                 <w:rFonts w:ascii="Arial" w:hAnsi="Arial" w:cs="Arial"/>
@@ -1376,24 +1476,45 @@
                 <w:sz w:val="18"/>
                 <w:szCs w:val="22"/>
               </w:rPr>
-              <w:t>{{ r</w:t>
-            </w:r>
-            <w:proofErr w:type="gramEnd"/>
-            <w:r>
-              <w:rPr>
-                <w:rFonts w:ascii="Arial" w:hAnsi="Arial" w:cs="Arial"/>
+              <w:t>{{ r7 }}</w:t>
+            </w:r>
+          </w:p>
+        </w:tc>
+        <w:tc>
+          <w:tcPr>
+            <w:tcW w:w="284" w:type="dxa"/>
+            <w:tcBorders>
+              <w:top w:val="nil"/>
+              <w:left w:val="single" w:sz="6" w:space="0" w:color="000000"/>
+              <w:bottom w:val="single" w:sz="4" w:space="0" w:color="000000"/>
+              <w:right w:val="single" w:sz="6" w:space="0" w:color="000000"/>
+            </w:tcBorders>
+          </w:tcPr>
+          <w:p>
+            <w:pPr>
+              <w:rPr>
+                <w:rFonts w:ascii="Arial" w:eastAsia="Consolas" w:hAnsi="Arial" w:cs="Arial"/>
                 <w:b/>
                 <w:bCs/>
                 <w:sz w:val="18"/>
                 <w:szCs w:val="22"/>
               </w:rPr>
-              <w:t>2 }}</w:t>
-            </w:r>
-          </w:p>
-        </w:tc>
-        <w:tc>
-          <w:tcPr>
-            <w:tcW w:w="302" w:type="dxa"/>
+            </w:pPr>
+            <w:r>
+              <w:rPr>
+                <w:rFonts w:ascii="Arial" w:hAnsi="Arial" w:cs="Arial"/>
+                <w:b/>
+                <w:bCs/>
+                <w:sz w:val="18"/>
+                <w:szCs w:val="22"/>
+              </w:rPr>
+              <w:t>{{ r8 }}</w:t>
+            </w:r>
+          </w:p>
+        </w:tc>
+        <w:tc>
+          <w:tcPr>
+            <w:tcW w:w="283" w:type="dxa"/>
             <w:tcBorders>
               <w:top w:val="nil"/>
               <w:left w:val="single" w:sz="6" w:space="0" w:color="000000"/>
@@ -1411,7 +1532,6 @@
                 <w:szCs w:val="22"/>
               </w:rPr>
             </w:pPr>
-            <w:proofErr w:type="gramStart"/>
             <w:r>
               <w:rPr>
                 <w:rFonts w:ascii="Arial" w:hAnsi="Arial" w:cs="Arial"/>
@@ -1420,24 +1540,45 @@
                 <w:sz w:val="18"/>
                 <w:szCs w:val="22"/>
               </w:rPr>
-              <w:t>{{ r</w:t>
-            </w:r>
-            <w:proofErr w:type="gramEnd"/>
-            <w:r>
-              <w:rPr>
-                <w:rFonts w:ascii="Arial" w:hAnsi="Arial" w:cs="Arial"/>
+              <w:t>{{ r9 }}</w:t>
+            </w:r>
+          </w:p>
+        </w:tc>
+        <w:tc>
+          <w:tcPr>
+            <w:tcW w:w="284" w:type="dxa"/>
+            <w:tcBorders>
+              <w:top w:val="nil"/>
+              <w:left w:val="single" w:sz="6" w:space="0" w:color="000000"/>
+              <w:bottom w:val="single" w:sz="4" w:space="0" w:color="000000"/>
+              <w:right w:val="single" w:sz="6" w:space="0" w:color="000000"/>
+            </w:tcBorders>
+          </w:tcPr>
+          <w:p>
+            <w:pPr>
+              <w:rPr>
+                <w:rFonts w:ascii="Arial" w:eastAsia="Consolas" w:hAnsi="Arial" w:cs="Arial"/>
                 <w:b/>
                 <w:bCs/>
                 <w:sz w:val="18"/>
                 <w:szCs w:val="22"/>
               </w:rPr>
-              <w:t>3 }}</w:t>
-            </w:r>
-          </w:p>
-        </w:tc>
-        <w:tc>
-          <w:tcPr>
-            <w:tcW w:w="284" w:type="dxa"/>
+            </w:pPr>
+            <w:r>
+              <w:rPr>
+                <w:rFonts w:ascii="Arial" w:hAnsi="Arial" w:cs="Arial"/>
+                <w:b/>
+                <w:bCs/>
+                <w:sz w:val="18"/>
+                <w:szCs w:val="22"/>
+              </w:rPr>
+              <w:t>{{ r10 }}</w:t>
+            </w:r>
+          </w:p>
+        </w:tc>
+        <w:tc>
+          <w:tcPr>
+            <w:tcW w:w="283" w:type="dxa"/>
             <w:tcBorders>
               <w:top w:val="nil"/>
               <w:left w:val="single" w:sz="6" w:space="0" w:color="000000"/>
@@ -1455,7 +1596,6 @@
                 <w:szCs w:val="22"/>
               </w:rPr>
             </w:pPr>
-            <w:proofErr w:type="gramStart"/>
             <w:r>
               <w:rPr>
                 <w:rFonts w:ascii="Arial" w:hAnsi="Arial" w:cs="Arial"/>
@@ -1464,326 +1604,7 @@
                 <w:sz w:val="18"/>
                 <w:szCs w:val="22"/>
               </w:rPr>
-              <w:t>{{ r</w:t>
-            </w:r>
-            <w:proofErr w:type="gramEnd"/>
-            <w:r>
-              <w:rPr>
-                <w:rFonts w:ascii="Arial" w:hAnsi="Arial" w:cs="Arial"/>
-                <w:b/>
-                <w:bCs/>
-                <w:sz w:val="18"/>
-                <w:szCs w:val="22"/>
-              </w:rPr>
-              <w:t>4 }}</w:t>
-            </w:r>
-          </w:p>
-        </w:tc>
-        <w:tc>
-          <w:tcPr>
-            <w:tcW w:w="283" w:type="dxa"/>
-            <w:tcBorders>
-              <w:top w:val="nil"/>
-              <w:left w:val="single" w:sz="6" w:space="0" w:color="000000"/>
-              <w:bottom w:val="single" w:sz="4" w:space="0" w:color="000000"/>
-              <w:right w:val="single" w:sz="6" w:space="0" w:color="000000"/>
-            </w:tcBorders>
-          </w:tcPr>
-          <w:p>
-            <w:pPr>
-              <w:rPr>
-                <w:rFonts w:ascii="Arial" w:eastAsia="Consolas" w:hAnsi="Arial" w:cs="Arial"/>
-                <w:b/>
-                <w:bCs/>
-                <w:sz w:val="18"/>
-                <w:szCs w:val="22"/>
-              </w:rPr>
-            </w:pPr>
-            <w:proofErr w:type="gramStart"/>
-            <w:r>
-              <w:rPr>
-                <w:rFonts w:ascii="Arial" w:hAnsi="Arial" w:cs="Arial"/>
-                <w:b/>
-                <w:bCs/>
-                <w:sz w:val="18"/>
-                <w:szCs w:val="22"/>
-              </w:rPr>
-              <w:t>{{ r</w:t>
-            </w:r>
-            <w:proofErr w:type="gramEnd"/>
-            <w:r>
-              <w:rPr>
-                <w:rFonts w:ascii="Arial" w:hAnsi="Arial" w:cs="Arial"/>
-                <w:b/>
-                <w:bCs/>
-                <w:sz w:val="18"/>
-                <w:szCs w:val="22"/>
-              </w:rPr>
-              <w:t>5 }}</w:t>
-            </w:r>
-          </w:p>
-        </w:tc>
-        <w:tc>
-          <w:tcPr>
-            <w:tcW w:w="284" w:type="dxa"/>
-            <w:tcBorders>
-              <w:top w:val="nil"/>
-              <w:left w:val="single" w:sz="6" w:space="0" w:color="000000"/>
-              <w:bottom w:val="single" w:sz="4" w:space="0" w:color="000000"/>
-              <w:right w:val="single" w:sz="6" w:space="0" w:color="000000"/>
-            </w:tcBorders>
-          </w:tcPr>
-          <w:p>
-            <w:pPr>
-              <w:rPr>
-                <w:rFonts w:ascii="Arial" w:eastAsia="Consolas" w:hAnsi="Arial" w:cs="Arial"/>
-                <w:b/>
-                <w:bCs/>
-                <w:sz w:val="18"/>
-                <w:szCs w:val="22"/>
-              </w:rPr>
-            </w:pPr>
-            <w:proofErr w:type="gramStart"/>
-            <w:r>
-              <w:rPr>
-                <w:rFonts w:ascii="Arial" w:hAnsi="Arial" w:cs="Arial"/>
-                <w:b/>
-                <w:bCs/>
-                <w:sz w:val="18"/>
-                <w:szCs w:val="22"/>
-              </w:rPr>
-              <w:t>{{ r</w:t>
-            </w:r>
-            <w:proofErr w:type="gramEnd"/>
-            <w:r>
-              <w:rPr>
-                <w:rFonts w:ascii="Arial" w:hAnsi="Arial" w:cs="Arial"/>
-                <w:b/>
-                <w:bCs/>
-                <w:sz w:val="18"/>
-                <w:szCs w:val="22"/>
-              </w:rPr>
-              <w:t>6 }}</w:t>
-            </w:r>
-          </w:p>
-        </w:tc>
-        <w:tc>
-          <w:tcPr>
-            <w:tcW w:w="283" w:type="dxa"/>
-            <w:tcBorders>
-              <w:top w:val="nil"/>
-              <w:left w:val="single" w:sz="6" w:space="0" w:color="000000"/>
-              <w:bottom w:val="single" w:sz="4" w:space="0" w:color="000000"/>
-              <w:right w:val="single" w:sz="6" w:space="0" w:color="000000"/>
-            </w:tcBorders>
-          </w:tcPr>
-          <w:p>
-            <w:pPr>
-              <w:rPr>
-                <w:rFonts w:ascii="Arial" w:eastAsia="Consolas" w:hAnsi="Arial" w:cs="Arial"/>
-                <w:b/>
-                <w:bCs/>
-                <w:sz w:val="18"/>
-                <w:szCs w:val="22"/>
-              </w:rPr>
-            </w:pPr>
-            <w:proofErr w:type="gramStart"/>
-            <w:r>
-              <w:rPr>
-                <w:rFonts w:ascii="Arial" w:hAnsi="Arial" w:cs="Arial"/>
-                <w:b/>
-                <w:bCs/>
-                <w:sz w:val="18"/>
-                <w:szCs w:val="22"/>
-              </w:rPr>
-              <w:t>{{ r</w:t>
-            </w:r>
-            <w:proofErr w:type="gramEnd"/>
-            <w:r>
-              <w:rPr>
-                <w:rFonts w:ascii="Arial" w:hAnsi="Arial" w:cs="Arial"/>
-                <w:b/>
-                <w:bCs/>
-                <w:sz w:val="18"/>
-                <w:szCs w:val="22"/>
-              </w:rPr>
-              <w:t>7 }}</w:t>
-            </w:r>
-          </w:p>
-        </w:tc>
-        <w:tc>
-          <w:tcPr>
-            <w:tcW w:w="284" w:type="dxa"/>
-            <w:tcBorders>
-              <w:top w:val="nil"/>
-              <w:left w:val="single" w:sz="6" w:space="0" w:color="000000"/>
-              <w:bottom w:val="single" w:sz="4" w:space="0" w:color="000000"/>
-              <w:right w:val="single" w:sz="6" w:space="0" w:color="000000"/>
-            </w:tcBorders>
-          </w:tcPr>
-          <w:p>
-            <w:pPr>
-              <w:rPr>
-                <w:rFonts w:ascii="Arial" w:eastAsia="Consolas" w:hAnsi="Arial" w:cs="Arial"/>
-                <w:b/>
-                <w:bCs/>
-                <w:sz w:val="18"/>
-                <w:szCs w:val="22"/>
-              </w:rPr>
-            </w:pPr>
-            <w:proofErr w:type="gramStart"/>
-            <w:r>
-              <w:rPr>
-                <w:rFonts w:ascii="Arial" w:hAnsi="Arial" w:cs="Arial"/>
-                <w:b/>
-                <w:bCs/>
-                <w:sz w:val="18"/>
-                <w:szCs w:val="22"/>
-              </w:rPr>
-              <w:t>{{ r</w:t>
-            </w:r>
-            <w:proofErr w:type="gramEnd"/>
-            <w:r>
-              <w:rPr>
-                <w:rFonts w:ascii="Arial" w:hAnsi="Arial" w:cs="Arial"/>
-                <w:b/>
-                <w:bCs/>
-                <w:sz w:val="18"/>
-                <w:szCs w:val="22"/>
-              </w:rPr>
-              <w:t>8 }}</w:t>
-            </w:r>
-          </w:p>
-        </w:tc>
-        <w:tc>
-          <w:tcPr>
-            <w:tcW w:w="283" w:type="dxa"/>
-            <w:tcBorders>
-              <w:top w:val="nil"/>
-              <w:left w:val="single" w:sz="6" w:space="0" w:color="000000"/>
-              <w:bottom w:val="single" w:sz="4" w:space="0" w:color="000000"/>
-              <w:right w:val="single" w:sz="6" w:space="0" w:color="000000"/>
-            </w:tcBorders>
-          </w:tcPr>
-          <w:p>
-            <w:pPr>
-              <w:rPr>
-                <w:rFonts w:ascii="Arial" w:eastAsia="Consolas" w:hAnsi="Arial" w:cs="Arial"/>
-                <w:b/>
-                <w:bCs/>
-                <w:sz w:val="18"/>
-                <w:szCs w:val="22"/>
-              </w:rPr>
-            </w:pPr>
-            <w:proofErr w:type="gramStart"/>
-            <w:r>
-              <w:rPr>
-                <w:rFonts w:ascii="Arial" w:hAnsi="Arial" w:cs="Arial"/>
-                <w:b/>
-                <w:bCs/>
-                <w:sz w:val="18"/>
-                <w:szCs w:val="22"/>
-              </w:rPr>
-              <w:t>{{ r</w:t>
-            </w:r>
-            <w:proofErr w:type="gramEnd"/>
-            <w:r>
-              <w:rPr>
-                <w:rFonts w:ascii="Arial" w:hAnsi="Arial" w:cs="Arial"/>
-                <w:b/>
-                <w:bCs/>
-                <w:sz w:val="18"/>
-                <w:szCs w:val="22"/>
-              </w:rPr>
-              <w:t>9 }}</w:t>
-            </w:r>
-          </w:p>
-        </w:tc>
-        <w:tc>
-          <w:tcPr>
-            <w:tcW w:w="284" w:type="dxa"/>
-            <w:tcBorders>
-              <w:top w:val="nil"/>
-              <w:left w:val="single" w:sz="6" w:space="0" w:color="000000"/>
-              <w:bottom w:val="single" w:sz="4" w:space="0" w:color="000000"/>
-              <w:right w:val="single" w:sz="6" w:space="0" w:color="000000"/>
-            </w:tcBorders>
-          </w:tcPr>
-          <w:p>
-            <w:pPr>
-              <w:rPr>
-                <w:rFonts w:ascii="Arial" w:eastAsia="Consolas" w:hAnsi="Arial" w:cs="Arial"/>
-                <w:b/>
-                <w:bCs/>
-                <w:sz w:val="18"/>
-                <w:szCs w:val="22"/>
-              </w:rPr>
-            </w:pPr>
-            <w:proofErr w:type="gramStart"/>
-            <w:r>
-              <w:rPr>
-                <w:rFonts w:ascii="Arial" w:hAnsi="Arial" w:cs="Arial"/>
-                <w:b/>
-                <w:bCs/>
-                <w:sz w:val="18"/>
-                <w:szCs w:val="22"/>
-              </w:rPr>
-              <w:t>{{ r</w:t>
-            </w:r>
-            <w:proofErr w:type="gramEnd"/>
-            <w:r>
-              <w:rPr>
-                <w:rFonts w:ascii="Arial" w:hAnsi="Arial" w:cs="Arial"/>
-                <w:b/>
-                <w:bCs/>
-                <w:sz w:val="18"/>
-                <w:szCs w:val="22"/>
-              </w:rPr>
-              <w:t>10 }}</w:t>
-            </w:r>
-          </w:p>
-        </w:tc>
-        <w:tc>
-          <w:tcPr>
-            <w:tcW w:w="283" w:type="dxa"/>
-            <w:tcBorders>
-              <w:top w:val="nil"/>
-              <w:left w:val="single" w:sz="6" w:space="0" w:color="000000"/>
-              <w:bottom w:val="single" w:sz="4" w:space="0" w:color="000000"/>
-              <w:right w:val="single" w:sz="6" w:space="0" w:color="000000"/>
-            </w:tcBorders>
-          </w:tcPr>
-          <w:p>
-            <w:pPr>
-              <w:rPr>
-                <w:rFonts w:ascii="Arial" w:eastAsia="Consolas" w:hAnsi="Arial" w:cs="Arial"/>
-                <w:b/>
-                <w:bCs/>
-                <w:sz w:val="18"/>
-                <w:szCs w:val="22"/>
-              </w:rPr>
-            </w:pPr>
-            <w:proofErr w:type="gramStart"/>
-            <w:r>
-              <w:rPr>
-                <w:rFonts w:ascii="Arial" w:hAnsi="Arial" w:cs="Arial"/>
-                <w:b/>
-                <w:bCs/>
-                <w:sz w:val="18"/>
-                <w:szCs w:val="22"/>
-              </w:rPr>
-              <w:t>{{ r</w:t>
-            </w:r>
-            <w:proofErr w:type="gramEnd"/>
-            <w:r>
-              <w:rPr>
-                <w:rFonts w:ascii="Arial" w:hAnsi="Arial" w:cs="Arial"/>
-                <w:b/>
-                <w:bCs/>
-                <w:sz w:val="18"/>
-                <w:szCs w:val="22"/>
-              </w:rPr>
-              <w:t>11 }}</w:t>
+              <w:t>{{ r11 }}</w:t>
             </w:r>
           </w:p>
         </w:tc>
@@ -1967,8 +1788,10 @@
     <w:tbl>
       <w:tblPr>
         <w:tblStyle w:val="a9"/>
+        <w:tblpPr w:leftFromText="141" w:rightFromText="141" w:vertAnchor="text" w:tblpXSpec="center" w:tblpY="1"/>
+        <w:tblOverlap w:val="never"/>
         <w:tblW w:w="11130" w:type="dxa"/>
-        <w:tblInd w:w="-567" w:type="dxa"/>
+        <w:tblInd w:w="0" w:type="dxa"/>
         <w:tblBorders>
           <w:top w:val="single" w:sz="4" w:space="0" w:color="000000"/>
           <w:left w:val="single" w:sz="4" w:space="0" w:color="000000"/>
@@ -1988,9 +1811,9 @@
         <w:gridCol w:w="840"/>
         <w:gridCol w:w="840"/>
         <w:gridCol w:w="420"/>
-        <w:gridCol w:w="1560"/>
-        <w:gridCol w:w="840"/>
-        <w:gridCol w:w="840"/>
+        <w:gridCol w:w="1174"/>
+        <w:gridCol w:w="851"/>
+        <w:gridCol w:w="1215"/>
       </w:tblGrid>
       <w:tr>
         <w:trPr>
@@ -2095,27 +1918,15 @@
                 <w:szCs w:val="20"/>
               </w:rPr>
             </w:pPr>
-            <w:proofErr w:type="gramStart"/>
-            <w:r>
-              <w:rPr>
-                <w:rFonts w:ascii="Arial" w:hAnsi="Arial" w:cs="Arial"/>
-                <w:b/>
-                <w:bCs/>
-                <w:sz w:val="18"/>
-                <w:szCs w:val="18"/>
-              </w:rPr>
-              <w:t>{{ curso</w:t>
-            </w:r>
-            <w:proofErr w:type="gramEnd"/>
-            <w:r>
-              <w:rPr>
-                <w:rFonts w:ascii="Arial" w:hAnsi="Arial" w:cs="Arial"/>
-                <w:b/>
-                <w:bCs/>
-                <w:sz w:val="18"/>
-                <w:szCs w:val="18"/>
-              </w:rPr>
-              <w:t xml:space="preserve"> }}</w:t>
+            <w:r>
+              <w:rPr>
+                <w:rFonts w:ascii="Arial" w:hAnsi="Arial" w:cs="Arial"/>
+                <w:b/>
+                <w:bCs/>
+                <w:sz w:val="18"/>
+                <w:szCs w:val="18"/>
+              </w:rPr>
+              <w:t>{{ curso }}</w:t>
             </w:r>
           </w:p>
         </w:tc>
@@ -2133,7 +1944,6 @@
               <w:left w:val="single" w:sz="6" w:space="0" w:color="000000"/>
               <w:right w:val="single" w:sz="6" w:space="0" w:color="000000"/>
             </w:tcBorders>
-            <w:vAlign w:val="center"/>
           </w:tcPr>
           <w:p>
             <w:pPr>
@@ -2398,7 +2208,7 @@
         </w:tc>
         <w:tc>
           <w:tcPr>
-            <w:tcW w:w="1560" w:type="dxa"/>
+            <w:tcW w:w="1174" w:type="dxa"/>
             <w:tcBorders>
               <w:top w:val="single" w:sz="6" w:space="0" w:color="000000"/>
               <w:left w:val="single" w:sz="6" w:space="0" w:color="000000"/>
@@ -2428,7 +2238,7 @@
         </w:tc>
         <w:tc>
           <w:tcPr>
-            <w:tcW w:w="840" w:type="dxa"/>
+            <w:tcW w:w="851" w:type="dxa"/>
             <w:tcBorders>
               <w:top w:val="single" w:sz="6" w:space="0" w:color="000000"/>
               <w:left w:val="single" w:sz="6" w:space="0" w:color="000000"/>
@@ -2458,7 +2268,7 @@
         </w:tc>
         <w:tc>
           <w:tcPr>
-            <w:tcW w:w="840" w:type="dxa"/>
+            <w:tcW w:w="1215" w:type="dxa"/>
             <w:tcBorders>
               <w:top w:val="single" w:sz="6" w:space="0" w:color="000000"/>
               <w:left w:val="single" w:sz="6" w:space="0" w:color="000000"/>
@@ -2603,7 +2413,6 @@
                 <w:szCs w:val="16"/>
               </w:rPr>
             </w:pPr>
-            <w:proofErr w:type="gramStart"/>
             <w:r>
               <w:rPr>
                 <w:rFonts w:ascii="Arial" w:hAnsi="Arial" w:cs="Arial"/>
@@ -2623,18 +2432,7 @@
                 <w:sz w:val="16"/>
                 <w:szCs w:val="16"/>
               </w:rPr>
-              <w:t>ano</w:t>
-            </w:r>
-            <w:proofErr w:type="gramEnd"/>
-            <w:r>
-              <w:rPr>
-                <w:rFonts w:ascii="Arial" w:hAnsi="Arial" w:cs="Arial"/>
-                <w:b/>
-                <w:bCs/>
-                <w:sz w:val="16"/>
-                <w:szCs w:val="16"/>
-              </w:rPr>
-              <w:t>_inicio</w:t>
+              <w:t>ano_inicio</w:t>
             </w:r>
             <w:proofErr w:type="spellEnd"/>
             <w:r>
@@ -2670,7 +2468,6 @@
                 <w:szCs w:val="16"/>
               </w:rPr>
             </w:pPr>
-            <w:proofErr w:type="gramStart"/>
             <w:r>
               <w:rPr>
                 <w:rFonts w:ascii="Arial" w:hAnsi="Arial" w:cs="Arial"/>
@@ -2690,18 +2487,7 @@
                 <w:sz w:val="16"/>
                 <w:szCs w:val="16"/>
               </w:rPr>
-              <w:t>mes</w:t>
-            </w:r>
-            <w:proofErr w:type="gramEnd"/>
-            <w:r>
-              <w:rPr>
-                <w:rFonts w:ascii="Arial" w:hAnsi="Arial" w:cs="Arial"/>
-                <w:b/>
-                <w:bCs/>
-                <w:sz w:val="16"/>
-                <w:szCs w:val="16"/>
-              </w:rPr>
-              <w:t>_inicio</w:t>
+              <w:t>mes_inicio</w:t>
             </w:r>
             <w:proofErr w:type="spellEnd"/>
             <w:r>
@@ -2737,7 +2523,6 @@
                 <w:szCs w:val="16"/>
               </w:rPr>
             </w:pPr>
-            <w:proofErr w:type="gramStart"/>
             <w:r>
               <w:rPr>
                 <w:rFonts w:ascii="Arial" w:hAnsi="Arial" w:cs="Arial"/>
@@ -2757,18 +2542,7 @@
                 <w:sz w:val="16"/>
                 <w:szCs w:val="16"/>
               </w:rPr>
-              <w:t>dia</w:t>
-            </w:r>
-            <w:proofErr w:type="gramEnd"/>
-            <w:r>
-              <w:rPr>
-                <w:rFonts w:ascii="Arial" w:hAnsi="Arial" w:cs="Arial"/>
-                <w:b/>
-                <w:bCs/>
-                <w:sz w:val="16"/>
-                <w:szCs w:val="16"/>
-              </w:rPr>
-              <w:t>_inicio</w:t>
+              <w:t>dia_inicio</w:t>
             </w:r>
             <w:proofErr w:type="spellEnd"/>
             <w:r>
@@ -2815,7 +2589,7 @@
         </w:tc>
         <w:tc>
           <w:tcPr>
-            <w:tcW w:w="1560" w:type="dxa"/>
+            <w:tcW w:w="1174" w:type="dxa"/>
             <w:tcBorders>
               <w:top w:val="nil"/>
               <w:left w:val="nil"/>
@@ -2834,7 +2608,6 @@
                 <w:szCs w:val="16"/>
               </w:rPr>
             </w:pPr>
-            <w:proofErr w:type="gramStart"/>
             <w:r>
               <w:rPr>
                 <w:rFonts w:ascii="Arial" w:hAnsi="Arial" w:cs="Arial"/>
@@ -2854,18 +2627,7 @@
                 <w:sz w:val="16"/>
                 <w:szCs w:val="16"/>
               </w:rPr>
-              <w:t>ano</w:t>
-            </w:r>
-            <w:proofErr w:type="gramEnd"/>
-            <w:r>
-              <w:rPr>
-                <w:rFonts w:ascii="Arial" w:hAnsi="Arial" w:cs="Arial"/>
-                <w:b/>
-                <w:bCs/>
-                <w:sz w:val="16"/>
-                <w:szCs w:val="16"/>
-              </w:rPr>
-              <w:t>_fin</w:t>
+              <w:t>ano_fin</w:t>
             </w:r>
             <w:proofErr w:type="spellEnd"/>
             <w:r>
@@ -2882,7 +2644,7 @@
         </w:tc>
         <w:tc>
           <w:tcPr>
-            <w:tcW w:w="840" w:type="dxa"/>
+            <w:tcW w:w="851" w:type="dxa"/>
             <w:tcBorders>
               <w:top w:val="nil"/>
               <w:left w:val="nil"/>
@@ -2901,7 +2663,6 @@
                 <w:szCs w:val="16"/>
               </w:rPr>
             </w:pPr>
-            <w:proofErr w:type="gramStart"/>
             <w:r>
               <w:rPr>
                 <w:rFonts w:ascii="Arial" w:hAnsi="Arial" w:cs="Arial"/>
@@ -2921,18 +2682,7 @@
                 <w:sz w:val="16"/>
                 <w:szCs w:val="16"/>
               </w:rPr>
-              <w:t>mes</w:t>
-            </w:r>
-            <w:proofErr w:type="gramEnd"/>
-            <w:r>
-              <w:rPr>
-                <w:rFonts w:ascii="Arial" w:hAnsi="Arial" w:cs="Arial"/>
-                <w:b/>
-                <w:bCs/>
-                <w:sz w:val="16"/>
-                <w:szCs w:val="16"/>
-              </w:rPr>
-              <w:t>_fin</w:t>
+              <w:t>mes_fin</w:t>
             </w:r>
             <w:proofErr w:type="spellEnd"/>
             <w:r>
@@ -2949,7 +2699,7 @@
         </w:tc>
         <w:tc>
           <w:tcPr>
-            <w:tcW w:w="840" w:type="dxa"/>
+            <w:tcW w:w="1215" w:type="dxa"/>
             <w:tcBorders>
               <w:top w:val="nil"/>
               <w:left w:val="nil"/>
@@ -2968,7 +2718,6 @@
                 <w:szCs w:val="16"/>
               </w:rPr>
             </w:pPr>
-            <w:proofErr w:type="gramStart"/>
             <w:r>
               <w:rPr>
                 <w:rFonts w:ascii="Arial" w:hAnsi="Arial" w:cs="Arial"/>
@@ -2988,29 +2737,7 @@
                 <w:sz w:val="16"/>
                 <w:szCs w:val="16"/>
               </w:rPr>
-              <w:t>dia</w:t>
-            </w:r>
-            <w:proofErr w:type="gramEnd"/>
-            <w:r>
-              <w:rPr>
-                <w:rFonts w:ascii="Arial" w:hAnsi="Arial" w:cs="Arial"/>
-                <w:b/>
-                <w:bCs/>
-                <w:sz w:val="16"/>
-                <w:szCs w:val="16"/>
-              </w:rPr>
-              <w:t>_</w:t>
-            </w:r>
-            <w:proofErr w:type="gramStart"/>
-            <w:r>
-              <w:rPr>
-                <w:rFonts w:ascii="Arial" w:hAnsi="Arial" w:cs="Arial"/>
-                <w:b/>
-                <w:bCs/>
-                <w:sz w:val="16"/>
-                <w:szCs w:val="16"/>
-              </w:rPr>
-              <w:t>fin</w:t>
+              <w:t>dia_fin</w:t>
             </w:r>
             <w:proofErr w:type="spellEnd"/>
             <w:r>
@@ -3021,37 +2748,10 @@
                 <w:sz w:val="16"/>
                 <w:szCs w:val="16"/>
               </w:rPr>
-              <w:t xml:space="preserve"> }</w:t>
-            </w:r>
-            <w:proofErr w:type="gramEnd"/>
-            <w:r>
-              <w:rPr>
-                <w:rFonts w:ascii="Arial" w:hAnsi="Arial" w:cs="Arial"/>
-                <w:b/>
-                <w:bCs/>
-                <w:sz w:val="16"/>
-                <w:szCs w:val="16"/>
-              </w:rPr>
-              <w:t>}</w:t>
-            </w:r>
-          </w:p>
-          <w:p>
-            <w:pPr>
-              <w:rPr>
-                <w:rFonts w:ascii="Arial" w:eastAsia="Consolas" w:hAnsi="Arial" w:cs="Arial"/>
-                <w:sz w:val="16"/>
-                <w:szCs w:val="16"/>
-              </w:rPr>
-            </w:pPr>
-          </w:p>
-          <w:p>
-            <w:pPr>
-              <w:rPr>
-                <w:rFonts w:ascii="Arial" w:eastAsia="Consolas" w:hAnsi="Arial" w:cs="Arial"/>
-                <w:sz w:val="16"/>
-                <w:szCs w:val="16"/>
-              </w:rPr>
-            </w:pPr>
+              <w:t xml:space="preserve"> }}</w:t>
+            </w:r>
+            <w:bookmarkStart w:id="2" w:name="_GoBack"/>
+            <w:bookmarkEnd w:id="2"/>
           </w:p>
         </w:tc>
       </w:tr>
@@ -3123,7 +2823,6 @@
                 <w:szCs w:val="20"/>
               </w:rPr>
             </w:pPr>
-            <w:proofErr w:type="gramStart"/>
             <w:r>
               <w:rPr>
                 <w:rFonts w:ascii="Arial" w:hAnsi="Arial" w:cs="Arial"/>
@@ -3143,18 +2842,7 @@
                 <w:sz w:val="18"/>
                 <w:szCs w:val="22"/>
               </w:rPr>
-              <w:t>area</w:t>
-            </w:r>
-            <w:proofErr w:type="gramEnd"/>
-            <w:r>
-              <w:rPr>
-                <w:rFonts w:ascii="Arial" w:hAnsi="Arial" w:cs="Arial"/>
-                <w:b/>
-                <w:bCs/>
-                <w:sz w:val="18"/>
-                <w:szCs w:val="22"/>
-              </w:rPr>
-              <w:t>_tematica</w:t>
+              <w:t>area_tematica</w:t>
             </w:r>
             <w:proofErr w:type="spellEnd"/>
             <w:r>
@@ -4469,8 +4157,8 @@
 </file>
 
 <file path=word/numbering.xml><?xml version="1.0" encoding="utf-8"?>
-<w:numbering xmlns:wpc="http://schemas.microsoft.com/office/word/2010/wordprocessingCanvas" xmlns:cx="http://schemas.microsoft.com/office/drawing/2014/chartex" xmlns:cx1="http://schemas.microsoft.com/office/drawing/2015/9/8/chartex" xmlns:cx2="http://schemas.microsoft.com/office/drawing/2015/10/21/chartex" xmlns:cx3="http://schemas.microsoft.com/office/drawing/2016/5/9/chartex" xmlns:cx4="http://schemas.microsoft.com/office/drawing/2016/5/10/chartex" xmlns:cx5="http://schemas.microsoft.com/office/drawing/2016/5/11/chartex" xmlns:cx6="http://schemas.microsoft.com/office/drawing/2016/5/12/chartex" xmlns:cx7="http://schemas.microsoft.com/office/drawing/2016/5/13/chartex" xmlns:cx8="http://schemas.microsoft.com/office/drawing/2016/5/14/chartex" xmlns:mc="http://schemas.openxmlformats.org/markup-compatibility/2006" xmlns:aink="http://schemas.microsoft.com/office/drawing/2016/ink" xmlns:am3d="http://schemas.microsoft.com/office/drawing/2017/model3d" xmlns:o="urn:schemas-microsoft-com:office:office" xmlns:oel="http://schemas.microsoft.com/office/2019/extlst" xmlns:r="http://schemas.openxmlformats.org/officeDocument/2006/relationships" xmlns:m="http://schemas.openxmlformats.org/officeDocument/2006/math" xmlns:v="urn:schemas-microsoft-com:vml" xmlns:wp14="http://schemas.microsoft.com/office/word/2010/wordprocessingDrawing" xmlns:wp="http://schemas.openxmlformats.org/drawingml/2006/wordprocessingDrawing" xmlns:w10="urn:schemas-microsoft-com:office:word" xmlns:w="http://schemas.openxmlformats.org/wordprocessingml/2006/main" xmlns:w14="http://schemas.microsoft.com/office/word/2010/wordml" xmlns:w15="http://schemas.microsoft.com/office/word/2012/wordml" xmlns:w16cei="http://schemas.microsoft.com/office/word/2026/wordml/cei" xmlns:w16cex="http://schemas.microsoft.com/office/word/2018/wordml/cex" xmlns:w16cid="http://schemas.microsoft.com/office/word/2016/wordml/cid" xmlns:w16="http://schemas.microsoft.com/office/word/2018/wordml" xmlns:w16du="http://schemas.microsoft.com/office/word/2023/wordml/word16du" xmlns:w16sdtdh="http://schemas.microsoft.com/office/word/2020/wordml/sdtdatahash" xmlns:w16sdtfl="http://schemas.microsoft.com/office/word/2024/wordml/sdtformatlock" xmlns:w16se="http://schemas.microsoft.com/office/word/2015/wordml/symex" xmlns:wpg="http://schemas.microsoft.com/office/word/2010/wordprocessingGroup" xmlns:wpi="http://schemas.microsoft.com/office/word/2010/wordprocessingInk" xmlns:wne="http://schemas.microsoft.com/office/word/2006/wordml" xmlns:wps="http://schemas.microsoft.com/office/word/2010/wordprocessingShape" mc:Ignorable="w14 w15 w16se w16cid w16 w16cex w16sdtdh w16sdtfl w16du wp14">
-  <w:abstractNum w:abstractNumId="0" w15:restartNumberingAfterBreak="0">
+<w:numbering xmlns:wpc="http://schemas.microsoft.com/office/word/2010/wordprocessingCanvas" xmlns:mc="http://schemas.openxmlformats.org/markup-compatibility/2006" xmlns:o="urn:schemas-microsoft-com:office:office" xmlns:r="http://schemas.openxmlformats.org/officeDocument/2006/relationships" xmlns:m="http://schemas.openxmlformats.org/officeDocument/2006/math" xmlns:v="urn:schemas-microsoft-com:vml" xmlns:wp14="http://schemas.microsoft.com/office/word/2010/wordprocessingDrawing" xmlns:wp="http://schemas.openxmlformats.org/drawingml/2006/wordprocessingDrawing" xmlns:w10="urn:schemas-microsoft-com:office:word" xmlns:w="http://schemas.openxmlformats.org/wordprocessingml/2006/main" xmlns:w14="http://schemas.microsoft.com/office/word/2010/wordml" xmlns:w15="http://schemas.microsoft.com/office/word/2012/wordml" xmlns:wpg="http://schemas.microsoft.com/office/word/2010/wordprocessingGroup" xmlns:wpi="http://schemas.microsoft.com/office/word/2010/wordprocessingInk" xmlns:wne="http://schemas.microsoft.com/office/word/2006/wordml" xmlns:wps="http://schemas.microsoft.com/office/word/2010/wordprocessingShape" mc:Ignorable="w14 w15 wp14">
+  <w:abstractNum w:abstractNumId="0">
     <w:nsid w:val="1D2C4CB5"/>
     <w:multiLevelType w:val="multilevel"/>
     <w:tmpl w:val="DF7656B2"/>
@@ -4583,14 +4271,14 @@
       </w:pPr>
     </w:lvl>
   </w:abstractNum>
-  <w:num w:numId="1" w16cid:durableId="241918619">
+  <w:num w:numId="1">
     <w:abstractNumId w:val="0"/>
   </w:num>
 </w:numbering>
 </file>
 
 <file path=word/styles.xml><?xml version="1.0" encoding="utf-8"?>
-<w:styles xmlns:mc="http://schemas.openxmlformats.org/markup-compatibility/2006" xmlns:r="http://schemas.openxmlformats.org/officeDocument/2006/relationships" xmlns:w="http://schemas.openxmlformats.org/wordprocessingml/2006/main" xmlns:w14="http://schemas.microsoft.com/office/word/2010/wordml" xmlns:w15="http://schemas.microsoft.com/office/word/2012/wordml" xmlns:w16cex="http://schemas.microsoft.com/office/word/2018/wordml/cex" xmlns:w16cid="http://schemas.microsoft.com/office/word/2016/wordml/cid" xmlns:w16="http://schemas.microsoft.com/office/word/2018/wordml" xmlns:w16du="http://schemas.microsoft.com/office/word/2023/wordml/word16du" xmlns:w16sdtdh="http://schemas.microsoft.com/office/word/2020/wordml/sdtdatahash" xmlns:w16sdtfl="http://schemas.microsoft.com/office/word/2024/wordml/sdtformatlock" xmlns:w16se="http://schemas.microsoft.com/office/word/2015/wordml/symex" mc:Ignorable="w14 w15 w16se w16cid w16 w16cex w16sdtdh w16sdtfl w16du">
+<w:styles xmlns:mc="http://schemas.openxmlformats.org/markup-compatibility/2006" xmlns:r="http://schemas.openxmlformats.org/officeDocument/2006/relationships" xmlns:w="http://schemas.openxmlformats.org/wordprocessingml/2006/main" xmlns:w14="http://schemas.microsoft.com/office/word/2010/wordml" xmlns:w15="http://schemas.microsoft.com/office/word/2012/wordml" mc:Ignorable="w14 w15">
   <w:docDefaults>
     <w:rPrDefault>
       <w:rPr>
@@ -4602,7 +4290,7 @@
     </w:rPrDefault>
     <w:pPrDefault/>
   </w:docDefaults>
-  <w:latentStyles w:defLockedState="0" w:defUIPriority="99" w:defSemiHidden="0" w:defUnhideWhenUsed="0" w:defQFormat="0" w:count="376">
+  <w:latentStyles w:defLockedState="0" w:defUIPriority="99" w:defSemiHidden="0" w:defUnhideWhenUsed="0" w:defQFormat="0" w:count="371">
     <w:lsdException w:name="Normal" w:uiPriority="0" w:qFormat="1"/>
     <w:lsdException w:name="heading 1" w:uiPriority="9" w:qFormat="1"/>
     <w:lsdException w:name="heading 2" w:semiHidden="1" w:uiPriority="9" w:unhideWhenUsed="1" w:qFormat="1"/>
@@ -4974,11 +4662,6 @@
     <w:lsdException w:name="List Table 5 Dark Accent 6" w:uiPriority="50"/>
     <w:lsdException w:name="List Table 6 Colorful Accent 6" w:uiPriority="51"/>
     <w:lsdException w:name="List Table 7 Colorful Accent 6" w:uiPriority="52"/>
-    <w:lsdException w:name="Mention" w:semiHidden="1" w:unhideWhenUsed="1"/>
-    <w:lsdException w:name="Smart Hyperlink" w:semiHidden="1" w:unhideWhenUsed="1"/>
-    <w:lsdException w:name="Hashtag" w:semiHidden="1" w:unhideWhenUsed="1"/>
-    <w:lsdException w:name="Unresolved Mention" w:semiHidden="1" w:unhideWhenUsed="1"/>
-    <w:lsdException w:name="Smart Link" w:semiHidden="1" w:unhideWhenUsed="1"/>
   </w:latentStyles>
   <w:style w:type="paragraph" w:default="1" w:styleId="Normal">
     <w:name w:val="Normal"/>
@@ -5125,7 +4808,7 @@
       </w:tblCellMar>
     </w:tblPr>
   </w:style>
-  <w:style w:type="paragraph" w:styleId="Ttulo">
+  <w:style w:type="paragraph" w:styleId="Puesto">
     <w:name w:val="Title"/>
     <w:basedOn w:val="Normal"/>
     <w:next w:val="Normal"/>
@@ -5290,7 +4973,9 @@
       <w:tblStyleRowBandSize w:val="1"/>
       <w:tblStyleColBandSize w:val="1"/>
       <w:tblCellMar>
+        <w:top w:w="0" w:type="dxa"/>
         <w:left w:w="115" w:type="dxa"/>
+        <w:bottom w:w="0" w:type="dxa"/>
         <w:right w:w="115" w:type="dxa"/>
       </w:tblCellMar>
     </w:tblPr>
@@ -5301,7 +4986,9 @@
       <w:tblStyleRowBandSize w:val="1"/>
       <w:tblStyleColBandSize w:val="1"/>
       <w:tblCellMar>
+        <w:top w:w="0" w:type="dxa"/>
         <w:left w:w="70" w:type="dxa"/>
+        <w:bottom w:w="0" w:type="dxa"/>
         <w:right w:w="70" w:type="dxa"/>
       </w:tblCellMar>
     </w:tblPr>
@@ -5312,7 +4999,9 @@
       <w:tblStyleRowBandSize w:val="1"/>
       <w:tblStyleColBandSize w:val="1"/>
       <w:tblCellMar>
+        <w:top w:w="0" w:type="dxa"/>
         <w:left w:w="70" w:type="dxa"/>
+        <w:bottom w:w="0" w:type="dxa"/>
         <w:right w:w="70" w:type="dxa"/>
       </w:tblCellMar>
     </w:tblPr>
@@ -5323,7 +5012,9 @@
       <w:tblStyleRowBandSize w:val="1"/>
       <w:tblStyleColBandSize w:val="1"/>
       <w:tblCellMar>
+        <w:top w:w="0" w:type="dxa"/>
         <w:left w:w="70" w:type="dxa"/>
+        <w:bottom w:w="0" w:type="dxa"/>
         <w:right w:w="70" w:type="dxa"/>
       </w:tblCellMar>
     </w:tblPr>
@@ -5334,7 +5025,9 @@
       <w:tblStyleRowBandSize w:val="1"/>
       <w:tblStyleColBandSize w:val="1"/>
       <w:tblCellMar>
+        <w:top w:w="0" w:type="dxa"/>
         <w:left w:w="70" w:type="dxa"/>
+        <w:bottom w:w="0" w:type="dxa"/>
         <w:right w:w="70" w:type="dxa"/>
       </w:tblCellMar>
     </w:tblPr>
@@ -5345,7 +5038,9 @@
       <w:tblStyleRowBandSize w:val="1"/>
       <w:tblStyleColBandSize w:val="1"/>
       <w:tblCellMar>
+        <w:top w:w="0" w:type="dxa"/>
         <w:left w:w="115" w:type="dxa"/>
+        <w:bottom w:w="0" w:type="dxa"/>
         <w:right w:w="115" w:type="dxa"/>
       </w:tblCellMar>
     </w:tblPr>
@@ -5356,7 +5051,9 @@
       <w:tblStyleRowBandSize w:val="1"/>
       <w:tblStyleColBandSize w:val="1"/>
       <w:tblCellMar>
+        <w:top w:w="0" w:type="dxa"/>
         <w:left w:w="115" w:type="dxa"/>
+        <w:bottom w:w="0" w:type="dxa"/>
         <w:right w:w="115" w:type="dxa"/>
       </w:tblCellMar>
     </w:tblPr>
@@ -5367,7 +5064,9 @@
       <w:tblStyleRowBandSize w:val="1"/>
       <w:tblStyleColBandSize w:val="1"/>
       <w:tblCellMar>
+        <w:top w:w="0" w:type="dxa"/>
         <w:left w:w="115" w:type="dxa"/>
+        <w:bottom w:w="0" w:type="dxa"/>
         <w:right w:w="115" w:type="dxa"/>
       </w:tblCellMar>
     </w:tblPr>
@@ -5378,7 +5077,9 @@
       <w:tblStyleRowBandSize w:val="1"/>
       <w:tblStyleColBandSize w:val="1"/>
       <w:tblCellMar>
+        <w:top w:w="0" w:type="dxa"/>
         <w:left w:w="115" w:type="dxa"/>
+        <w:bottom w:w="0" w:type="dxa"/>
         <w:right w:w="115" w:type="dxa"/>
       </w:tblCellMar>
     </w:tblPr>
@@ -5389,7 +5090,9 @@
       <w:tblStyleRowBandSize w:val="1"/>
       <w:tblStyleColBandSize w:val="1"/>
       <w:tblCellMar>
+        <w:top w:w="0" w:type="dxa"/>
         <w:left w:w="115" w:type="dxa"/>
+        <w:bottom w:w="0" w:type="dxa"/>
         <w:right w:w="115" w:type="dxa"/>
       </w:tblCellMar>
     </w:tblPr>
@@ -5400,7 +5103,9 @@
       <w:tblStyleRowBandSize w:val="1"/>
       <w:tblStyleColBandSize w:val="1"/>
       <w:tblCellMar>
+        <w:top w:w="0" w:type="dxa"/>
         <w:left w:w="115" w:type="dxa"/>
+        <w:bottom w:w="0" w:type="dxa"/>
         <w:right w:w="115" w:type="dxa"/>
       </w:tblCellMar>
     </w:tblPr>
@@ -5411,7 +5116,9 @@
       <w:tblStyleRowBandSize w:val="1"/>
       <w:tblStyleColBandSize w:val="1"/>
       <w:tblCellMar>
+        <w:top w:w="0" w:type="dxa"/>
         <w:left w:w="115" w:type="dxa"/>
+        <w:bottom w:w="0" w:type="dxa"/>
         <w:right w:w="115" w:type="dxa"/>
       </w:tblCellMar>
     </w:tblPr>
@@ -5422,7 +5129,9 @@
       <w:tblStyleRowBandSize w:val="1"/>
       <w:tblStyleColBandSize w:val="1"/>
       <w:tblCellMar>
+        <w:top w:w="0" w:type="dxa"/>
         <w:left w:w="115" w:type="dxa"/>
+        <w:bottom w:w="0" w:type="dxa"/>
         <w:right w:w="115" w:type="dxa"/>
       </w:tblCellMar>
     </w:tblPr>
@@ -5433,7 +5142,9 @@
       <w:tblStyleRowBandSize w:val="1"/>
       <w:tblStyleColBandSize w:val="1"/>
       <w:tblCellMar>
+        <w:top w:w="0" w:type="dxa"/>
         <w:left w:w="115" w:type="dxa"/>
+        <w:bottom w:w="0" w:type="dxa"/>
         <w:right w:w="115" w:type="dxa"/>
       </w:tblCellMar>
     </w:tblPr>
